--- a/preprint/Plato-Bio-Supplement.docx
+++ b/preprint/Plato-Bio-Supplement.docx
@@ -124,7 +124,7 @@
         <w:jc w:val="left"/>
         <w:tblLayout w:type="fixed"/>
         <w:tblLook w:firstColumn="1" w:firstRow="1" w:lastColumn="0" w:lastRow="0" w:noHBand="0" w:noVBand="1" w:val="04A0"/>
-        <w:tblInd w:type="dxa" w:w="120"/>
+        <w:tblInd w:type="dxa" w:w="110"/>
       </w:tblPr>
       <w:tblGrid>
         <w:gridCol w:w="3133"/>
@@ -816,7 +816,7 @@
         <w:jc w:val="left"/>
         <w:tblLayout w:type="fixed"/>
         <w:tblLook w:firstColumn="1" w:firstRow="1" w:lastColumn="0" w:lastRow="0" w:noHBand="0" w:noVBand="1" w:val="04A0"/>
-        <w:tblInd w:type="dxa" w:w="120"/>
+        <w:tblInd w:type="dxa" w:w="110"/>
       </w:tblPr>
       <w:tblGrid>
         <w:gridCol w:w="2410"/>
@@ -2010,7 +2010,7 @@
         <w:jc w:val="left"/>
         <w:tblLayout w:type="fixed"/>
         <w:tblLook w:firstColumn="1" w:firstRow="1" w:lastColumn="0" w:lastRow="0" w:noHBand="0" w:noVBand="1" w:val="04A0"/>
-        <w:tblInd w:type="dxa" w:w="120"/>
+        <w:tblInd w:type="dxa" w:w="110"/>
       </w:tblPr>
       <w:tblGrid>
         <w:gridCol w:w="3532"/>
@@ -2524,7 +2524,7 @@
                 <w:color w:val="181B1F"/>
                 <w:sz w:val="16"/>
               </w:rPr>
-              <w:t>0.80</w:t>
+              <w:t>0.89</w:t>
             </w:r>
           </w:p>
         </w:tc>
@@ -2774,7 +2774,7 @@
                 <w:color w:val="181B1F"/>
                 <w:sz w:val="16"/>
               </w:rPr>
-              <w:t>0.76</w:t>
+              <w:t>0.70</w:t>
             </w:r>
           </w:p>
         </w:tc>
@@ -3024,7 +3024,7 @@
                 <w:color w:val="181B1F"/>
                 <w:sz w:val="16"/>
               </w:rPr>
-              <w:t>1.62</w:t>
+              <w:t>1.54</w:t>
             </w:r>
           </w:p>
         </w:tc>
@@ -3099,7 +3099,7 @@
                 <w:color w:val="181B1F"/>
                 <w:sz w:val="16"/>
               </w:rPr>
-              <w:t>916</w:t>
+              <w:t>918</w:t>
             </w:r>
           </w:p>
         </w:tc>
@@ -3134,7 +3134,7 @@
                 <w:color w:val="181B1F"/>
                 <w:sz w:val="16"/>
               </w:rPr>
-              <w:t>910</w:t>
+              <w:t>912</w:t>
             </w:r>
           </w:p>
         </w:tc>
@@ -3274,7 +3274,7 @@
                 <w:color w:val="181B1F"/>
                 <w:sz w:val="16"/>
               </w:rPr>
-              <w:t>70.53</w:t>
+              <w:t>67.63</w:t>
             </w:r>
           </w:p>
         </w:tc>
@@ -3524,7 +3524,7 @@
                 <w:color w:val="181B1F"/>
                 <w:sz w:val="16"/>
               </w:rPr>
-              <w:t>1.23</w:t>
+              <w:t>1.15</w:t>
             </w:r>
           </w:p>
         </w:tc>
@@ -4771,6 +4771,7 @@
       <w:spacing w:after="80" w:line="290" w:lineRule="auto"/>
       <w:ind w:left="540" w:hanging="279"/>
       <w:contextualSpacing/>
+      <w:jc w:val="left"/>
     </w:pPr>
     <w:rPr>
       <w:rFonts w:ascii="Times New Roman" w:hAnsi="Times New Roman"/>
@@ -4816,6 +4817,7 @@
       <w:spacing w:after="80" w:line="290" w:lineRule="auto"/>
       <w:ind w:left="540" w:hanging="279"/>
       <w:contextualSpacing/>
+      <w:jc w:val="left"/>
     </w:pPr>
     <w:rPr>
       <w:rFonts w:ascii="Times New Roman" w:hAnsi="Times New Roman"/>

--- a/preprint/Plato-Bio-Supplement.docx
+++ b/preprint/Plato-Bio-Supplement.docx
@@ -35,7 +35,7 @@
           <w:color w:val="181B1F"/>
           <w:sz w:val="21"/>
         </w:rPr>
-        <w:t>A reproducibility inventory for the structural-biology case study and deterministic software validation.</w:t>
+        <w:t>A reproducibility inventory for temporal rediscovery, structural screening, and deterministic software validation.</w:t>
       </w:r>
     </w:p>
     <w:p>
@@ -65,6 +65,69 @@
           <w:sz w:val="18"/>
         </w:rPr>
         <w:t>.venv/bin/python preprint/experiments/run_globin_structure_benchmark.py</w:t>
+      </w:r>
+    </w:p>
+    <w:p>
+      <w:pPr>
+        <w:pStyle w:val="ListBullet"/>
+      </w:pPr>
+      <w:r>
+        <w:rPr>
+          <w:rFonts w:ascii="Times New Roman" w:hAnsi="Times New Roman"/>
+          <w:color w:val="181B1F"/>
+          <w:sz w:val="22"/>
+        </w:rPr>
+        <w:t xml:space="preserve"> </w:t>
+      </w:r>
+      <w:r>
+        <w:rPr>
+          <w:rFonts w:ascii="Courier New" w:hAnsi="Courier New"/>
+          <w:color w:val="181B1F"/>
+          <w:sz w:val="18"/>
+        </w:rPr>
+        <w:t>.venv/bin/python preprint/experiments/run_globin_structure_benchmark.py --panel-file preprint/experiments/diverse_structure_panel.json --output-dir preprint/results/diverse_structure_benchmark --figures-dir preprint/figures --benchmark-name diverse_structure_panel</w:t>
+      </w:r>
+    </w:p>
+    <w:p>
+      <w:pPr>
+        <w:pStyle w:val="ListBullet"/>
+      </w:pPr>
+      <w:r>
+        <w:rPr>
+          <w:rFonts w:ascii="Times New Roman" w:hAnsi="Times New Roman"/>
+          <w:color w:val="181B1F"/>
+          <w:sz w:val="22"/>
+        </w:rPr>
+        <w:t xml:space="preserve"> </w:t>
+      </w:r>
+      <w:r>
+        <w:rPr>
+          <w:rFonts w:ascii="Courier New" w:hAnsi="Courier New"/>
+          <w:color w:val="181B1F"/>
+          <w:sz w:val="18"/>
+        </w:rPr>
+        <w:t>.venv/bin/python preprint/experiments/run_temporal_novelty_benchmark.py --fixtures evals/biological_novelty/fixtures/engineering_smoke.json --output-dir preprint/results/temporal_novelty_smoke</w:t>
+      </w:r>
+    </w:p>
+    <w:p>
+      <w:pPr>
+        <w:pStyle w:val="ListBullet"/>
+      </w:pPr>
+      <w:r>
+        <w:rPr>
+          <w:rFonts w:ascii="Times New Roman" w:hAnsi="Times New Roman"/>
+          <w:color w:val="181B1F"/>
+          <w:sz w:val="22"/>
+        </w:rPr>
+        <w:t xml:space="preserve"> </w:t>
+      </w:r>
+      <w:r>
+        <w:rPr>
+          <w:rFonts w:ascii="Courier New" w:hAnsi="Courier New"/>
+          <w:color w:val="181B1F"/>
+          <w:sz w:val="18"/>
+        </w:rPr>
+        <w:t>.venv/bin/python preprint/experiments/run_temporal_novelty_benchmark.py --fixtures evals/biological_novelty/fixtures/historical_pilot.json --output-dir preprint/results/temporal_novelty_historical_pilot</w:t>
       </w:r>
     </w:p>
     <w:p>
@@ -800,6 +863,18 @@
       <w:pPr>
         <w:spacing w:before="80" w:after="80"/>
       </w:pPr>
+    </w:p>
+    <w:p>
+      <w:r>
+        <w:rPr>
+          <w:rFonts w:ascii="Times New Roman" w:hAnsi="Times New Roman"/>
+          <w:b w:val="0"/>
+          <w:i/>
+          <w:color w:val="181B1F"/>
+          <w:sz w:val="19"/>
+        </w:rPr>
+        <w:t>The diverse panel contains 29 cached PDB files. Their individual hashes, source URLs, experimental methods, and AlphaFold metadata are recorded in preprint/results/diverse_structure_benchmark/manifest.json.</w:t>
+      </w:r>
     </w:p>
     <w:p>
       <w:pPr>
@@ -2000,7 +2075,6923 @@
         <w:pStyle w:val="Heading1"/>
       </w:pPr>
       <w:r>
-        <w:t>S4. Deterministic validation results</w:t>
+        <w:t>S4. Diverse structural-screen results</w:t>
+      </w:r>
+    </w:p>
+    <w:tbl>
+      <w:tblPr>
+        <w:tblStyle w:val="TableGrid"/>
+        <w:tblW w:type="dxa" w:w="9792"/>
+        <w:jc w:val="left"/>
+        <w:tblLayout w:type="fixed"/>
+        <w:tblLook w:firstColumn="1" w:firstRow="1" w:lastColumn="0" w:lastRow="0" w:noHBand="0" w:noVBand="1" w:val="04A0"/>
+        <w:tblInd w:type="dxa" w:w="110"/>
+      </w:tblPr>
+      <w:tblGrid>
+        <w:gridCol w:w="2567"/>
+        <w:gridCol w:w="1616"/>
+        <w:gridCol w:w="665"/>
+        <w:gridCol w:w="951"/>
+        <w:gridCol w:w="951"/>
+        <w:gridCol w:w="570"/>
+        <w:gridCol w:w="856"/>
+        <w:gridCol w:w="1616"/>
+      </w:tblGrid>
+      <w:tr>
+        <w:trPr>
+          <w:trHeight w:hRule="atLeast"/>
+          <w:tblHeader w:val="true"/>
+        </w:trPr>
+        <w:tc>
+          <w:tcPr>
+            <w:tcW w:type="dxa" w:w="2567"/>
+            <w:vAlign w:val="center"/>
+            <w:shd w:fill="E8EEF5"/>
+            <w:tcBorders>
+              <w:top w:val="single" w:sz="4" w:color="B9C2CC"/>
+              <w:left w:val="single" w:sz="4" w:color="B9C2CC"/>
+              <w:bottom w:val="single" w:sz="4" w:color="B9C2CC"/>
+              <w:right w:val="single" w:sz="4" w:color="B9C2CC"/>
+              <w:insideH w:val="single" w:sz="4" w:color="B9C2CC"/>
+              <w:insideV w:val="single" w:sz="4" w:color="B9C2CC"/>
+            </w:tcBorders>
+            <w:tcMar>
+              <w:top w:w="90" w:type="dxa"/>
+              <w:bottom w:w="90" w:type="dxa"/>
+              <w:start w:w="110" w:type="dxa"/>
+              <w:end w:w="110" w:type="dxa"/>
+            </w:tcMar>
+          </w:tcPr>
+          <w:p>
+            <w:pPr>
+              <w:spacing w:before="0" w:after="0" w:line="252" w:lineRule="auto"/>
+              <w:jc w:val="left"/>
+            </w:pPr>
+            <w:r>
+              <w:rPr>
+                <w:rFonts w:ascii="Arial" w:hAnsi="Arial"/>
+                <w:b/>
+                <w:color w:val="181B1F"/>
+                <w:sz w:val="16"/>
+              </w:rPr>
+              <w:t>Target</w:t>
+            </w:r>
+          </w:p>
+        </w:tc>
+        <w:tc>
+          <w:tcPr>
+            <w:tcW w:type="dxa" w:w="1616"/>
+            <w:vAlign w:val="center"/>
+            <w:shd w:fill="E8EEF5"/>
+            <w:tcBorders>
+              <w:top w:val="single" w:sz="4" w:color="B9C2CC"/>
+              <w:left w:val="single" w:sz="4" w:color="B9C2CC"/>
+              <w:bottom w:val="single" w:sz="4" w:color="B9C2CC"/>
+              <w:right w:val="single" w:sz="4" w:color="B9C2CC"/>
+              <w:insideH w:val="single" w:sz="4" w:color="B9C2CC"/>
+              <w:insideV w:val="single" w:sz="4" w:color="B9C2CC"/>
+            </w:tcBorders>
+            <w:tcMar>
+              <w:top w:w="90" w:type="dxa"/>
+              <w:bottom w:w="90" w:type="dxa"/>
+              <w:start w:w="110" w:type="dxa"/>
+              <w:end w:w="110" w:type="dxa"/>
+            </w:tcMar>
+          </w:tcPr>
+          <w:p>
+            <w:pPr>
+              <w:spacing w:before="0" w:after="0" w:line="252" w:lineRule="auto"/>
+              <w:jc w:val="left"/>
+            </w:pPr>
+            <w:r>
+              <w:rPr>
+                <w:rFonts w:ascii="Arial" w:hAnsi="Arial"/>
+                <w:b/>
+                <w:color w:val="181B1F"/>
+                <w:sz w:val="16"/>
+              </w:rPr>
+              <w:t>Method</w:t>
+            </w:r>
+          </w:p>
+        </w:tc>
+        <w:tc>
+          <w:tcPr>
+            <w:tcW w:type="dxa" w:w="665"/>
+            <w:vAlign w:val="center"/>
+            <w:shd w:fill="E8EEF5"/>
+            <w:tcBorders>
+              <w:top w:val="single" w:sz="4" w:color="B9C2CC"/>
+              <w:left w:val="single" w:sz="4" w:color="B9C2CC"/>
+              <w:bottom w:val="single" w:sz="4" w:color="B9C2CC"/>
+              <w:right w:val="single" w:sz="4" w:color="B9C2CC"/>
+              <w:insideH w:val="single" w:sz="4" w:color="B9C2CC"/>
+              <w:insideV w:val="single" w:sz="4" w:color="B9C2CC"/>
+            </w:tcBorders>
+            <w:tcMar>
+              <w:top w:w="90" w:type="dxa"/>
+              <w:bottom w:w="90" w:type="dxa"/>
+              <w:start w:w="110" w:type="dxa"/>
+              <w:end w:w="110" w:type="dxa"/>
+            </w:tcMar>
+          </w:tcPr>
+          <w:p>
+            <w:pPr>
+              <w:spacing w:before="0" w:after="0" w:line="252" w:lineRule="auto"/>
+              <w:jc w:val="left"/>
+            </w:pPr>
+            <w:r>
+              <w:rPr>
+                <w:rFonts w:ascii="Arial" w:hAnsi="Arial"/>
+                <w:b/>
+                <w:color w:val="181B1F"/>
+                <w:sz w:val="16"/>
+              </w:rPr>
+              <w:t>Matched</w:t>
+            </w:r>
+          </w:p>
+        </w:tc>
+        <w:tc>
+          <w:tcPr>
+            <w:tcW w:type="dxa" w:w="951"/>
+            <w:vAlign w:val="center"/>
+            <w:shd w:fill="E8EEF5"/>
+            <w:tcBorders>
+              <w:top w:val="single" w:sz="4" w:color="B9C2CC"/>
+              <w:left w:val="single" w:sz="4" w:color="B9C2CC"/>
+              <w:bottom w:val="single" w:sz="4" w:color="B9C2CC"/>
+              <w:right w:val="single" w:sz="4" w:color="B9C2CC"/>
+              <w:insideH w:val="single" w:sz="4" w:color="B9C2CC"/>
+              <w:insideV w:val="single" w:sz="4" w:color="B9C2CC"/>
+            </w:tcBorders>
+            <w:tcMar>
+              <w:top w:w="90" w:type="dxa"/>
+              <w:bottom w:w="90" w:type="dxa"/>
+              <w:start w:w="110" w:type="dxa"/>
+              <w:end w:w="110" w:type="dxa"/>
+            </w:tcMar>
+          </w:tcPr>
+          <w:p>
+            <w:pPr>
+              <w:spacing w:before="0" w:after="0" w:line="252" w:lineRule="auto"/>
+              <w:jc w:val="center"/>
+            </w:pPr>
+            <w:r>
+              <w:rPr>
+                <w:rFonts w:ascii="Arial" w:hAnsi="Arial"/>
+                <w:b/>
+                <w:color w:val="181B1F"/>
+                <w:sz w:val="16"/>
+              </w:rPr>
+              <w:t>Pred. cov.</w:t>
+            </w:r>
+          </w:p>
+        </w:tc>
+        <w:tc>
+          <w:tcPr>
+            <w:tcW w:type="dxa" w:w="951"/>
+            <w:vAlign w:val="center"/>
+            <w:shd w:fill="E8EEF5"/>
+            <w:tcBorders>
+              <w:top w:val="single" w:sz="4" w:color="B9C2CC"/>
+              <w:left w:val="single" w:sz="4" w:color="B9C2CC"/>
+              <w:bottom w:val="single" w:sz="4" w:color="B9C2CC"/>
+              <w:right w:val="single" w:sz="4" w:color="B9C2CC"/>
+              <w:insideH w:val="single" w:sz="4" w:color="B9C2CC"/>
+              <w:insideV w:val="single" w:sz="4" w:color="B9C2CC"/>
+            </w:tcBorders>
+            <w:tcMar>
+              <w:top w:w="90" w:type="dxa"/>
+              <w:bottom w:w="90" w:type="dxa"/>
+              <w:start w:w="110" w:type="dxa"/>
+              <w:end w:w="110" w:type="dxa"/>
+            </w:tcMar>
+          </w:tcPr>
+          <w:p>
+            <w:pPr>
+              <w:spacing w:before="0" w:after="0" w:line="252" w:lineRule="auto"/>
+              <w:jc w:val="center"/>
+            </w:pPr>
+            <w:r>
+              <w:rPr>
+                <w:rFonts w:ascii="Arial" w:hAnsi="Arial"/>
+                <w:b/>
+                <w:color w:val="181B1F"/>
+                <w:sz w:val="16"/>
+              </w:rPr>
+              <w:t>Whole RMSD</w:t>
+            </w:r>
+          </w:p>
+        </w:tc>
+        <w:tc>
+          <w:tcPr>
+            <w:tcW w:type="dxa" w:w="570"/>
+            <w:vAlign w:val="center"/>
+            <w:shd w:fill="E8EEF5"/>
+            <w:tcBorders>
+              <w:top w:val="single" w:sz="4" w:color="B9C2CC"/>
+              <w:left w:val="single" w:sz="4" w:color="B9C2CC"/>
+              <w:bottom w:val="single" w:sz="4" w:color="B9C2CC"/>
+              <w:right w:val="single" w:sz="4" w:color="B9C2CC"/>
+              <w:insideH w:val="single" w:sz="4" w:color="B9C2CC"/>
+              <w:insideV w:val="single" w:sz="4" w:color="B9C2CC"/>
+            </w:tcBorders>
+            <w:tcMar>
+              <w:top w:w="90" w:type="dxa"/>
+              <w:bottom w:w="90" w:type="dxa"/>
+              <w:start w:w="110" w:type="dxa"/>
+              <w:end w:w="110" w:type="dxa"/>
+            </w:tcMar>
+          </w:tcPr>
+          <w:p>
+            <w:pPr>
+              <w:spacing w:before="0" w:after="0" w:line="252" w:lineRule="auto"/>
+              <w:jc w:val="center"/>
+            </w:pPr>
+            <w:r>
+              <w:rPr>
+                <w:rFonts w:ascii="Arial" w:hAnsi="Arial"/>
+                <w:b/>
+                <w:color w:val="181B1F"/>
+                <w:sz w:val="16"/>
+              </w:rPr>
+              <w:t>Core n</w:t>
+            </w:r>
+          </w:p>
+        </w:tc>
+        <w:tc>
+          <w:tcPr>
+            <w:tcW w:type="dxa" w:w="856"/>
+            <w:vAlign w:val="center"/>
+            <w:shd w:fill="E8EEF5"/>
+            <w:tcBorders>
+              <w:top w:val="single" w:sz="4" w:color="B9C2CC"/>
+              <w:left w:val="single" w:sz="4" w:color="B9C2CC"/>
+              <w:bottom w:val="single" w:sz="4" w:color="B9C2CC"/>
+              <w:right w:val="single" w:sz="4" w:color="B9C2CC"/>
+              <w:insideH w:val="single" w:sz="4" w:color="B9C2CC"/>
+              <w:insideV w:val="single" w:sz="4" w:color="B9C2CC"/>
+            </w:tcBorders>
+            <w:tcMar>
+              <w:top w:w="90" w:type="dxa"/>
+              <w:bottom w:w="90" w:type="dxa"/>
+              <w:start w:w="110" w:type="dxa"/>
+              <w:end w:w="110" w:type="dxa"/>
+            </w:tcMar>
+          </w:tcPr>
+          <w:p>
+            <w:pPr>
+              <w:spacing w:before="0" w:after="0" w:line="252" w:lineRule="auto"/>
+              <w:jc w:val="center"/>
+            </w:pPr>
+            <w:r>
+              <w:rPr>
+                <w:rFonts w:ascii="Arial" w:hAnsi="Arial"/>
+                <w:b/>
+                <w:color w:val="181B1F"/>
+                <w:sz w:val="16"/>
+              </w:rPr>
+              <w:t>Core RMSD</w:t>
+            </w:r>
+          </w:p>
+        </w:tc>
+        <w:tc>
+          <w:tcPr>
+            <w:tcW w:type="dxa" w:w="1616"/>
+            <w:vAlign w:val="center"/>
+            <w:shd w:fill="E8EEF5"/>
+            <w:tcBorders>
+              <w:top w:val="single" w:sz="4" w:color="B9C2CC"/>
+              <w:left w:val="single" w:sz="4" w:color="B9C2CC"/>
+              <w:bottom w:val="single" w:sz="4" w:color="B9C2CC"/>
+              <w:right w:val="single" w:sz="4" w:color="B9C2CC"/>
+              <w:insideH w:val="single" w:sz="4" w:color="B9C2CC"/>
+              <w:insideV w:val="single" w:sz="4" w:color="B9C2CC"/>
+            </w:tcBorders>
+            <w:tcMar>
+              <w:top w:w="90" w:type="dxa"/>
+              <w:bottom w:w="90" w:type="dxa"/>
+              <w:start w:w="110" w:type="dxa"/>
+              <w:end w:w="110" w:type="dxa"/>
+            </w:tcMar>
+          </w:tcPr>
+          <w:p>
+            <w:pPr>
+              <w:spacing w:before="0" w:after="0" w:line="252" w:lineRule="auto"/>
+              <w:jc w:val="center"/>
+            </w:pPr>
+            <w:r>
+              <w:rPr>
+                <w:rFonts w:ascii="Arial" w:hAnsi="Arial"/>
+                <w:b/>
+                <w:color w:val="181B1F"/>
+                <w:sz w:val="16"/>
+              </w:rPr>
+              <w:t>Core 95% interval</w:t>
+            </w:r>
+          </w:p>
+        </w:tc>
+      </w:tr>
+      <w:tr>
+        <w:trPr>
+          <w:trHeight w:hRule="atLeast"/>
+        </w:trPr>
+        <w:tc>
+          <w:tcPr>
+            <w:tcW w:type="dxa" w:w="2567"/>
+            <w:vAlign w:val="center"/>
+            <w:tcBorders>
+              <w:top w:val="single" w:sz="4" w:color="B9C2CC"/>
+              <w:left w:val="single" w:sz="4" w:color="B9C2CC"/>
+              <w:bottom w:val="single" w:sz="4" w:color="B9C2CC"/>
+              <w:right w:val="single" w:sz="4" w:color="B9C2CC"/>
+              <w:insideH w:val="single" w:sz="4" w:color="B9C2CC"/>
+              <w:insideV w:val="single" w:sz="4" w:color="B9C2CC"/>
+            </w:tcBorders>
+            <w:tcMar>
+              <w:top w:w="90" w:type="dxa"/>
+              <w:bottom w:w="90" w:type="dxa"/>
+              <w:start w:w="110" w:type="dxa"/>
+              <w:end w:w="110" w:type="dxa"/>
+            </w:tcMar>
+          </w:tcPr>
+          <w:p>
+            <w:pPr>
+              <w:spacing w:before="0" w:after="0" w:line="252" w:lineRule="auto"/>
+              <w:jc w:val="left"/>
+            </w:pPr>
+            <w:r>
+              <w:rPr>
+                <w:rFonts w:ascii="Arial" w:hAnsi="Arial"/>
+                <w:b w:val="0"/>
+                <w:color w:val="181B1F"/>
+                <w:sz w:val="16"/>
+              </w:rPr>
+              <w:t>hemoglobin_alpha</w:t>
+            </w:r>
+          </w:p>
+        </w:tc>
+        <w:tc>
+          <w:tcPr>
+            <w:tcW w:type="dxa" w:w="1616"/>
+            <w:vAlign w:val="center"/>
+            <w:tcBorders>
+              <w:top w:val="single" w:sz="4" w:color="B9C2CC"/>
+              <w:left w:val="single" w:sz="4" w:color="B9C2CC"/>
+              <w:bottom w:val="single" w:sz="4" w:color="B9C2CC"/>
+              <w:right w:val="single" w:sz="4" w:color="B9C2CC"/>
+              <w:insideH w:val="single" w:sz="4" w:color="B9C2CC"/>
+              <w:insideV w:val="single" w:sz="4" w:color="B9C2CC"/>
+            </w:tcBorders>
+            <w:tcMar>
+              <w:top w:w="90" w:type="dxa"/>
+              <w:bottom w:w="90" w:type="dxa"/>
+              <w:start w:w="110" w:type="dxa"/>
+              <w:end w:w="110" w:type="dxa"/>
+            </w:tcMar>
+          </w:tcPr>
+          <w:p>
+            <w:pPr>
+              <w:spacing w:before="0" w:after="0" w:line="252" w:lineRule="auto"/>
+              <w:jc w:val="left"/>
+            </w:pPr>
+            <w:r>
+              <w:rPr>
+                <w:rFonts w:ascii="Arial" w:hAnsi="Arial"/>
+                <w:b w:val="0"/>
+                <w:color w:val="181B1F"/>
+                <w:sz w:val="16"/>
+              </w:rPr>
+              <w:t>x-ray diffraction</w:t>
+            </w:r>
+          </w:p>
+        </w:tc>
+        <w:tc>
+          <w:tcPr>
+            <w:tcW w:type="dxa" w:w="665"/>
+            <w:vAlign w:val="center"/>
+            <w:tcBorders>
+              <w:top w:val="single" w:sz="4" w:color="B9C2CC"/>
+              <w:left w:val="single" w:sz="4" w:color="B9C2CC"/>
+              <w:bottom w:val="single" w:sz="4" w:color="B9C2CC"/>
+              <w:right w:val="single" w:sz="4" w:color="B9C2CC"/>
+              <w:insideH w:val="single" w:sz="4" w:color="B9C2CC"/>
+              <w:insideV w:val="single" w:sz="4" w:color="B9C2CC"/>
+            </w:tcBorders>
+            <w:tcMar>
+              <w:top w:w="90" w:type="dxa"/>
+              <w:bottom w:w="90" w:type="dxa"/>
+              <w:start w:w="110" w:type="dxa"/>
+              <w:end w:w="110" w:type="dxa"/>
+            </w:tcMar>
+          </w:tcPr>
+          <w:p>
+            <w:pPr>
+              <w:spacing w:before="0" w:after="0" w:line="252" w:lineRule="auto"/>
+              <w:jc w:val="left"/>
+            </w:pPr>
+            <w:r>
+              <w:rPr>
+                <w:rFonts w:ascii="Arial" w:hAnsi="Arial"/>
+                <w:b w:val="0"/>
+                <w:color w:val="181B1F"/>
+                <w:sz w:val="16"/>
+              </w:rPr>
+              <w:t>141</w:t>
+            </w:r>
+          </w:p>
+        </w:tc>
+        <w:tc>
+          <w:tcPr>
+            <w:tcW w:type="dxa" w:w="951"/>
+            <w:vAlign w:val="center"/>
+            <w:tcBorders>
+              <w:top w:val="single" w:sz="4" w:color="B9C2CC"/>
+              <w:left w:val="single" w:sz="4" w:color="B9C2CC"/>
+              <w:bottom w:val="single" w:sz="4" w:color="B9C2CC"/>
+              <w:right w:val="single" w:sz="4" w:color="B9C2CC"/>
+              <w:insideH w:val="single" w:sz="4" w:color="B9C2CC"/>
+              <w:insideV w:val="single" w:sz="4" w:color="B9C2CC"/>
+            </w:tcBorders>
+            <w:tcMar>
+              <w:top w:w="90" w:type="dxa"/>
+              <w:bottom w:w="90" w:type="dxa"/>
+              <w:start w:w="110" w:type="dxa"/>
+              <w:end w:w="110" w:type="dxa"/>
+            </w:tcMar>
+          </w:tcPr>
+          <w:p>
+            <w:pPr>
+              <w:spacing w:before="0" w:after="0" w:line="252" w:lineRule="auto"/>
+              <w:jc w:val="center"/>
+            </w:pPr>
+            <w:r>
+              <w:rPr>
+                <w:rFonts w:ascii="Arial" w:hAnsi="Arial"/>
+                <w:b w:val="0"/>
+                <w:color w:val="181B1F"/>
+                <w:sz w:val="16"/>
+              </w:rPr>
+              <w:t>0.993</w:t>
+            </w:r>
+          </w:p>
+        </w:tc>
+        <w:tc>
+          <w:tcPr>
+            <w:tcW w:type="dxa" w:w="951"/>
+            <w:vAlign w:val="center"/>
+            <w:tcBorders>
+              <w:top w:val="single" w:sz="4" w:color="B9C2CC"/>
+              <w:left w:val="single" w:sz="4" w:color="B9C2CC"/>
+              <w:bottom w:val="single" w:sz="4" w:color="B9C2CC"/>
+              <w:right w:val="single" w:sz="4" w:color="B9C2CC"/>
+              <w:insideH w:val="single" w:sz="4" w:color="B9C2CC"/>
+              <w:insideV w:val="single" w:sz="4" w:color="B9C2CC"/>
+            </w:tcBorders>
+            <w:tcMar>
+              <w:top w:w="90" w:type="dxa"/>
+              <w:bottom w:w="90" w:type="dxa"/>
+              <w:start w:w="110" w:type="dxa"/>
+              <w:end w:w="110" w:type="dxa"/>
+            </w:tcMar>
+          </w:tcPr>
+          <w:p>
+            <w:pPr>
+              <w:spacing w:before="0" w:after="0" w:line="252" w:lineRule="auto"/>
+              <w:jc w:val="center"/>
+            </w:pPr>
+            <w:r>
+              <w:rPr>
+                <w:rFonts w:ascii="Arial" w:hAnsi="Arial"/>
+                <w:b w:val="0"/>
+                <w:color w:val="181B1F"/>
+                <w:sz w:val="16"/>
+              </w:rPr>
+              <w:t>0.270</w:t>
+            </w:r>
+          </w:p>
+        </w:tc>
+        <w:tc>
+          <w:tcPr>
+            <w:tcW w:type="dxa" w:w="570"/>
+            <w:vAlign w:val="center"/>
+            <w:tcBorders>
+              <w:top w:val="single" w:sz="4" w:color="B9C2CC"/>
+              <w:left w:val="single" w:sz="4" w:color="B9C2CC"/>
+              <w:bottom w:val="single" w:sz="4" w:color="B9C2CC"/>
+              <w:right w:val="single" w:sz="4" w:color="B9C2CC"/>
+              <w:insideH w:val="single" w:sz="4" w:color="B9C2CC"/>
+              <w:insideV w:val="single" w:sz="4" w:color="B9C2CC"/>
+            </w:tcBorders>
+            <w:tcMar>
+              <w:top w:w="90" w:type="dxa"/>
+              <w:bottom w:w="90" w:type="dxa"/>
+              <w:start w:w="110" w:type="dxa"/>
+              <w:end w:w="110" w:type="dxa"/>
+            </w:tcMar>
+          </w:tcPr>
+          <w:p>
+            <w:pPr>
+              <w:spacing w:before="0" w:after="0" w:line="252" w:lineRule="auto"/>
+              <w:jc w:val="center"/>
+            </w:pPr>
+            <w:r>
+              <w:rPr>
+                <w:rFonts w:ascii="Arial" w:hAnsi="Arial"/>
+                <w:b w:val="0"/>
+                <w:color w:val="181B1F"/>
+                <w:sz w:val="16"/>
+              </w:rPr>
+              <w:t>141</w:t>
+            </w:r>
+          </w:p>
+        </w:tc>
+        <w:tc>
+          <w:tcPr>
+            <w:tcW w:type="dxa" w:w="856"/>
+            <w:vAlign w:val="center"/>
+            <w:tcBorders>
+              <w:top w:val="single" w:sz="4" w:color="B9C2CC"/>
+              <w:left w:val="single" w:sz="4" w:color="B9C2CC"/>
+              <w:bottom w:val="single" w:sz="4" w:color="B9C2CC"/>
+              <w:right w:val="single" w:sz="4" w:color="B9C2CC"/>
+              <w:insideH w:val="single" w:sz="4" w:color="B9C2CC"/>
+              <w:insideV w:val="single" w:sz="4" w:color="B9C2CC"/>
+            </w:tcBorders>
+            <w:tcMar>
+              <w:top w:w="90" w:type="dxa"/>
+              <w:bottom w:w="90" w:type="dxa"/>
+              <w:start w:w="110" w:type="dxa"/>
+              <w:end w:w="110" w:type="dxa"/>
+            </w:tcMar>
+          </w:tcPr>
+          <w:p>
+            <w:pPr>
+              <w:spacing w:before="0" w:after="0" w:line="252" w:lineRule="auto"/>
+              <w:jc w:val="center"/>
+            </w:pPr>
+            <w:r>
+              <w:rPr>
+                <w:rFonts w:ascii="Arial" w:hAnsi="Arial"/>
+                <w:b w:val="0"/>
+                <w:color w:val="181B1F"/>
+                <w:sz w:val="16"/>
+              </w:rPr>
+              <w:t>0.270</w:t>
+            </w:r>
+          </w:p>
+        </w:tc>
+        <w:tc>
+          <w:tcPr>
+            <w:tcW w:type="dxa" w:w="1616"/>
+            <w:vAlign w:val="center"/>
+            <w:tcBorders>
+              <w:top w:val="single" w:sz="4" w:color="B9C2CC"/>
+              <w:left w:val="single" w:sz="4" w:color="B9C2CC"/>
+              <w:bottom w:val="single" w:sz="4" w:color="B9C2CC"/>
+              <w:right w:val="single" w:sz="4" w:color="B9C2CC"/>
+              <w:insideH w:val="single" w:sz="4" w:color="B9C2CC"/>
+              <w:insideV w:val="single" w:sz="4" w:color="B9C2CC"/>
+            </w:tcBorders>
+            <w:tcMar>
+              <w:top w:w="90" w:type="dxa"/>
+              <w:bottom w:w="90" w:type="dxa"/>
+              <w:start w:w="110" w:type="dxa"/>
+              <w:end w:w="110" w:type="dxa"/>
+            </w:tcMar>
+          </w:tcPr>
+          <w:p>
+            <w:pPr>
+              <w:spacing w:before="0" w:after="0" w:line="252" w:lineRule="auto"/>
+              <w:jc w:val="center"/>
+            </w:pPr>
+            <w:r>
+              <w:rPr>
+                <w:rFonts w:ascii="Arial" w:hAnsi="Arial"/>
+                <w:b w:val="0"/>
+                <w:color w:val="181B1F"/>
+                <w:sz w:val="16"/>
+              </w:rPr>
+              <w:t>0.222–0.285</w:t>
+            </w:r>
+          </w:p>
+        </w:tc>
+      </w:tr>
+      <w:tr>
+        <w:trPr>
+          <w:trHeight w:hRule="atLeast"/>
+        </w:trPr>
+        <w:tc>
+          <w:tcPr>
+            <w:tcW w:type="dxa" w:w="2567"/>
+            <w:vAlign w:val="center"/>
+            <w:tcBorders>
+              <w:top w:val="single" w:sz="4" w:color="B9C2CC"/>
+              <w:left w:val="single" w:sz="4" w:color="B9C2CC"/>
+              <w:bottom w:val="single" w:sz="4" w:color="B9C2CC"/>
+              <w:right w:val="single" w:sz="4" w:color="B9C2CC"/>
+              <w:insideH w:val="single" w:sz="4" w:color="B9C2CC"/>
+              <w:insideV w:val="single" w:sz="4" w:color="B9C2CC"/>
+            </w:tcBorders>
+            <w:tcMar>
+              <w:top w:w="90" w:type="dxa"/>
+              <w:bottom w:w="90" w:type="dxa"/>
+              <w:start w:w="110" w:type="dxa"/>
+              <w:end w:w="110" w:type="dxa"/>
+            </w:tcMar>
+          </w:tcPr>
+          <w:p>
+            <w:pPr>
+              <w:spacing w:before="0" w:after="0" w:line="252" w:lineRule="auto"/>
+              <w:jc w:val="left"/>
+            </w:pPr>
+            <w:r>
+              <w:rPr>
+                <w:rFonts w:ascii="Arial" w:hAnsi="Arial"/>
+                <w:b w:val="0"/>
+                <w:color w:val="181B1F"/>
+                <w:sz w:val="16"/>
+              </w:rPr>
+              <w:t>hemoglobin_beta</w:t>
+            </w:r>
+          </w:p>
+        </w:tc>
+        <w:tc>
+          <w:tcPr>
+            <w:tcW w:type="dxa" w:w="1616"/>
+            <w:vAlign w:val="center"/>
+            <w:tcBorders>
+              <w:top w:val="single" w:sz="4" w:color="B9C2CC"/>
+              <w:left w:val="single" w:sz="4" w:color="B9C2CC"/>
+              <w:bottom w:val="single" w:sz="4" w:color="B9C2CC"/>
+              <w:right w:val="single" w:sz="4" w:color="B9C2CC"/>
+              <w:insideH w:val="single" w:sz="4" w:color="B9C2CC"/>
+              <w:insideV w:val="single" w:sz="4" w:color="B9C2CC"/>
+            </w:tcBorders>
+            <w:tcMar>
+              <w:top w:w="90" w:type="dxa"/>
+              <w:bottom w:w="90" w:type="dxa"/>
+              <w:start w:w="110" w:type="dxa"/>
+              <w:end w:w="110" w:type="dxa"/>
+            </w:tcMar>
+          </w:tcPr>
+          <w:p>
+            <w:pPr>
+              <w:spacing w:before="0" w:after="0" w:line="252" w:lineRule="auto"/>
+              <w:jc w:val="left"/>
+            </w:pPr>
+            <w:r>
+              <w:rPr>
+                <w:rFonts w:ascii="Arial" w:hAnsi="Arial"/>
+                <w:b w:val="0"/>
+                <w:color w:val="181B1F"/>
+                <w:sz w:val="16"/>
+              </w:rPr>
+              <w:t>x-ray diffraction</w:t>
+            </w:r>
+          </w:p>
+        </w:tc>
+        <w:tc>
+          <w:tcPr>
+            <w:tcW w:type="dxa" w:w="665"/>
+            <w:vAlign w:val="center"/>
+            <w:tcBorders>
+              <w:top w:val="single" w:sz="4" w:color="B9C2CC"/>
+              <w:left w:val="single" w:sz="4" w:color="B9C2CC"/>
+              <w:bottom w:val="single" w:sz="4" w:color="B9C2CC"/>
+              <w:right w:val="single" w:sz="4" w:color="B9C2CC"/>
+              <w:insideH w:val="single" w:sz="4" w:color="B9C2CC"/>
+              <w:insideV w:val="single" w:sz="4" w:color="B9C2CC"/>
+            </w:tcBorders>
+            <w:tcMar>
+              <w:top w:w="90" w:type="dxa"/>
+              <w:bottom w:w="90" w:type="dxa"/>
+              <w:start w:w="110" w:type="dxa"/>
+              <w:end w:w="110" w:type="dxa"/>
+            </w:tcMar>
+          </w:tcPr>
+          <w:p>
+            <w:pPr>
+              <w:spacing w:before="0" w:after="0" w:line="252" w:lineRule="auto"/>
+              <w:jc w:val="left"/>
+            </w:pPr>
+            <w:r>
+              <w:rPr>
+                <w:rFonts w:ascii="Arial" w:hAnsi="Arial"/>
+                <w:b w:val="0"/>
+                <w:color w:val="181B1F"/>
+                <w:sz w:val="16"/>
+              </w:rPr>
+              <w:t>145</w:t>
+            </w:r>
+          </w:p>
+        </w:tc>
+        <w:tc>
+          <w:tcPr>
+            <w:tcW w:type="dxa" w:w="951"/>
+            <w:vAlign w:val="center"/>
+            <w:tcBorders>
+              <w:top w:val="single" w:sz="4" w:color="B9C2CC"/>
+              <w:left w:val="single" w:sz="4" w:color="B9C2CC"/>
+              <w:bottom w:val="single" w:sz="4" w:color="B9C2CC"/>
+              <w:right w:val="single" w:sz="4" w:color="B9C2CC"/>
+              <w:insideH w:val="single" w:sz="4" w:color="B9C2CC"/>
+              <w:insideV w:val="single" w:sz="4" w:color="B9C2CC"/>
+            </w:tcBorders>
+            <w:tcMar>
+              <w:top w:w="90" w:type="dxa"/>
+              <w:bottom w:w="90" w:type="dxa"/>
+              <w:start w:w="110" w:type="dxa"/>
+              <w:end w:w="110" w:type="dxa"/>
+            </w:tcMar>
+          </w:tcPr>
+          <w:p>
+            <w:pPr>
+              <w:spacing w:before="0" w:after="0" w:line="252" w:lineRule="auto"/>
+              <w:jc w:val="center"/>
+            </w:pPr>
+            <w:r>
+              <w:rPr>
+                <w:rFonts w:ascii="Arial" w:hAnsi="Arial"/>
+                <w:b w:val="0"/>
+                <w:color w:val="181B1F"/>
+                <w:sz w:val="16"/>
+              </w:rPr>
+              <w:t>0.986</w:t>
+            </w:r>
+          </w:p>
+        </w:tc>
+        <w:tc>
+          <w:tcPr>
+            <w:tcW w:type="dxa" w:w="951"/>
+            <w:vAlign w:val="center"/>
+            <w:tcBorders>
+              <w:top w:val="single" w:sz="4" w:color="B9C2CC"/>
+              <w:left w:val="single" w:sz="4" w:color="B9C2CC"/>
+              <w:bottom w:val="single" w:sz="4" w:color="B9C2CC"/>
+              <w:right w:val="single" w:sz="4" w:color="B9C2CC"/>
+              <w:insideH w:val="single" w:sz="4" w:color="B9C2CC"/>
+              <w:insideV w:val="single" w:sz="4" w:color="B9C2CC"/>
+            </w:tcBorders>
+            <w:tcMar>
+              <w:top w:w="90" w:type="dxa"/>
+              <w:bottom w:w="90" w:type="dxa"/>
+              <w:start w:w="110" w:type="dxa"/>
+              <w:end w:w="110" w:type="dxa"/>
+            </w:tcMar>
+          </w:tcPr>
+          <w:p>
+            <w:pPr>
+              <w:spacing w:before="0" w:after="0" w:line="252" w:lineRule="auto"/>
+              <w:jc w:val="center"/>
+            </w:pPr>
+            <w:r>
+              <w:rPr>
+                <w:rFonts w:ascii="Arial" w:hAnsi="Arial"/>
+                <w:b w:val="0"/>
+                <w:color w:val="181B1F"/>
+                <w:sz w:val="16"/>
+              </w:rPr>
+              <w:t>0.520</w:t>
+            </w:r>
+          </w:p>
+        </w:tc>
+        <w:tc>
+          <w:tcPr>
+            <w:tcW w:type="dxa" w:w="570"/>
+            <w:vAlign w:val="center"/>
+            <w:tcBorders>
+              <w:top w:val="single" w:sz="4" w:color="B9C2CC"/>
+              <w:left w:val="single" w:sz="4" w:color="B9C2CC"/>
+              <w:bottom w:val="single" w:sz="4" w:color="B9C2CC"/>
+              <w:right w:val="single" w:sz="4" w:color="B9C2CC"/>
+              <w:insideH w:val="single" w:sz="4" w:color="B9C2CC"/>
+              <w:insideV w:val="single" w:sz="4" w:color="B9C2CC"/>
+            </w:tcBorders>
+            <w:tcMar>
+              <w:top w:w="90" w:type="dxa"/>
+              <w:bottom w:w="90" w:type="dxa"/>
+              <w:start w:w="110" w:type="dxa"/>
+              <w:end w:w="110" w:type="dxa"/>
+            </w:tcMar>
+          </w:tcPr>
+          <w:p>
+            <w:pPr>
+              <w:spacing w:before="0" w:after="0" w:line="252" w:lineRule="auto"/>
+              <w:jc w:val="center"/>
+            </w:pPr>
+            <w:r>
+              <w:rPr>
+                <w:rFonts w:ascii="Arial" w:hAnsi="Arial"/>
+                <w:b w:val="0"/>
+                <w:color w:val="181B1F"/>
+                <w:sz w:val="16"/>
+              </w:rPr>
+              <w:t>145</w:t>
+            </w:r>
+          </w:p>
+        </w:tc>
+        <w:tc>
+          <w:tcPr>
+            <w:tcW w:type="dxa" w:w="856"/>
+            <w:vAlign w:val="center"/>
+            <w:tcBorders>
+              <w:top w:val="single" w:sz="4" w:color="B9C2CC"/>
+              <w:left w:val="single" w:sz="4" w:color="B9C2CC"/>
+              <w:bottom w:val="single" w:sz="4" w:color="B9C2CC"/>
+              <w:right w:val="single" w:sz="4" w:color="B9C2CC"/>
+              <w:insideH w:val="single" w:sz="4" w:color="B9C2CC"/>
+              <w:insideV w:val="single" w:sz="4" w:color="B9C2CC"/>
+            </w:tcBorders>
+            <w:tcMar>
+              <w:top w:w="90" w:type="dxa"/>
+              <w:bottom w:w="90" w:type="dxa"/>
+              <w:start w:w="110" w:type="dxa"/>
+              <w:end w:w="110" w:type="dxa"/>
+            </w:tcMar>
+          </w:tcPr>
+          <w:p>
+            <w:pPr>
+              <w:spacing w:before="0" w:after="0" w:line="252" w:lineRule="auto"/>
+              <w:jc w:val="center"/>
+            </w:pPr>
+            <w:r>
+              <w:rPr>
+                <w:rFonts w:ascii="Arial" w:hAnsi="Arial"/>
+                <w:b w:val="0"/>
+                <w:color w:val="181B1F"/>
+                <w:sz w:val="16"/>
+              </w:rPr>
+              <w:t>0.520</w:t>
+            </w:r>
+          </w:p>
+        </w:tc>
+        <w:tc>
+          <w:tcPr>
+            <w:tcW w:type="dxa" w:w="1616"/>
+            <w:vAlign w:val="center"/>
+            <w:tcBorders>
+              <w:top w:val="single" w:sz="4" w:color="B9C2CC"/>
+              <w:left w:val="single" w:sz="4" w:color="B9C2CC"/>
+              <w:bottom w:val="single" w:sz="4" w:color="B9C2CC"/>
+              <w:right w:val="single" w:sz="4" w:color="B9C2CC"/>
+              <w:insideH w:val="single" w:sz="4" w:color="B9C2CC"/>
+              <w:insideV w:val="single" w:sz="4" w:color="B9C2CC"/>
+            </w:tcBorders>
+            <w:tcMar>
+              <w:top w:w="90" w:type="dxa"/>
+              <w:bottom w:w="90" w:type="dxa"/>
+              <w:start w:w="110" w:type="dxa"/>
+              <w:end w:w="110" w:type="dxa"/>
+            </w:tcMar>
+          </w:tcPr>
+          <w:p>
+            <w:pPr>
+              <w:spacing w:before="0" w:after="0" w:line="252" w:lineRule="auto"/>
+              <w:jc w:val="center"/>
+            </w:pPr>
+            <w:r>
+              <w:rPr>
+                <w:rFonts w:ascii="Arial" w:hAnsi="Arial"/>
+                <w:b w:val="0"/>
+                <w:color w:val="181B1F"/>
+                <w:sz w:val="16"/>
+              </w:rPr>
+              <w:t>0.446–0.597</w:t>
+            </w:r>
+          </w:p>
+        </w:tc>
+      </w:tr>
+      <w:tr>
+        <w:trPr>
+          <w:trHeight w:hRule="atLeast"/>
+        </w:trPr>
+        <w:tc>
+          <w:tcPr>
+            <w:tcW w:type="dxa" w:w="2567"/>
+            <w:vAlign w:val="center"/>
+            <w:tcBorders>
+              <w:top w:val="single" w:sz="4" w:color="B9C2CC"/>
+              <w:left w:val="single" w:sz="4" w:color="B9C2CC"/>
+              <w:bottom w:val="single" w:sz="4" w:color="B9C2CC"/>
+              <w:right w:val="single" w:sz="4" w:color="B9C2CC"/>
+              <w:insideH w:val="single" w:sz="4" w:color="B9C2CC"/>
+              <w:insideV w:val="single" w:sz="4" w:color="B9C2CC"/>
+            </w:tcBorders>
+            <w:tcMar>
+              <w:top w:w="90" w:type="dxa"/>
+              <w:bottom w:w="90" w:type="dxa"/>
+              <w:start w:w="110" w:type="dxa"/>
+              <w:end w:w="110" w:type="dxa"/>
+            </w:tcMar>
+          </w:tcPr>
+          <w:p>
+            <w:pPr>
+              <w:spacing w:before="0" w:after="0" w:line="252" w:lineRule="auto"/>
+              <w:jc w:val="left"/>
+            </w:pPr>
+            <w:r>
+              <w:rPr>
+                <w:rFonts w:ascii="Arial" w:hAnsi="Arial"/>
+                <w:b w:val="0"/>
+                <w:color w:val="181B1F"/>
+                <w:sz w:val="16"/>
+              </w:rPr>
+              <w:t>myoglobin</w:t>
+            </w:r>
+          </w:p>
+        </w:tc>
+        <w:tc>
+          <w:tcPr>
+            <w:tcW w:type="dxa" w:w="1616"/>
+            <w:vAlign w:val="center"/>
+            <w:tcBorders>
+              <w:top w:val="single" w:sz="4" w:color="B9C2CC"/>
+              <w:left w:val="single" w:sz="4" w:color="B9C2CC"/>
+              <w:bottom w:val="single" w:sz="4" w:color="B9C2CC"/>
+              <w:right w:val="single" w:sz="4" w:color="B9C2CC"/>
+              <w:insideH w:val="single" w:sz="4" w:color="B9C2CC"/>
+              <w:insideV w:val="single" w:sz="4" w:color="B9C2CC"/>
+            </w:tcBorders>
+            <w:tcMar>
+              <w:top w:w="90" w:type="dxa"/>
+              <w:bottom w:w="90" w:type="dxa"/>
+              <w:start w:w="110" w:type="dxa"/>
+              <w:end w:w="110" w:type="dxa"/>
+            </w:tcMar>
+          </w:tcPr>
+          <w:p>
+            <w:pPr>
+              <w:spacing w:before="0" w:after="0" w:line="252" w:lineRule="auto"/>
+              <w:jc w:val="left"/>
+            </w:pPr>
+            <w:r>
+              <w:rPr>
+                <w:rFonts w:ascii="Arial" w:hAnsi="Arial"/>
+                <w:b w:val="0"/>
+                <w:color w:val="181B1F"/>
+                <w:sz w:val="16"/>
+              </w:rPr>
+              <w:t>x-ray diffraction</w:t>
+            </w:r>
+          </w:p>
+        </w:tc>
+        <w:tc>
+          <w:tcPr>
+            <w:tcW w:type="dxa" w:w="665"/>
+            <w:vAlign w:val="center"/>
+            <w:tcBorders>
+              <w:top w:val="single" w:sz="4" w:color="B9C2CC"/>
+              <w:left w:val="single" w:sz="4" w:color="B9C2CC"/>
+              <w:bottom w:val="single" w:sz="4" w:color="B9C2CC"/>
+              <w:right w:val="single" w:sz="4" w:color="B9C2CC"/>
+              <w:insideH w:val="single" w:sz="4" w:color="B9C2CC"/>
+              <w:insideV w:val="single" w:sz="4" w:color="B9C2CC"/>
+            </w:tcBorders>
+            <w:tcMar>
+              <w:top w:w="90" w:type="dxa"/>
+              <w:bottom w:w="90" w:type="dxa"/>
+              <w:start w:w="110" w:type="dxa"/>
+              <w:end w:w="110" w:type="dxa"/>
+            </w:tcMar>
+          </w:tcPr>
+          <w:p>
+            <w:pPr>
+              <w:spacing w:before="0" w:after="0" w:line="252" w:lineRule="auto"/>
+              <w:jc w:val="left"/>
+            </w:pPr>
+            <w:r>
+              <w:rPr>
+                <w:rFonts w:ascii="Arial" w:hAnsi="Arial"/>
+                <w:b w:val="0"/>
+                <w:color w:val="181B1F"/>
+                <w:sz w:val="16"/>
+              </w:rPr>
+              <w:t>147</w:t>
+            </w:r>
+          </w:p>
+        </w:tc>
+        <w:tc>
+          <w:tcPr>
+            <w:tcW w:type="dxa" w:w="951"/>
+            <w:vAlign w:val="center"/>
+            <w:tcBorders>
+              <w:top w:val="single" w:sz="4" w:color="B9C2CC"/>
+              <w:left w:val="single" w:sz="4" w:color="B9C2CC"/>
+              <w:bottom w:val="single" w:sz="4" w:color="B9C2CC"/>
+              <w:right w:val="single" w:sz="4" w:color="B9C2CC"/>
+              <w:insideH w:val="single" w:sz="4" w:color="B9C2CC"/>
+              <w:insideV w:val="single" w:sz="4" w:color="B9C2CC"/>
+            </w:tcBorders>
+            <w:tcMar>
+              <w:top w:w="90" w:type="dxa"/>
+              <w:bottom w:w="90" w:type="dxa"/>
+              <w:start w:w="110" w:type="dxa"/>
+              <w:end w:w="110" w:type="dxa"/>
+            </w:tcMar>
+          </w:tcPr>
+          <w:p>
+            <w:pPr>
+              <w:spacing w:before="0" w:after="0" w:line="252" w:lineRule="auto"/>
+              <w:jc w:val="center"/>
+            </w:pPr>
+            <w:r>
+              <w:rPr>
+                <w:rFonts w:ascii="Arial" w:hAnsi="Arial"/>
+                <w:b w:val="0"/>
+                <w:color w:val="181B1F"/>
+                <w:sz w:val="16"/>
+              </w:rPr>
+              <w:t>0.955</w:t>
+            </w:r>
+          </w:p>
+        </w:tc>
+        <w:tc>
+          <w:tcPr>
+            <w:tcW w:type="dxa" w:w="951"/>
+            <w:vAlign w:val="center"/>
+            <w:tcBorders>
+              <w:top w:val="single" w:sz="4" w:color="B9C2CC"/>
+              <w:left w:val="single" w:sz="4" w:color="B9C2CC"/>
+              <w:bottom w:val="single" w:sz="4" w:color="B9C2CC"/>
+              <w:right w:val="single" w:sz="4" w:color="B9C2CC"/>
+              <w:insideH w:val="single" w:sz="4" w:color="B9C2CC"/>
+              <w:insideV w:val="single" w:sz="4" w:color="B9C2CC"/>
+            </w:tcBorders>
+            <w:tcMar>
+              <w:top w:w="90" w:type="dxa"/>
+              <w:bottom w:w="90" w:type="dxa"/>
+              <w:start w:w="110" w:type="dxa"/>
+              <w:end w:w="110" w:type="dxa"/>
+            </w:tcMar>
+          </w:tcPr>
+          <w:p>
+            <w:pPr>
+              <w:spacing w:before="0" w:after="0" w:line="252" w:lineRule="auto"/>
+              <w:jc w:val="center"/>
+            </w:pPr>
+            <w:r>
+              <w:rPr>
+                <w:rFonts w:ascii="Arial" w:hAnsi="Arial"/>
+                <w:b w:val="0"/>
+                <w:color w:val="181B1F"/>
+                <w:sz w:val="16"/>
+              </w:rPr>
+              <w:t>0.501</w:t>
+            </w:r>
+          </w:p>
+        </w:tc>
+        <w:tc>
+          <w:tcPr>
+            <w:tcW w:type="dxa" w:w="570"/>
+            <w:vAlign w:val="center"/>
+            <w:tcBorders>
+              <w:top w:val="single" w:sz="4" w:color="B9C2CC"/>
+              <w:left w:val="single" w:sz="4" w:color="B9C2CC"/>
+              <w:bottom w:val="single" w:sz="4" w:color="B9C2CC"/>
+              <w:right w:val="single" w:sz="4" w:color="B9C2CC"/>
+              <w:insideH w:val="single" w:sz="4" w:color="B9C2CC"/>
+              <w:insideV w:val="single" w:sz="4" w:color="B9C2CC"/>
+            </w:tcBorders>
+            <w:tcMar>
+              <w:top w:w="90" w:type="dxa"/>
+              <w:bottom w:w="90" w:type="dxa"/>
+              <w:start w:w="110" w:type="dxa"/>
+              <w:end w:w="110" w:type="dxa"/>
+            </w:tcMar>
+          </w:tcPr>
+          <w:p>
+            <w:pPr>
+              <w:spacing w:before="0" w:after="0" w:line="252" w:lineRule="auto"/>
+              <w:jc w:val="center"/>
+            </w:pPr>
+            <w:r>
+              <w:rPr>
+                <w:rFonts w:ascii="Arial" w:hAnsi="Arial"/>
+                <w:b w:val="0"/>
+                <w:color w:val="181B1F"/>
+                <w:sz w:val="16"/>
+              </w:rPr>
+              <w:t>147</w:t>
+            </w:r>
+          </w:p>
+        </w:tc>
+        <w:tc>
+          <w:tcPr>
+            <w:tcW w:type="dxa" w:w="856"/>
+            <w:vAlign w:val="center"/>
+            <w:tcBorders>
+              <w:top w:val="single" w:sz="4" w:color="B9C2CC"/>
+              <w:left w:val="single" w:sz="4" w:color="B9C2CC"/>
+              <w:bottom w:val="single" w:sz="4" w:color="B9C2CC"/>
+              <w:right w:val="single" w:sz="4" w:color="B9C2CC"/>
+              <w:insideH w:val="single" w:sz="4" w:color="B9C2CC"/>
+              <w:insideV w:val="single" w:sz="4" w:color="B9C2CC"/>
+            </w:tcBorders>
+            <w:tcMar>
+              <w:top w:w="90" w:type="dxa"/>
+              <w:bottom w:w="90" w:type="dxa"/>
+              <w:start w:w="110" w:type="dxa"/>
+              <w:end w:w="110" w:type="dxa"/>
+            </w:tcMar>
+          </w:tcPr>
+          <w:p>
+            <w:pPr>
+              <w:spacing w:before="0" w:after="0" w:line="252" w:lineRule="auto"/>
+              <w:jc w:val="center"/>
+            </w:pPr>
+            <w:r>
+              <w:rPr>
+                <w:rFonts w:ascii="Arial" w:hAnsi="Arial"/>
+                <w:b w:val="0"/>
+                <w:color w:val="181B1F"/>
+                <w:sz w:val="16"/>
+              </w:rPr>
+              <w:t>0.501</w:t>
+            </w:r>
+          </w:p>
+        </w:tc>
+        <w:tc>
+          <w:tcPr>
+            <w:tcW w:type="dxa" w:w="1616"/>
+            <w:vAlign w:val="center"/>
+            <w:tcBorders>
+              <w:top w:val="single" w:sz="4" w:color="B9C2CC"/>
+              <w:left w:val="single" w:sz="4" w:color="B9C2CC"/>
+              <w:bottom w:val="single" w:sz="4" w:color="B9C2CC"/>
+              <w:right w:val="single" w:sz="4" w:color="B9C2CC"/>
+              <w:insideH w:val="single" w:sz="4" w:color="B9C2CC"/>
+              <w:insideV w:val="single" w:sz="4" w:color="B9C2CC"/>
+            </w:tcBorders>
+            <w:tcMar>
+              <w:top w:w="90" w:type="dxa"/>
+              <w:bottom w:w="90" w:type="dxa"/>
+              <w:start w:w="110" w:type="dxa"/>
+              <w:end w:w="110" w:type="dxa"/>
+            </w:tcMar>
+          </w:tcPr>
+          <w:p>
+            <w:pPr>
+              <w:spacing w:before="0" w:after="0" w:line="252" w:lineRule="auto"/>
+              <w:jc w:val="center"/>
+            </w:pPr>
+            <w:r>
+              <w:rPr>
+                <w:rFonts w:ascii="Arial" w:hAnsi="Arial"/>
+                <w:b w:val="0"/>
+                <w:color w:val="181B1F"/>
+                <w:sz w:val="16"/>
+              </w:rPr>
+              <w:t>0.360–0.633</w:t>
+            </w:r>
+          </w:p>
+        </w:tc>
+      </w:tr>
+      <w:tr>
+        <w:trPr>
+          <w:trHeight w:hRule="atLeast"/>
+        </w:trPr>
+        <w:tc>
+          <w:tcPr>
+            <w:tcW w:type="dxa" w:w="2567"/>
+            <w:vAlign w:val="center"/>
+            <w:tcBorders>
+              <w:top w:val="single" w:sz="4" w:color="B9C2CC"/>
+              <w:left w:val="single" w:sz="4" w:color="B9C2CC"/>
+              <w:bottom w:val="single" w:sz="4" w:color="B9C2CC"/>
+              <w:right w:val="single" w:sz="4" w:color="B9C2CC"/>
+              <w:insideH w:val="single" w:sz="4" w:color="B9C2CC"/>
+              <w:insideV w:val="single" w:sz="4" w:color="B9C2CC"/>
+            </w:tcBorders>
+            <w:tcMar>
+              <w:top w:w="90" w:type="dxa"/>
+              <w:bottom w:w="90" w:type="dxa"/>
+              <w:start w:w="110" w:type="dxa"/>
+              <w:end w:w="110" w:type="dxa"/>
+            </w:tcMar>
+          </w:tcPr>
+          <w:p>
+            <w:pPr>
+              <w:spacing w:before="0" w:after="0" w:line="252" w:lineRule="auto"/>
+              <w:jc w:val="left"/>
+            </w:pPr>
+            <w:r>
+              <w:rPr>
+                <w:rFonts w:ascii="Arial" w:hAnsi="Arial"/>
+                <w:b w:val="0"/>
+                <w:color w:val="181B1F"/>
+                <w:sz w:val="16"/>
+              </w:rPr>
+              <w:t>lysozyme_c</w:t>
+            </w:r>
+          </w:p>
+        </w:tc>
+        <w:tc>
+          <w:tcPr>
+            <w:tcW w:type="dxa" w:w="1616"/>
+            <w:vAlign w:val="center"/>
+            <w:tcBorders>
+              <w:top w:val="single" w:sz="4" w:color="B9C2CC"/>
+              <w:left w:val="single" w:sz="4" w:color="B9C2CC"/>
+              <w:bottom w:val="single" w:sz="4" w:color="B9C2CC"/>
+              <w:right w:val="single" w:sz="4" w:color="B9C2CC"/>
+              <w:insideH w:val="single" w:sz="4" w:color="B9C2CC"/>
+              <w:insideV w:val="single" w:sz="4" w:color="B9C2CC"/>
+            </w:tcBorders>
+            <w:tcMar>
+              <w:top w:w="90" w:type="dxa"/>
+              <w:bottom w:w="90" w:type="dxa"/>
+              <w:start w:w="110" w:type="dxa"/>
+              <w:end w:w="110" w:type="dxa"/>
+            </w:tcMar>
+          </w:tcPr>
+          <w:p>
+            <w:pPr>
+              <w:spacing w:before="0" w:after="0" w:line="252" w:lineRule="auto"/>
+              <w:jc w:val="left"/>
+            </w:pPr>
+            <w:r>
+              <w:rPr>
+                <w:rFonts w:ascii="Arial" w:hAnsi="Arial"/>
+                <w:b w:val="0"/>
+                <w:color w:val="181B1F"/>
+                <w:sz w:val="16"/>
+              </w:rPr>
+              <w:t>x-ray diffraction</w:t>
+            </w:r>
+          </w:p>
+        </w:tc>
+        <w:tc>
+          <w:tcPr>
+            <w:tcW w:type="dxa" w:w="665"/>
+            <w:vAlign w:val="center"/>
+            <w:tcBorders>
+              <w:top w:val="single" w:sz="4" w:color="B9C2CC"/>
+              <w:left w:val="single" w:sz="4" w:color="B9C2CC"/>
+              <w:bottom w:val="single" w:sz="4" w:color="B9C2CC"/>
+              <w:right w:val="single" w:sz="4" w:color="B9C2CC"/>
+              <w:insideH w:val="single" w:sz="4" w:color="B9C2CC"/>
+              <w:insideV w:val="single" w:sz="4" w:color="B9C2CC"/>
+            </w:tcBorders>
+            <w:tcMar>
+              <w:top w:w="90" w:type="dxa"/>
+              <w:bottom w:w="90" w:type="dxa"/>
+              <w:start w:w="110" w:type="dxa"/>
+              <w:end w:w="110" w:type="dxa"/>
+            </w:tcMar>
+          </w:tcPr>
+          <w:p>
+            <w:pPr>
+              <w:spacing w:before="0" w:after="0" w:line="252" w:lineRule="auto"/>
+              <w:jc w:val="left"/>
+            </w:pPr>
+            <w:r>
+              <w:rPr>
+                <w:rFonts w:ascii="Arial" w:hAnsi="Arial"/>
+                <w:b w:val="0"/>
+                <w:color w:val="181B1F"/>
+                <w:sz w:val="16"/>
+              </w:rPr>
+              <w:t>130</w:t>
+            </w:r>
+          </w:p>
+        </w:tc>
+        <w:tc>
+          <w:tcPr>
+            <w:tcW w:type="dxa" w:w="951"/>
+            <w:vAlign w:val="center"/>
+            <w:tcBorders>
+              <w:top w:val="single" w:sz="4" w:color="B9C2CC"/>
+              <w:left w:val="single" w:sz="4" w:color="B9C2CC"/>
+              <w:bottom w:val="single" w:sz="4" w:color="B9C2CC"/>
+              <w:right w:val="single" w:sz="4" w:color="B9C2CC"/>
+              <w:insideH w:val="single" w:sz="4" w:color="B9C2CC"/>
+              <w:insideV w:val="single" w:sz="4" w:color="B9C2CC"/>
+            </w:tcBorders>
+            <w:tcMar>
+              <w:top w:w="90" w:type="dxa"/>
+              <w:bottom w:w="90" w:type="dxa"/>
+              <w:start w:w="110" w:type="dxa"/>
+              <w:end w:w="110" w:type="dxa"/>
+            </w:tcMar>
+          </w:tcPr>
+          <w:p>
+            <w:pPr>
+              <w:spacing w:before="0" w:after="0" w:line="252" w:lineRule="auto"/>
+              <w:jc w:val="center"/>
+            </w:pPr>
+            <w:r>
+              <w:rPr>
+                <w:rFonts w:ascii="Arial" w:hAnsi="Arial"/>
+                <w:b w:val="0"/>
+                <w:color w:val="181B1F"/>
+                <w:sz w:val="16"/>
+              </w:rPr>
+              <w:t>0.878</w:t>
+            </w:r>
+          </w:p>
+        </w:tc>
+        <w:tc>
+          <w:tcPr>
+            <w:tcW w:type="dxa" w:w="951"/>
+            <w:vAlign w:val="center"/>
+            <w:tcBorders>
+              <w:top w:val="single" w:sz="4" w:color="B9C2CC"/>
+              <w:left w:val="single" w:sz="4" w:color="B9C2CC"/>
+              <w:bottom w:val="single" w:sz="4" w:color="B9C2CC"/>
+              <w:right w:val="single" w:sz="4" w:color="B9C2CC"/>
+              <w:insideH w:val="single" w:sz="4" w:color="B9C2CC"/>
+              <w:insideV w:val="single" w:sz="4" w:color="B9C2CC"/>
+            </w:tcBorders>
+            <w:tcMar>
+              <w:top w:w="90" w:type="dxa"/>
+              <w:bottom w:w="90" w:type="dxa"/>
+              <w:start w:w="110" w:type="dxa"/>
+              <w:end w:w="110" w:type="dxa"/>
+            </w:tcMar>
+          </w:tcPr>
+          <w:p>
+            <w:pPr>
+              <w:spacing w:before="0" w:after="0" w:line="252" w:lineRule="auto"/>
+              <w:jc w:val="center"/>
+            </w:pPr>
+            <w:r>
+              <w:rPr>
+                <w:rFonts w:ascii="Arial" w:hAnsi="Arial"/>
+                <w:b w:val="0"/>
+                <w:color w:val="181B1F"/>
+                <w:sz w:val="16"/>
+              </w:rPr>
+              <w:t>0.420</w:t>
+            </w:r>
+          </w:p>
+        </w:tc>
+        <w:tc>
+          <w:tcPr>
+            <w:tcW w:type="dxa" w:w="570"/>
+            <w:vAlign w:val="center"/>
+            <w:tcBorders>
+              <w:top w:val="single" w:sz="4" w:color="B9C2CC"/>
+              <w:left w:val="single" w:sz="4" w:color="B9C2CC"/>
+              <w:bottom w:val="single" w:sz="4" w:color="B9C2CC"/>
+              <w:right w:val="single" w:sz="4" w:color="B9C2CC"/>
+              <w:insideH w:val="single" w:sz="4" w:color="B9C2CC"/>
+              <w:insideV w:val="single" w:sz="4" w:color="B9C2CC"/>
+            </w:tcBorders>
+            <w:tcMar>
+              <w:top w:w="90" w:type="dxa"/>
+              <w:bottom w:w="90" w:type="dxa"/>
+              <w:start w:w="110" w:type="dxa"/>
+              <w:end w:w="110" w:type="dxa"/>
+            </w:tcMar>
+          </w:tcPr>
+          <w:p>
+            <w:pPr>
+              <w:spacing w:before="0" w:after="0" w:line="252" w:lineRule="auto"/>
+              <w:jc w:val="center"/>
+            </w:pPr>
+            <w:r>
+              <w:rPr>
+                <w:rFonts w:ascii="Arial" w:hAnsi="Arial"/>
+                <w:b w:val="0"/>
+                <w:color w:val="181B1F"/>
+                <w:sz w:val="16"/>
+              </w:rPr>
+              <w:t>130</w:t>
+            </w:r>
+          </w:p>
+        </w:tc>
+        <w:tc>
+          <w:tcPr>
+            <w:tcW w:type="dxa" w:w="856"/>
+            <w:vAlign w:val="center"/>
+            <w:tcBorders>
+              <w:top w:val="single" w:sz="4" w:color="B9C2CC"/>
+              <w:left w:val="single" w:sz="4" w:color="B9C2CC"/>
+              <w:bottom w:val="single" w:sz="4" w:color="B9C2CC"/>
+              <w:right w:val="single" w:sz="4" w:color="B9C2CC"/>
+              <w:insideH w:val="single" w:sz="4" w:color="B9C2CC"/>
+              <w:insideV w:val="single" w:sz="4" w:color="B9C2CC"/>
+            </w:tcBorders>
+            <w:tcMar>
+              <w:top w:w="90" w:type="dxa"/>
+              <w:bottom w:w="90" w:type="dxa"/>
+              <w:start w:w="110" w:type="dxa"/>
+              <w:end w:w="110" w:type="dxa"/>
+            </w:tcMar>
+          </w:tcPr>
+          <w:p>
+            <w:pPr>
+              <w:spacing w:before="0" w:after="0" w:line="252" w:lineRule="auto"/>
+              <w:jc w:val="center"/>
+            </w:pPr>
+            <w:r>
+              <w:rPr>
+                <w:rFonts w:ascii="Arial" w:hAnsi="Arial"/>
+                <w:b w:val="0"/>
+                <w:color w:val="181B1F"/>
+                <w:sz w:val="16"/>
+              </w:rPr>
+              <w:t>0.420</w:t>
+            </w:r>
+          </w:p>
+        </w:tc>
+        <w:tc>
+          <w:tcPr>
+            <w:tcW w:type="dxa" w:w="1616"/>
+            <w:vAlign w:val="center"/>
+            <w:tcBorders>
+              <w:top w:val="single" w:sz="4" w:color="B9C2CC"/>
+              <w:left w:val="single" w:sz="4" w:color="B9C2CC"/>
+              <w:bottom w:val="single" w:sz="4" w:color="B9C2CC"/>
+              <w:right w:val="single" w:sz="4" w:color="B9C2CC"/>
+              <w:insideH w:val="single" w:sz="4" w:color="B9C2CC"/>
+              <w:insideV w:val="single" w:sz="4" w:color="B9C2CC"/>
+            </w:tcBorders>
+            <w:tcMar>
+              <w:top w:w="90" w:type="dxa"/>
+              <w:bottom w:w="90" w:type="dxa"/>
+              <w:start w:w="110" w:type="dxa"/>
+              <w:end w:w="110" w:type="dxa"/>
+            </w:tcMar>
+          </w:tcPr>
+          <w:p>
+            <w:pPr>
+              <w:spacing w:before="0" w:after="0" w:line="252" w:lineRule="auto"/>
+              <w:jc w:val="center"/>
+            </w:pPr>
+            <w:r>
+              <w:rPr>
+                <w:rFonts w:ascii="Arial" w:hAnsi="Arial"/>
+                <w:b w:val="0"/>
+                <w:color w:val="181B1F"/>
+                <w:sz w:val="16"/>
+              </w:rPr>
+              <w:t>0.319–0.528</w:t>
+            </w:r>
+          </w:p>
+        </w:tc>
+      </w:tr>
+      <w:tr>
+        <w:trPr>
+          <w:trHeight w:hRule="atLeast"/>
+        </w:trPr>
+        <w:tc>
+          <w:tcPr>
+            <w:tcW w:type="dxa" w:w="2567"/>
+            <w:vAlign w:val="center"/>
+            <w:tcBorders>
+              <w:top w:val="single" w:sz="4" w:color="B9C2CC"/>
+              <w:left w:val="single" w:sz="4" w:color="B9C2CC"/>
+              <w:bottom w:val="single" w:sz="4" w:color="B9C2CC"/>
+              <w:right w:val="single" w:sz="4" w:color="B9C2CC"/>
+              <w:insideH w:val="single" w:sz="4" w:color="B9C2CC"/>
+              <w:insideV w:val="single" w:sz="4" w:color="B9C2CC"/>
+            </w:tcBorders>
+            <w:tcMar>
+              <w:top w:w="90" w:type="dxa"/>
+              <w:bottom w:w="90" w:type="dxa"/>
+              <w:start w:w="110" w:type="dxa"/>
+              <w:end w:w="110" w:type="dxa"/>
+            </w:tcMar>
+          </w:tcPr>
+          <w:p>
+            <w:pPr>
+              <w:spacing w:before="0" w:after="0" w:line="252" w:lineRule="auto"/>
+              <w:jc w:val="left"/>
+            </w:pPr>
+            <w:r>
+              <w:rPr>
+                <w:rFonts w:ascii="Arial" w:hAnsi="Arial"/>
+                <w:b w:val="0"/>
+                <w:color w:val="181B1F"/>
+                <w:sz w:val="16"/>
+              </w:rPr>
+              <w:t>carbonic_anhydrase_2</w:t>
+            </w:r>
+          </w:p>
+        </w:tc>
+        <w:tc>
+          <w:tcPr>
+            <w:tcW w:type="dxa" w:w="1616"/>
+            <w:vAlign w:val="center"/>
+            <w:tcBorders>
+              <w:top w:val="single" w:sz="4" w:color="B9C2CC"/>
+              <w:left w:val="single" w:sz="4" w:color="B9C2CC"/>
+              <w:bottom w:val="single" w:sz="4" w:color="B9C2CC"/>
+              <w:right w:val="single" w:sz="4" w:color="B9C2CC"/>
+              <w:insideH w:val="single" w:sz="4" w:color="B9C2CC"/>
+              <w:insideV w:val="single" w:sz="4" w:color="B9C2CC"/>
+            </w:tcBorders>
+            <w:tcMar>
+              <w:top w:w="90" w:type="dxa"/>
+              <w:bottom w:w="90" w:type="dxa"/>
+              <w:start w:w="110" w:type="dxa"/>
+              <w:end w:w="110" w:type="dxa"/>
+            </w:tcMar>
+          </w:tcPr>
+          <w:p>
+            <w:pPr>
+              <w:spacing w:before="0" w:after="0" w:line="252" w:lineRule="auto"/>
+              <w:jc w:val="left"/>
+            </w:pPr>
+            <w:r>
+              <w:rPr>
+                <w:rFonts w:ascii="Arial" w:hAnsi="Arial"/>
+                <w:b w:val="0"/>
+                <w:color w:val="181B1F"/>
+                <w:sz w:val="16"/>
+              </w:rPr>
+              <w:t>x-ray diffraction</w:t>
+            </w:r>
+          </w:p>
+        </w:tc>
+        <w:tc>
+          <w:tcPr>
+            <w:tcW w:type="dxa" w:w="665"/>
+            <w:vAlign w:val="center"/>
+            <w:tcBorders>
+              <w:top w:val="single" w:sz="4" w:color="B9C2CC"/>
+              <w:left w:val="single" w:sz="4" w:color="B9C2CC"/>
+              <w:bottom w:val="single" w:sz="4" w:color="B9C2CC"/>
+              <w:right w:val="single" w:sz="4" w:color="B9C2CC"/>
+              <w:insideH w:val="single" w:sz="4" w:color="B9C2CC"/>
+              <w:insideV w:val="single" w:sz="4" w:color="B9C2CC"/>
+            </w:tcBorders>
+            <w:tcMar>
+              <w:top w:w="90" w:type="dxa"/>
+              <w:bottom w:w="90" w:type="dxa"/>
+              <w:start w:w="110" w:type="dxa"/>
+              <w:end w:w="110" w:type="dxa"/>
+            </w:tcMar>
+          </w:tcPr>
+          <w:p>
+            <w:pPr>
+              <w:spacing w:before="0" w:after="0" w:line="252" w:lineRule="auto"/>
+              <w:jc w:val="left"/>
+            </w:pPr>
+            <w:r>
+              <w:rPr>
+                <w:rFonts w:ascii="Arial" w:hAnsi="Arial"/>
+                <w:b w:val="0"/>
+                <w:color w:val="181B1F"/>
+                <w:sz w:val="16"/>
+              </w:rPr>
+              <w:t>257</w:t>
+            </w:r>
+          </w:p>
+        </w:tc>
+        <w:tc>
+          <w:tcPr>
+            <w:tcW w:type="dxa" w:w="951"/>
+            <w:vAlign w:val="center"/>
+            <w:tcBorders>
+              <w:top w:val="single" w:sz="4" w:color="B9C2CC"/>
+              <w:left w:val="single" w:sz="4" w:color="B9C2CC"/>
+              <w:bottom w:val="single" w:sz="4" w:color="B9C2CC"/>
+              <w:right w:val="single" w:sz="4" w:color="B9C2CC"/>
+              <w:insideH w:val="single" w:sz="4" w:color="B9C2CC"/>
+              <w:insideV w:val="single" w:sz="4" w:color="B9C2CC"/>
+            </w:tcBorders>
+            <w:tcMar>
+              <w:top w:w="90" w:type="dxa"/>
+              <w:bottom w:w="90" w:type="dxa"/>
+              <w:start w:w="110" w:type="dxa"/>
+              <w:end w:w="110" w:type="dxa"/>
+            </w:tcMar>
+          </w:tcPr>
+          <w:p>
+            <w:pPr>
+              <w:spacing w:before="0" w:after="0" w:line="252" w:lineRule="auto"/>
+              <w:jc w:val="center"/>
+            </w:pPr>
+            <w:r>
+              <w:rPr>
+                <w:rFonts w:ascii="Arial" w:hAnsi="Arial"/>
+                <w:b w:val="0"/>
+                <w:color w:val="181B1F"/>
+                <w:sz w:val="16"/>
+              </w:rPr>
+              <w:t>0.988</w:t>
+            </w:r>
+          </w:p>
+        </w:tc>
+        <w:tc>
+          <w:tcPr>
+            <w:tcW w:type="dxa" w:w="951"/>
+            <w:vAlign w:val="center"/>
+            <w:tcBorders>
+              <w:top w:val="single" w:sz="4" w:color="B9C2CC"/>
+              <w:left w:val="single" w:sz="4" w:color="B9C2CC"/>
+              <w:bottom w:val="single" w:sz="4" w:color="B9C2CC"/>
+              <w:right w:val="single" w:sz="4" w:color="B9C2CC"/>
+              <w:insideH w:val="single" w:sz="4" w:color="B9C2CC"/>
+              <w:insideV w:val="single" w:sz="4" w:color="B9C2CC"/>
+            </w:tcBorders>
+            <w:tcMar>
+              <w:top w:w="90" w:type="dxa"/>
+              <w:bottom w:w="90" w:type="dxa"/>
+              <w:start w:w="110" w:type="dxa"/>
+              <w:end w:w="110" w:type="dxa"/>
+            </w:tcMar>
+          </w:tcPr>
+          <w:p>
+            <w:pPr>
+              <w:spacing w:before="0" w:after="0" w:line="252" w:lineRule="auto"/>
+              <w:jc w:val="center"/>
+            </w:pPr>
+            <w:r>
+              <w:rPr>
+                <w:rFonts w:ascii="Arial" w:hAnsi="Arial"/>
+                <w:b w:val="0"/>
+                <w:color w:val="181B1F"/>
+                <w:sz w:val="16"/>
+              </w:rPr>
+              <w:t>0.377</w:t>
+            </w:r>
+          </w:p>
+        </w:tc>
+        <w:tc>
+          <w:tcPr>
+            <w:tcW w:type="dxa" w:w="570"/>
+            <w:vAlign w:val="center"/>
+            <w:tcBorders>
+              <w:top w:val="single" w:sz="4" w:color="B9C2CC"/>
+              <w:left w:val="single" w:sz="4" w:color="B9C2CC"/>
+              <w:bottom w:val="single" w:sz="4" w:color="B9C2CC"/>
+              <w:right w:val="single" w:sz="4" w:color="B9C2CC"/>
+              <w:insideH w:val="single" w:sz="4" w:color="B9C2CC"/>
+              <w:insideV w:val="single" w:sz="4" w:color="B9C2CC"/>
+            </w:tcBorders>
+            <w:tcMar>
+              <w:top w:w="90" w:type="dxa"/>
+              <w:bottom w:w="90" w:type="dxa"/>
+              <w:start w:w="110" w:type="dxa"/>
+              <w:end w:w="110" w:type="dxa"/>
+            </w:tcMar>
+          </w:tcPr>
+          <w:p>
+            <w:pPr>
+              <w:spacing w:before="0" w:after="0" w:line="252" w:lineRule="auto"/>
+              <w:jc w:val="center"/>
+            </w:pPr>
+            <w:r>
+              <w:rPr>
+                <w:rFonts w:ascii="Arial" w:hAnsi="Arial"/>
+                <w:b w:val="0"/>
+                <w:color w:val="181B1F"/>
+                <w:sz w:val="16"/>
+              </w:rPr>
+              <w:t>257</w:t>
+            </w:r>
+          </w:p>
+        </w:tc>
+        <w:tc>
+          <w:tcPr>
+            <w:tcW w:type="dxa" w:w="856"/>
+            <w:vAlign w:val="center"/>
+            <w:tcBorders>
+              <w:top w:val="single" w:sz="4" w:color="B9C2CC"/>
+              <w:left w:val="single" w:sz="4" w:color="B9C2CC"/>
+              <w:bottom w:val="single" w:sz="4" w:color="B9C2CC"/>
+              <w:right w:val="single" w:sz="4" w:color="B9C2CC"/>
+              <w:insideH w:val="single" w:sz="4" w:color="B9C2CC"/>
+              <w:insideV w:val="single" w:sz="4" w:color="B9C2CC"/>
+            </w:tcBorders>
+            <w:tcMar>
+              <w:top w:w="90" w:type="dxa"/>
+              <w:bottom w:w="90" w:type="dxa"/>
+              <w:start w:w="110" w:type="dxa"/>
+              <w:end w:w="110" w:type="dxa"/>
+            </w:tcMar>
+          </w:tcPr>
+          <w:p>
+            <w:pPr>
+              <w:spacing w:before="0" w:after="0" w:line="252" w:lineRule="auto"/>
+              <w:jc w:val="center"/>
+            </w:pPr>
+            <w:r>
+              <w:rPr>
+                <w:rFonts w:ascii="Arial" w:hAnsi="Arial"/>
+                <w:b w:val="0"/>
+                <w:color w:val="181B1F"/>
+                <w:sz w:val="16"/>
+              </w:rPr>
+              <w:t>0.377</w:t>
+            </w:r>
+          </w:p>
+        </w:tc>
+        <w:tc>
+          <w:tcPr>
+            <w:tcW w:type="dxa" w:w="1616"/>
+            <w:vAlign w:val="center"/>
+            <w:tcBorders>
+              <w:top w:val="single" w:sz="4" w:color="B9C2CC"/>
+              <w:left w:val="single" w:sz="4" w:color="B9C2CC"/>
+              <w:bottom w:val="single" w:sz="4" w:color="B9C2CC"/>
+              <w:right w:val="single" w:sz="4" w:color="B9C2CC"/>
+              <w:insideH w:val="single" w:sz="4" w:color="B9C2CC"/>
+              <w:insideV w:val="single" w:sz="4" w:color="B9C2CC"/>
+            </w:tcBorders>
+            <w:tcMar>
+              <w:top w:w="90" w:type="dxa"/>
+              <w:bottom w:w="90" w:type="dxa"/>
+              <w:start w:w="110" w:type="dxa"/>
+              <w:end w:w="110" w:type="dxa"/>
+            </w:tcMar>
+          </w:tcPr>
+          <w:p>
+            <w:pPr>
+              <w:spacing w:before="0" w:after="0" w:line="252" w:lineRule="auto"/>
+              <w:jc w:val="center"/>
+            </w:pPr>
+            <w:r>
+              <w:rPr>
+                <w:rFonts w:ascii="Arial" w:hAnsi="Arial"/>
+                <w:b w:val="0"/>
+                <w:color w:val="181B1F"/>
+                <w:sz w:val="16"/>
+              </w:rPr>
+              <w:t>0.318–0.429</w:t>
+            </w:r>
+          </w:p>
+        </w:tc>
+      </w:tr>
+      <w:tr>
+        <w:trPr>
+          <w:trHeight w:hRule="atLeast"/>
+        </w:trPr>
+        <w:tc>
+          <w:tcPr>
+            <w:tcW w:type="dxa" w:w="2567"/>
+            <w:vAlign w:val="center"/>
+            <w:tcBorders>
+              <w:top w:val="single" w:sz="4" w:color="B9C2CC"/>
+              <w:left w:val="single" w:sz="4" w:color="B9C2CC"/>
+              <w:bottom w:val="single" w:sz="4" w:color="B9C2CC"/>
+              <w:right w:val="single" w:sz="4" w:color="B9C2CC"/>
+              <w:insideH w:val="single" w:sz="4" w:color="B9C2CC"/>
+              <w:insideV w:val="single" w:sz="4" w:color="B9C2CC"/>
+            </w:tcBorders>
+            <w:tcMar>
+              <w:top w:w="90" w:type="dxa"/>
+              <w:bottom w:w="90" w:type="dxa"/>
+              <w:start w:w="110" w:type="dxa"/>
+              <w:end w:w="110" w:type="dxa"/>
+            </w:tcMar>
+          </w:tcPr>
+          <w:p>
+            <w:pPr>
+              <w:spacing w:before="0" w:after="0" w:line="252" w:lineRule="auto"/>
+              <w:jc w:val="left"/>
+            </w:pPr>
+            <w:r>
+              <w:rPr>
+                <w:rFonts w:ascii="Arial" w:hAnsi="Arial"/>
+                <w:b w:val="0"/>
+                <w:color w:val="181B1F"/>
+                <w:sz w:val="16"/>
+              </w:rPr>
+              <w:t>kras</w:t>
+            </w:r>
+          </w:p>
+        </w:tc>
+        <w:tc>
+          <w:tcPr>
+            <w:tcW w:type="dxa" w:w="1616"/>
+            <w:vAlign w:val="center"/>
+            <w:tcBorders>
+              <w:top w:val="single" w:sz="4" w:color="B9C2CC"/>
+              <w:left w:val="single" w:sz="4" w:color="B9C2CC"/>
+              <w:bottom w:val="single" w:sz="4" w:color="B9C2CC"/>
+              <w:right w:val="single" w:sz="4" w:color="B9C2CC"/>
+              <w:insideH w:val="single" w:sz="4" w:color="B9C2CC"/>
+              <w:insideV w:val="single" w:sz="4" w:color="B9C2CC"/>
+            </w:tcBorders>
+            <w:tcMar>
+              <w:top w:w="90" w:type="dxa"/>
+              <w:bottom w:w="90" w:type="dxa"/>
+              <w:start w:w="110" w:type="dxa"/>
+              <w:end w:w="110" w:type="dxa"/>
+            </w:tcMar>
+          </w:tcPr>
+          <w:p>
+            <w:pPr>
+              <w:spacing w:before="0" w:after="0" w:line="252" w:lineRule="auto"/>
+              <w:jc w:val="left"/>
+            </w:pPr>
+            <w:r>
+              <w:rPr>
+                <w:rFonts w:ascii="Arial" w:hAnsi="Arial"/>
+                <w:b w:val="0"/>
+                <w:color w:val="181B1F"/>
+                <w:sz w:val="16"/>
+              </w:rPr>
+              <w:t>x-ray diffraction</w:t>
+            </w:r>
+          </w:p>
+        </w:tc>
+        <w:tc>
+          <w:tcPr>
+            <w:tcW w:type="dxa" w:w="665"/>
+            <w:vAlign w:val="center"/>
+            <w:tcBorders>
+              <w:top w:val="single" w:sz="4" w:color="B9C2CC"/>
+              <w:left w:val="single" w:sz="4" w:color="B9C2CC"/>
+              <w:bottom w:val="single" w:sz="4" w:color="B9C2CC"/>
+              <w:right w:val="single" w:sz="4" w:color="B9C2CC"/>
+              <w:insideH w:val="single" w:sz="4" w:color="B9C2CC"/>
+              <w:insideV w:val="single" w:sz="4" w:color="B9C2CC"/>
+            </w:tcBorders>
+            <w:tcMar>
+              <w:top w:w="90" w:type="dxa"/>
+              <w:bottom w:w="90" w:type="dxa"/>
+              <w:start w:w="110" w:type="dxa"/>
+              <w:end w:w="110" w:type="dxa"/>
+            </w:tcMar>
+          </w:tcPr>
+          <w:p>
+            <w:pPr>
+              <w:spacing w:before="0" w:after="0" w:line="252" w:lineRule="auto"/>
+              <w:jc w:val="left"/>
+            </w:pPr>
+            <w:r>
+              <w:rPr>
+                <w:rFonts w:ascii="Arial" w:hAnsi="Arial"/>
+                <w:b w:val="0"/>
+                <w:color w:val="181B1F"/>
+                <w:sz w:val="16"/>
+              </w:rPr>
+              <w:t>166</w:t>
+            </w:r>
+          </w:p>
+        </w:tc>
+        <w:tc>
+          <w:tcPr>
+            <w:tcW w:type="dxa" w:w="951"/>
+            <w:vAlign w:val="center"/>
+            <w:tcBorders>
+              <w:top w:val="single" w:sz="4" w:color="B9C2CC"/>
+              <w:left w:val="single" w:sz="4" w:color="B9C2CC"/>
+              <w:bottom w:val="single" w:sz="4" w:color="B9C2CC"/>
+              <w:right w:val="single" w:sz="4" w:color="B9C2CC"/>
+              <w:insideH w:val="single" w:sz="4" w:color="B9C2CC"/>
+              <w:insideV w:val="single" w:sz="4" w:color="B9C2CC"/>
+            </w:tcBorders>
+            <w:tcMar>
+              <w:top w:w="90" w:type="dxa"/>
+              <w:bottom w:w="90" w:type="dxa"/>
+              <w:start w:w="110" w:type="dxa"/>
+              <w:end w:w="110" w:type="dxa"/>
+            </w:tcMar>
+          </w:tcPr>
+          <w:p>
+            <w:pPr>
+              <w:spacing w:before="0" w:after="0" w:line="252" w:lineRule="auto"/>
+              <w:jc w:val="center"/>
+            </w:pPr>
+            <w:r>
+              <w:rPr>
+                <w:rFonts w:ascii="Arial" w:hAnsi="Arial"/>
+                <w:b w:val="0"/>
+                <w:color w:val="181B1F"/>
+                <w:sz w:val="16"/>
+              </w:rPr>
+              <w:t>0.878</w:t>
+            </w:r>
+          </w:p>
+        </w:tc>
+        <w:tc>
+          <w:tcPr>
+            <w:tcW w:type="dxa" w:w="951"/>
+            <w:vAlign w:val="center"/>
+            <w:tcBorders>
+              <w:top w:val="single" w:sz="4" w:color="B9C2CC"/>
+              <w:left w:val="single" w:sz="4" w:color="B9C2CC"/>
+              <w:bottom w:val="single" w:sz="4" w:color="B9C2CC"/>
+              <w:right w:val="single" w:sz="4" w:color="B9C2CC"/>
+              <w:insideH w:val="single" w:sz="4" w:color="B9C2CC"/>
+              <w:insideV w:val="single" w:sz="4" w:color="B9C2CC"/>
+            </w:tcBorders>
+            <w:tcMar>
+              <w:top w:w="90" w:type="dxa"/>
+              <w:bottom w:w="90" w:type="dxa"/>
+              <w:start w:w="110" w:type="dxa"/>
+              <w:end w:w="110" w:type="dxa"/>
+            </w:tcMar>
+          </w:tcPr>
+          <w:p>
+            <w:pPr>
+              <w:spacing w:before="0" w:after="0" w:line="252" w:lineRule="auto"/>
+              <w:jc w:val="center"/>
+            </w:pPr>
+            <w:r>
+              <w:rPr>
+                <w:rFonts w:ascii="Arial" w:hAnsi="Arial"/>
+                <w:b w:val="0"/>
+                <w:color w:val="181B1F"/>
+                <w:sz w:val="16"/>
+              </w:rPr>
+              <w:t>3.386</w:t>
+            </w:r>
+          </w:p>
+        </w:tc>
+        <w:tc>
+          <w:tcPr>
+            <w:tcW w:type="dxa" w:w="570"/>
+            <w:vAlign w:val="center"/>
+            <w:tcBorders>
+              <w:top w:val="single" w:sz="4" w:color="B9C2CC"/>
+              <w:left w:val="single" w:sz="4" w:color="B9C2CC"/>
+              <w:bottom w:val="single" w:sz="4" w:color="B9C2CC"/>
+              <w:right w:val="single" w:sz="4" w:color="B9C2CC"/>
+              <w:insideH w:val="single" w:sz="4" w:color="B9C2CC"/>
+              <w:insideV w:val="single" w:sz="4" w:color="B9C2CC"/>
+            </w:tcBorders>
+            <w:tcMar>
+              <w:top w:w="90" w:type="dxa"/>
+              <w:bottom w:w="90" w:type="dxa"/>
+              <w:start w:w="110" w:type="dxa"/>
+              <w:end w:w="110" w:type="dxa"/>
+            </w:tcMar>
+          </w:tcPr>
+          <w:p>
+            <w:pPr>
+              <w:spacing w:before="0" w:after="0" w:line="252" w:lineRule="auto"/>
+              <w:jc w:val="center"/>
+            </w:pPr>
+            <w:r>
+              <w:rPr>
+                <w:rFonts w:ascii="Arial" w:hAnsi="Arial"/>
+                <w:b w:val="0"/>
+                <w:color w:val="181B1F"/>
+                <w:sz w:val="16"/>
+              </w:rPr>
+              <w:t>165</w:t>
+            </w:r>
+          </w:p>
+        </w:tc>
+        <w:tc>
+          <w:tcPr>
+            <w:tcW w:type="dxa" w:w="856"/>
+            <w:vAlign w:val="center"/>
+            <w:tcBorders>
+              <w:top w:val="single" w:sz="4" w:color="B9C2CC"/>
+              <w:left w:val="single" w:sz="4" w:color="B9C2CC"/>
+              <w:bottom w:val="single" w:sz="4" w:color="B9C2CC"/>
+              <w:right w:val="single" w:sz="4" w:color="B9C2CC"/>
+              <w:insideH w:val="single" w:sz="4" w:color="B9C2CC"/>
+              <w:insideV w:val="single" w:sz="4" w:color="B9C2CC"/>
+            </w:tcBorders>
+            <w:tcMar>
+              <w:top w:w="90" w:type="dxa"/>
+              <w:bottom w:w="90" w:type="dxa"/>
+              <w:start w:w="110" w:type="dxa"/>
+              <w:end w:w="110" w:type="dxa"/>
+            </w:tcMar>
+          </w:tcPr>
+          <w:p>
+            <w:pPr>
+              <w:spacing w:before="0" w:after="0" w:line="252" w:lineRule="auto"/>
+              <w:jc w:val="center"/>
+            </w:pPr>
+            <w:r>
+              <w:rPr>
+                <w:rFonts w:ascii="Arial" w:hAnsi="Arial"/>
+                <w:b w:val="0"/>
+                <w:color w:val="181B1F"/>
+                <w:sz w:val="16"/>
+              </w:rPr>
+              <w:t>2.085</w:t>
+            </w:r>
+          </w:p>
+        </w:tc>
+        <w:tc>
+          <w:tcPr>
+            <w:tcW w:type="dxa" w:w="1616"/>
+            <w:vAlign w:val="center"/>
+            <w:tcBorders>
+              <w:top w:val="single" w:sz="4" w:color="B9C2CC"/>
+              <w:left w:val="single" w:sz="4" w:color="B9C2CC"/>
+              <w:bottom w:val="single" w:sz="4" w:color="B9C2CC"/>
+              <w:right w:val="single" w:sz="4" w:color="B9C2CC"/>
+              <w:insideH w:val="single" w:sz="4" w:color="B9C2CC"/>
+              <w:insideV w:val="single" w:sz="4" w:color="B9C2CC"/>
+            </w:tcBorders>
+            <w:tcMar>
+              <w:top w:w="90" w:type="dxa"/>
+              <w:bottom w:w="90" w:type="dxa"/>
+              <w:start w:w="110" w:type="dxa"/>
+              <w:end w:w="110" w:type="dxa"/>
+            </w:tcMar>
+          </w:tcPr>
+          <w:p>
+            <w:pPr>
+              <w:spacing w:before="0" w:after="0" w:line="252" w:lineRule="auto"/>
+              <w:jc w:val="center"/>
+            </w:pPr>
+            <w:r>
+              <w:rPr>
+                <w:rFonts w:ascii="Arial" w:hAnsi="Arial"/>
+                <w:b w:val="0"/>
+                <w:color w:val="181B1F"/>
+                <w:sz w:val="16"/>
+              </w:rPr>
+              <w:t>0.868–2.493</w:t>
+            </w:r>
+          </w:p>
+        </w:tc>
+      </w:tr>
+      <w:tr>
+        <w:trPr>
+          <w:trHeight w:hRule="atLeast"/>
+        </w:trPr>
+        <w:tc>
+          <w:tcPr>
+            <w:tcW w:type="dxa" w:w="2567"/>
+            <w:vAlign w:val="center"/>
+            <w:tcBorders>
+              <w:top w:val="single" w:sz="4" w:color="B9C2CC"/>
+              <w:left w:val="single" w:sz="4" w:color="B9C2CC"/>
+              <w:bottom w:val="single" w:sz="4" w:color="B9C2CC"/>
+              <w:right w:val="single" w:sz="4" w:color="B9C2CC"/>
+              <w:insideH w:val="single" w:sz="4" w:color="B9C2CC"/>
+              <w:insideV w:val="single" w:sz="4" w:color="B9C2CC"/>
+            </w:tcBorders>
+            <w:tcMar>
+              <w:top w:w="90" w:type="dxa"/>
+              <w:bottom w:w="90" w:type="dxa"/>
+              <w:start w:w="110" w:type="dxa"/>
+              <w:end w:w="110" w:type="dxa"/>
+            </w:tcMar>
+          </w:tcPr>
+          <w:p>
+            <w:pPr>
+              <w:spacing w:before="0" w:after="0" w:line="252" w:lineRule="auto"/>
+              <w:jc w:val="left"/>
+            </w:pPr>
+            <w:r>
+              <w:rPr>
+                <w:rFonts w:ascii="Arial" w:hAnsi="Arial"/>
+                <w:b w:val="0"/>
+                <w:color w:val="181B1F"/>
+                <w:sz w:val="16"/>
+              </w:rPr>
+              <w:t>cdk2</w:t>
+            </w:r>
+          </w:p>
+        </w:tc>
+        <w:tc>
+          <w:tcPr>
+            <w:tcW w:type="dxa" w:w="1616"/>
+            <w:vAlign w:val="center"/>
+            <w:tcBorders>
+              <w:top w:val="single" w:sz="4" w:color="B9C2CC"/>
+              <w:left w:val="single" w:sz="4" w:color="B9C2CC"/>
+              <w:bottom w:val="single" w:sz="4" w:color="B9C2CC"/>
+              <w:right w:val="single" w:sz="4" w:color="B9C2CC"/>
+              <w:insideH w:val="single" w:sz="4" w:color="B9C2CC"/>
+              <w:insideV w:val="single" w:sz="4" w:color="B9C2CC"/>
+            </w:tcBorders>
+            <w:tcMar>
+              <w:top w:w="90" w:type="dxa"/>
+              <w:bottom w:w="90" w:type="dxa"/>
+              <w:start w:w="110" w:type="dxa"/>
+              <w:end w:w="110" w:type="dxa"/>
+            </w:tcMar>
+          </w:tcPr>
+          <w:p>
+            <w:pPr>
+              <w:spacing w:before="0" w:after="0" w:line="252" w:lineRule="auto"/>
+              <w:jc w:val="left"/>
+            </w:pPr>
+            <w:r>
+              <w:rPr>
+                <w:rFonts w:ascii="Arial" w:hAnsi="Arial"/>
+                <w:b w:val="0"/>
+                <w:color w:val="181B1F"/>
+                <w:sz w:val="16"/>
+              </w:rPr>
+              <w:t>x-ray diffraction</w:t>
+            </w:r>
+          </w:p>
+        </w:tc>
+        <w:tc>
+          <w:tcPr>
+            <w:tcW w:type="dxa" w:w="665"/>
+            <w:vAlign w:val="center"/>
+            <w:tcBorders>
+              <w:top w:val="single" w:sz="4" w:color="B9C2CC"/>
+              <w:left w:val="single" w:sz="4" w:color="B9C2CC"/>
+              <w:bottom w:val="single" w:sz="4" w:color="B9C2CC"/>
+              <w:right w:val="single" w:sz="4" w:color="B9C2CC"/>
+              <w:insideH w:val="single" w:sz="4" w:color="B9C2CC"/>
+              <w:insideV w:val="single" w:sz="4" w:color="B9C2CC"/>
+            </w:tcBorders>
+            <w:tcMar>
+              <w:top w:w="90" w:type="dxa"/>
+              <w:bottom w:w="90" w:type="dxa"/>
+              <w:start w:w="110" w:type="dxa"/>
+              <w:end w:w="110" w:type="dxa"/>
+            </w:tcMar>
+          </w:tcPr>
+          <w:p>
+            <w:pPr>
+              <w:spacing w:before="0" w:after="0" w:line="252" w:lineRule="auto"/>
+              <w:jc w:val="left"/>
+            </w:pPr>
+            <w:r>
+              <w:rPr>
+                <w:rFonts w:ascii="Arial" w:hAnsi="Arial"/>
+                <w:b w:val="0"/>
+                <w:color w:val="181B1F"/>
+                <w:sz w:val="16"/>
+              </w:rPr>
+              <w:t>294</w:t>
+            </w:r>
+          </w:p>
+        </w:tc>
+        <w:tc>
+          <w:tcPr>
+            <w:tcW w:type="dxa" w:w="951"/>
+            <w:vAlign w:val="center"/>
+            <w:tcBorders>
+              <w:top w:val="single" w:sz="4" w:color="B9C2CC"/>
+              <w:left w:val="single" w:sz="4" w:color="B9C2CC"/>
+              <w:bottom w:val="single" w:sz="4" w:color="B9C2CC"/>
+              <w:right w:val="single" w:sz="4" w:color="B9C2CC"/>
+              <w:insideH w:val="single" w:sz="4" w:color="B9C2CC"/>
+              <w:insideV w:val="single" w:sz="4" w:color="B9C2CC"/>
+            </w:tcBorders>
+            <w:tcMar>
+              <w:top w:w="90" w:type="dxa"/>
+              <w:bottom w:w="90" w:type="dxa"/>
+              <w:start w:w="110" w:type="dxa"/>
+              <w:end w:w="110" w:type="dxa"/>
+            </w:tcMar>
+          </w:tcPr>
+          <w:p>
+            <w:pPr>
+              <w:spacing w:before="0" w:after="0" w:line="252" w:lineRule="auto"/>
+              <w:jc w:val="center"/>
+            </w:pPr>
+            <w:r>
+              <w:rPr>
+                <w:rFonts w:ascii="Arial" w:hAnsi="Arial"/>
+                <w:b w:val="0"/>
+                <w:color w:val="181B1F"/>
+                <w:sz w:val="16"/>
+              </w:rPr>
+              <w:t>0.987</w:t>
+            </w:r>
+          </w:p>
+        </w:tc>
+        <w:tc>
+          <w:tcPr>
+            <w:tcW w:type="dxa" w:w="951"/>
+            <w:vAlign w:val="center"/>
+            <w:tcBorders>
+              <w:top w:val="single" w:sz="4" w:color="B9C2CC"/>
+              <w:left w:val="single" w:sz="4" w:color="B9C2CC"/>
+              <w:bottom w:val="single" w:sz="4" w:color="B9C2CC"/>
+              <w:right w:val="single" w:sz="4" w:color="B9C2CC"/>
+              <w:insideH w:val="single" w:sz="4" w:color="B9C2CC"/>
+              <w:insideV w:val="single" w:sz="4" w:color="B9C2CC"/>
+            </w:tcBorders>
+            <w:tcMar>
+              <w:top w:w="90" w:type="dxa"/>
+              <w:bottom w:w="90" w:type="dxa"/>
+              <w:start w:w="110" w:type="dxa"/>
+              <w:end w:w="110" w:type="dxa"/>
+            </w:tcMar>
+          </w:tcPr>
+          <w:p>
+            <w:pPr>
+              <w:spacing w:before="0" w:after="0" w:line="252" w:lineRule="auto"/>
+              <w:jc w:val="center"/>
+            </w:pPr>
+            <w:r>
+              <w:rPr>
+                <w:rFonts w:ascii="Arial" w:hAnsi="Arial"/>
+                <w:b w:val="0"/>
+                <w:color w:val="181B1F"/>
+                <w:sz w:val="16"/>
+              </w:rPr>
+              <w:t>1.873</w:t>
+            </w:r>
+          </w:p>
+        </w:tc>
+        <w:tc>
+          <w:tcPr>
+            <w:tcW w:type="dxa" w:w="570"/>
+            <w:vAlign w:val="center"/>
+            <w:tcBorders>
+              <w:top w:val="single" w:sz="4" w:color="B9C2CC"/>
+              <w:left w:val="single" w:sz="4" w:color="B9C2CC"/>
+              <w:bottom w:val="single" w:sz="4" w:color="B9C2CC"/>
+              <w:right w:val="single" w:sz="4" w:color="B9C2CC"/>
+              <w:insideH w:val="single" w:sz="4" w:color="B9C2CC"/>
+              <w:insideV w:val="single" w:sz="4" w:color="B9C2CC"/>
+            </w:tcBorders>
+            <w:tcMar>
+              <w:top w:w="90" w:type="dxa"/>
+              <w:bottom w:w="90" w:type="dxa"/>
+              <w:start w:w="110" w:type="dxa"/>
+              <w:end w:w="110" w:type="dxa"/>
+            </w:tcMar>
+          </w:tcPr>
+          <w:p>
+            <w:pPr>
+              <w:spacing w:before="0" w:after="0" w:line="252" w:lineRule="auto"/>
+              <w:jc w:val="center"/>
+            </w:pPr>
+            <w:r>
+              <w:rPr>
+                <w:rFonts w:ascii="Arial" w:hAnsi="Arial"/>
+                <w:b w:val="0"/>
+                <w:color w:val="181B1F"/>
+                <w:sz w:val="16"/>
+              </w:rPr>
+              <w:t>263</w:t>
+            </w:r>
+          </w:p>
+        </w:tc>
+        <w:tc>
+          <w:tcPr>
+            <w:tcW w:type="dxa" w:w="856"/>
+            <w:vAlign w:val="center"/>
+            <w:tcBorders>
+              <w:top w:val="single" w:sz="4" w:color="B9C2CC"/>
+              <w:left w:val="single" w:sz="4" w:color="B9C2CC"/>
+              <w:bottom w:val="single" w:sz="4" w:color="B9C2CC"/>
+              <w:right w:val="single" w:sz="4" w:color="B9C2CC"/>
+              <w:insideH w:val="single" w:sz="4" w:color="B9C2CC"/>
+              <w:insideV w:val="single" w:sz="4" w:color="B9C2CC"/>
+            </w:tcBorders>
+            <w:tcMar>
+              <w:top w:w="90" w:type="dxa"/>
+              <w:bottom w:w="90" w:type="dxa"/>
+              <w:start w:w="110" w:type="dxa"/>
+              <w:end w:w="110" w:type="dxa"/>
+            </w:tcMar>
+          </w:tcPr>
+          <w:p>
+            <w:pPr>
+              <w:spacing w:before="0" w:after="0" w:line="252" w:lineRule="auto"/>
+              <w:jc w:val="center"/>
+            </w:pPr>
+            <w:r>
+              <w:rPr>
+                <w:rFonts w:ascii="Arial" w:hAnsi="Arial"/>
+                <w:b w:val="0"/>
+                <w:color w:val="181B1F"/>
+                <w:sz w:val="16"/>
+              </w:rPr>
+              <w:t>0.786</w:t>
+            </w:r>
+          </w:p>
+        </w:tc>
+        <w:tc>
+          <w:tcPr>
+            <w:tcW w:type="dxa" w:w="1616"/>
+            <w:vAlign w:val="center"/>
+            <w:tcBorders>
+              <w:top w:val="single" w:sz="4" w:color="B9C2CC"/>
+              <w:left w:val="single" w:sz="4" w:color="B9C2CC"/>
+              <w:bottom w:val="single" w:sz="4" w:color="B9C2CC"/>
+              <w:right w:val="single" w:sz="4" w:color="B9C2CC"/>
+              <w:insideH w:val="single" w:sz="4" w:color="B9C2CC"/>
+              <w:insideV w:val="single" w:sz="4" w:color="B9C2CC"/>
+            </w:tcBorders>
+            <w:tcMar>
+              <w:top w:w="90" w:type="dxa"/>
+              <w:bottom w:w="90" w:type="dxa"/>
+              <w:start w:w="110" w:type="dxa"/>
+              <w:end w:w="110" w:type="dxa"/>
+            </w:tcMar>
+          </w:tcPr>
+          <w:p>
+            <w:pPr>
+              <w:spacing w:before="0" w:after="0" w:line="252" w:lineRule="auto"/>
+              <w:jc w:val="center"/>
+            </w:pPr>
+            <w:r>
+              <w:rPr>
+                <w:rFonts w:ascii="Arial" w:hAnsi="Arial"/>
+                <w:b w:val="0"/>
+                <w:color w:val="181B1F"/>
+                <w:sz w:val="16"/>
+              </w:rPr>
+              <w:t>0.610–0.878</w:t>
+            </w:r>
+          </w:p>
+        </w:tc>
+      </w:tr>
+      <w:tr>
+        <w:trPr>
+          <w:trHeight w:hRule="atLeast"/>
+        </w:trPr>
+        <w:tc>
+          <w:tcPr>
+            <w:tcW w:type="dxa" w:w="2567"/>
+            <w:vAlign w:val="center"/>
+            <w:tcBorders>
+              <w:top w:val="single" w:sz="4" w:color="B9C2CC"/>
+              <w:left w:val="single" w:sz="4" w:color="B9C2CC"/>
+              <w:bottom w:val="single" w:sz="4" w:color="B9C2CC"/>
+              <w:right w:val="single" w:sz="4" w:color="B9C2CC"/>
+              <w:insideH w:val="single" w:sz="4" w:color="B9C2CC"/>
+              <w:insideV w:val="single" w:sz="4" w:color="B9C2CC"/>
+            </w:tcBorders>
+            <w:tcMar>
+              <w:top w:w="90" w:type="dxa"/>
+              <w:bottom w:w="90" w:type="dxa"/>
+              <w:start w:w="110" w:type="dxa"/>
+              <w:end w:w="110" w:type="dxa"/>
+            </w:tcMar>
+          </w:tcPr>
+          <w:p>
+            <w:pPr>
+              <w:spacing w:before="0" w:after="0" w:line="252" w:lineRule="auto"/>
+              <w:jc w:val="left"/>
+            </w:pPr>
+            <w:r>
+              <w:rPr>
+                <w:rFonts w:ascii="Arial" w:hAnsi="Arial"/>
+                <w:b w:val="0"/>
+                <w:color w:val="181B1F"/>
+                <w:sz w:val="16"/>
+              </w:rPr>
+              <w:t>tp53</w:t>
+            </w:r>
+          </w:p>
+        </w:tc>
+        <w:tc>
+          <w:tcPr>
+            <w:tcW w:type="dxa" w:w="1616"/>
+            <w:vAlign w:val="center"/>
+            <w:tcBorders>
+              <w:top w:val="single" w:sz="4" w:color="B9C2CC"/>
+              <w:left w:val="single" w:sz="4" w:color="B9C2CC"/>
+              <w:bottom w:val="single" w:sz="4" w:color="B9C2CC"/>
+              <w:right w:val="single" w:sz="4" w:color="B9C2CC"/>
+              <w:insideH w:val="single" w:sz="4" w:color="B9C2CC"/>
+              <w:insideV w:val="single" w:sz="4" w:color="B9C2CC"/>
+            </w:tcBorders>
+            <w:tcMar>
+              <w:top w:w="90" w:type="dxa"/>
+              <w:bottom w:w="90" w:type="dxa"/>
+              <w:start w:w="110" w:type="dxa"/>
+              <w:end w:w="110" w:type="dxa"/>
+            </w:tcMar>
+          </w:tcPr>
+          <w:p>
+            <w:pPr>
+              <w:spacing w:before="0" w:after="0" w:line="252" w:lineRule="auto"/>
+              <w:jc w:val="left"/>
+            </w:pPr>
+            <w:r>
+              <w:rPr>
+                <w:rFonts w:ascii="Arial" w:hAnsi="Arial"/>
+                <w:b w:val="0"/>
+                <w:color w:val="181B1F"/>
+                <w:sz w:val="16"/>
+              </w:rPr>
+              <w:t>x-ray diffraction</w:t>
+            </w:r>
+          </w:p>
+        </w:tc>
+        <w:tc>
+          <w:tcPr>
+            <w:tcW w:type="dxa" w:w="665"/>
+            <w:vAlign w:val="center"/>
+            <w:tcBorders>
+              <w:top w:val="single" w:sz="4" w:color="B9C2CC"/>
+              <w:left w:val="single" w:sz="4" w:color="B9C2CC"/>
+              <w:bottom w:val="single" w:sz="4" w:color="B9C2CC"/>
+              <w:right w:val="single" w:sz="4" w:color="B9C2CC"/>
+              <w:insideH w:val="single" w:sz="4" w:color="B9C2CC"/>
+              <w:insideV w:val="single" w:sz="4" w:color="B9C2CC"/>
+            </w:tcBorders>
+            <w:tcMar>
+              <w:top w:w="90" w:type="dxa"/>
+              <w:bottom w:w="90" w:type="dxa"/>
+              <w:start w:w="110" w:type="dxa"/>
+              <w:end w:w="110" w:type="dxa"/>
+            </w:tcMar>
+          </w:tcPr>
+          <w:p>
+            <w:pPr>
+              <w:spacing w:before="0" w:after="0" w:line="252" w:lineRule="auto"/>
+              <w:jc w:val="left"/>
+            </w:pPr>
+            <w:r>
+              <w:rPr>
+                <w:rFonts w:ascii="Arial" w:hAnsi="Arial"/>
+                <w:b w:val="0"/>
+                <w:color w:val="181B1F"/>
+                <w:sz w:val="16"/>
+              </w:rPr>
+              <w:t>194</w:t>
+            </w:r>
+          </w:p>
+        </w:tc>
+        <w:tc>
+          <w:tcPr>
+            <w:tcW w:type="dxa" w:w="951"/>
+            <w:vAlign w:val="center"/>
+            <w:tcBorders>
+              <w:top w:val="single" w:sz="4" w:color="B9C2CC"/>
+              <w:left w:val="single" w:sz="4" w:color="B9C2CC"/>
+              <w:bottom w:val="single" w:sz="4" w:color="B9C2CC"/>
+              <w:right w:val="single" w:sz="4" w:color="B9C2CC"/>
+              <w:insideH w:val="single" w:sz="4" w:color="B9C2CC"/>
+              <w:insideV w:val="single" w:sz="4" w:color="B9C2CC"/>
+            </w:tcBorders>
+            <w:tcMar>
+              <w:top w:w="90" w:type="dxa"/>
+              <w:bottom w:w="90" w:type="dxa"/>
+              <w:start w:w="110" w:type="dxa"/>
+              <w:end w:w="110" w:type="dxa"/>
+            </w:tcMar>
+          </w:tcPr>
+          <w:p>
+            <w:pPr>
+              <w:spacing w:before="0" w:after="0" w:line="252" w:lineRule="auto"/>
+              <w:jc w:val="center"/>
+            </w:pPr>
+            <w:r>
+              <w:rPr>
+                <w:rFonts w:ascii="Arial" w:hAnsi="Arial"/>
+                <w:b w:val="0"/>
+                <w:color w:val="181B1F"/>
+                <w:sz w:val="16"/>
+              </w:rPr>
+              <w:t>0.494</w:t>
+            </w:r>
+          </w:p>
+        </w:tc>
+        <w:tc>
+          <w:tcPr>
+            <w:tcW w:type="dxa" w:w="951"/>
+            <w:vAlign w:val="center"/>
+            <w:tcBorders>
+              <w:top w:val="single" w:sz="4" w:color="B9C2CC"/>
+              <w:left w:val="single" w:sz="4" w:color="B9C2CC"/>
+              <w:bottom w:val="single" w:sz="4" w:color="B9C2CC"/>
+              <w:right w:val="single" w:sz="4" w:color="B9C2CC"/>
+              <w:insideH w:val="single" w:sz="4" w:color="B9C2CC"/>
+              <w:insideV w:val="single" w:sz="4" w:color="B9C2CC"/>
+            </w:tcBorders>
+            <w:tcMar>
+              <w:top w:w="90" w:type="dxa"/>
+              <w:bottom w:w="90" w:type="dxa"/>
+              <w:start w:w="110" w:type="dxa"/>
+              <w:end w:w="110" w:type="dxa"/>
+            </w:tcMar>
+          </w:tcPr>
+          <w:p>
+            <w:pPr>
+              <w:spacing w:before="0" w:after="0" w:line="252" w:lineRule="auto"/>
+              <w:jc w:val="center"/>
+            </w:pPr>
+            <w:r>
+              <w:rPr>
+                <w:rFonts w:ascii="Arial" w:hAnsi="Arial"/>
+                <w:b w:val="0"/>
+                <w:color w:val="181B1F"/>
+                <w:sz w:val="16"/>
+              </w:rPr>
+              <w:t>6.161</w:t>
+            </w:r>
+          </w:p>
+        </w:tc>
+        <w:tc>
+          <w:tcPr>
+            <w:tcW w:type="dxa" w:w="570"/>
+            <w:vAlign w:val="center"/>
+            <w:tcBorders>
+              <w:top w:val="single" w:sz="4" w:color="B9C2CC"/>
+              <w:left w:val="single" w:sz="4" w:color="B9C2CC"/>
+              <w:bottom w:val="single" w:sz="4" w:color="B9C2CC"/>
+              <w:right w:val="single" w:sz="4" w:color="B9C2CC"/>
+              <w:insideH w:val="single" w:sz="4" w:color="B9C2CC"/>
+              <w:insideV w:val="single" w:sz="4" w:color="B9C2CC"/>
+            </w:tcBorders>
+            <w:tcMar>
+              <w:top w:w="90" w:type="dxa"/>
+              <w:bottom w:w="90" w:type="dxa"/>
+              <w:start w:w="110" w:type="dxa"/>
+              <w:end w:w="110" w:type="dxa"/>
+            </w:tcMar>
+          </w:tcPr>
+          <w:p>
+            <w:pPr>
+              <w:spacing w:before="0" w:after="0" w:line="252" w:lineRule="auto"/>
+              <w:jc w:val="center"/>
+            </w:pPr>
+            <w:r>
+              <w:rPr>
+                <w:rFonts w:ascii="Arial" w:hAnsi="Arial"/>
+                <w:b w:val="0"/>
+                <w:color w:val="181B1F"/>
+                <w:sz w:val="16"/>
+              </w:rPr>
+              <w:t>190</w:t>
+            </w:r>
+          </w:p>
+        </w:tc>
+        <w:tc>
+          <w:tcPr>
+            <w:tcW w:type="dxa" w:w="856"/>
+            <w:vAlign w:val="center"/>
+            <w:tcBorders>
+              <w:top w:val="single" w:sz="4" w:color="B9C2CC"/>
+              <w:left w:val="single" w:sz="4" w:color="B9C2CC"/>
+              <w:bottom w:val="single" w:sz="4" w:color="B9C2CC"/>
+              <w:right w:val="single" w:sz="4" w:color="B9C2CC"/>
+              <w:insideH w:val="single" w:sz="4" w:color="B9C2CC"/>
+              <w:insideV w:val="single" w:sz="4" w:color="B9C2CC"/>
+            </w:tcBorders>
+            <w:tcMar>
+              <w:top w:w="90" w:type="dxa"/>
+              <w:bottom w:w="90" w:type="dxa"/>
+              <w:start w:w="110" w:type="dxa"/>
+              <w:end w:w="110" w:type="dxa"/>
+            </w:tcMar>
+          </w:tcPr>
+          <w:p>
+            <w:pPr>
+              <w:spacing w:before="0" w:after="0" w:line="252" w:lineRule="auto"/>
+              <w:jc w:val="center"/>
+            </w:pPr>
+            <w:r>
+              <w:rPr>
+                <w:rFonts w:ascii="Arial" w:hAnsi="Arial"/>
+                <w:b w:val="0"/>
+                <w:color w:val="181B1F"/>
+                <w:sz w:val="16"/>
+              </w:rPr>
+              <w:t>3.889</w:t>
+            </w:r>
+          </w:p>
+        </w:tc>
+        <w:tc>
+          <w:tcPr>
+            <w:tcW w:type="dxa" w:w="1616"/>
+            <w:vAlign w:val="center"/>
+            <w:tcBorders>
+              <w:top w:val="single" w:sz="4" w:color="B9C2CC"/>
+              <w:left w:val="single" w:sz="4" w:color="B9C2CC"/>
+              <w:bottom w:val="single" w:sz="4" w:color="B9C2CC"/>
+              <w:right w:val="single" w:sz="4" w:color="B9C2CC"/>
+              <w:insideH w:val="single" w:sz="4" w:color="B9C2CC"/>
+              <w:insideV w:val="single" w:sz="4" w:color="B9C2CC"/>
+            </w:tcBorders>
+            <w:tcMar>
+              <w:top w:w="90" w:type="dxa"/>
+              <w:bottom w:w="90" w:type="dxa"/>
+              <w:start w:w="110" w:type="dxa"/>
+              <w:end w:w="110" w:type="dxa"/>
+            </w:tcMar>
+          </w:tcPr>
+          <w:p>
+            <w:pPr>
+              <w:spacing w:before="0" w:after="0" w:line="252" w:lineRule="auto"/>
+              <w:jc w:val="center"/>
+            </w:pPr>
+            <w:r>
+              <w:rPr>
+                <w:rFonts w:ascii="Arial" w:hAnsi="Arial"/>
+                <w:b w:val="0"/>
+                <w:color w:val="181B1F"/>
+                <w:sz w:val="16"/>
+              </w:rPr>
+              <w:t>1.079–5.104</w:t>
+            </w:r>
+          </w:p>
+        </w:tc>
+      </w:tr>
+      <w:tr>
+        <w:trPr>
+          <w:trHeight w:hRule="atLeast"/>
+        </w:trPr>
+        <w:tc>
+          <w:tcPr>
+            <w:tcW w:type="dxa" w:w="2567"/>
+            <w:vAlign w:val="center"/>
+            <w:tcBorders>
+              <w:top w:val="single" w:sz="4" w:color="B9C2CC"/>
+              <w:left w:val="single" w:sz="4" w:color="B9C2CC"/>
+              <w:bottom w:val="single" w:sz="4" w:color="B9C2CC"/>
+              <w:right w:val="single" w:sz="4" w:color="B9C2CC"/>
+              <w:insideH w:val="single" w:sz="4" w:color="B9C2CC"/>
+              <w:insideV w:val="single" w:sz="4" w:color="B9C2CC"/>
+            </w:tcBorders>
+            <w:tcMar>
+              <w:top w:w="90" w:type="dxa"/>
+              <w:bottom w:w="90" w:type="dxa"/>
+              <w:start w:w="110" w:type="dxa"/>
+              <w:end w:w="110" w:type="dxa"/>
+            </w:tcMar>
+          </w:tcPr>
+          <w:p>
+            <w:pPr>
+              <w:spacing w:before="0" w:after="0" w:line="252" w:lineRule="auto"/>
+              <w:jc w:val="left"/>
+            </w:pPr>
+            <w:r>
+              <w:rPr>
+                <w:rFonts w:ascii="Arial" w:hAnsi="Arial"/>
+                <w:b w:val="0"/>
+                <w:color w:val="181B1F"/>
+                <w:sz w:val="16"/>
+              </w:rPr>
+              <w:t>estrogen_receptor_alpha</w:t>
+            </w:r>
+          </w:p>
+        </w:tc>
+        <w:tc>
+          <w:tcPr>
+            <w:tcW w:type="dxa" w:w="1616"/>
+            <w:vAlign w:val="center"/>
+            <w:tcBorders>
+              <w:top w:val="single" w:sz="4" w:color="B9C2CC"/>
+              <w:left w:val="single" w:sz="4" w:color="B9C2CC"/>
+              <w:bottom w:val="single" w:sz="4" w:color="B9C2CC"/>
+              <w:right w:val="single" w:sz="4" w:color="B9C2CC"/>
+              <w:insideH w:val="single" w:sz="4" w:color="B9C2CC"/>
+              <w:insideV w:val="single" w:sz="4" w:color="B9C2CC"/>
+            </w:tcBorders>
+            <w:tcMar>
+              <w:top w:w="90" w:type="dxa"/>
+              <w:bottom w:w="90" w:type="dxa"/>
+              <w:start w:w="110" w:type="dxa"/>
+              <w:end w:w="110" w:type="dxa"/>
+            </w:tcMar>
+          </w:tcPr>
+          <w:p>
+            <w:pPr>
+              <w:spacing w:before="0" w:after="0" w:line="252" w:lineRule="auto"/>
+              <w:jc w:val="left"/>
+            </w:pPr>
+            <w:r>
+              <w:rPr>
+                <w:rFonts w:ascii="Arial" w:hAnsi="Arial"/>
+                <w:b w:val="0"/>
+                <w:color w:val="181B1F"/>
+                <w:sz w:val="16"/>
+              </w:rPr>
+              <w:t>x-ray diffraction</w:t>
+            </w:r>
+          </w:p>
+        </w:tc>
+        <w:tc>
+          <w:tcPr>
+            <w:tcW w:type="dxa" w:w="665"/>
+            <w:vAlign w:val="center"/>
+            <w:tcBorders>
+              <w:top w:val="single" w:sz="4" w:color="B9C2CC"/>
+              <w:left w:val="single" w:sz="4" w:color="B9C2CC"/>
+              <w:bottom w:val="single" w:sz="4" w:color="B9C2CC"/>
+              <w:right w:val="single" w:sz="4" w:color="B9C2CC"/>
+              <w:insideH w:val="single" w:sz="4" w:color="B9C2CC"/>
+              <w:insideV w:val="single" w:sz="4" w:color="B9C2CC"/>
+            </w:tcBorders>
+            <w:tcMar>
+              <w:top w:w="90" w:type="dxa"/>
+              <w:bottom w:w="90" w:type="dxa"/>
+              <w:start w:w="110" w:type="dxa"/>
+              <w:end w:w="110" w:type="dxa"/>
+            </w:tcMar>
+          </w:tcPr>
+          <w:p>
+            <w:pPr>
+              <w:spacing w:before="0" w:after="0" w:line="252" w:lineRule="auto"/>
+              <w:jc w:val="left"/>
+            </w:pPr>
+            <w:r>
+              <w:rPr>
+                <w:rFonts w:ascii="Arial" w:hAnsi="Arial"/>
+                <w:b w:val="0"/>
+                <w:color w:val="181B1F"/>
+                <w:sz w:val="16"/>
+              </w:rPr>
+              <w:t>238</w:t>
+            </w:r>
+          </w:p>
+        </w:tc>
+        <w:tc>
+          <w:tcPr>
+            <w:tcW w:type="dxa" w:w="951"/>
+            <w:vAlign w:val="center"/>
+            <w:tcBorders>
+              <w:top w:val="single" w:sz="4" w:color="B9C2CC"/>
+              <w:left w:val="single" w:sz="4" w:color="B9C2CC"/>
+              <w:bottom w:val="single" w:sz="4" w:color="B9C2CC"/>
+              <w:right w:val="single" w:sz="4" w:color="B9C2CC"/>
+              <w:insideH w:val="single" w:sz="4" w:color="B9C2CC"/>
+              <w:insideV w:val="single" w:sz="4" w:color="B9C2CC"/>
+            </w:tcBorders>
+            <w:tcMar>
+              <w:top w:w="90" w:type="dxa"/>
+              <w:bottom w:w="90" w:type="dxa"/>
+              <w:start w:w="110" w:type="dxa"/>
+              <w:end w:w="110" w:type="dxa"/>
+            </w:tcMar>
+          </w:tcPr>
+          <w:p>
+            <w:pPr>
+              <w:spacing w:before="0" w:after="0" w:line="252" w:lineRule="auto"/>
+              <w:jc w:val="center"/>
+            </w:pPr>
+            <w:r>
+              <w:rPr>
+                <w:rFonts w:ascii="Arial" w:hAnsi="Arial"/>
+                <w:b w:val="0"/>
+                <w:color w:val="181B1F"/>
+                <w:sz w:val="16"/>
+              </w:rPr>
+              <w:t>0.400</w:t>
+            </w:r>
+          </w:p>
+        </w:tc>
+        <w:tc>
+          <w:tcPr>
+            <w:tcW w:type="dxa" w:w="951"/>
+            <w:vAlign w:val="center"/>
+            <w:tcBorders>
+              <w:top w:val="single" w:sz="4" w:color="B9C2CC"/>
+              <w:left w:val="single" w:sz="4" w:color="B9C2CC"/>
+              <w:bottom w:val="single" w:sz="4" w:color="B9C2CC"/>
+              <w:right w:val="single" w:sz="4" w:color="B9C2CC"/>
+              <w:insideH w:val="single" w:sz="4" w:color="B9C2CC"/>
+              <w:insideV w:val="single" w:sz="4" w:color="B9C2CC"/>
+            </w:tcBorders>
+            <w:tcMar>
+              <w:top w:w="90" w:type="dxa"/>
+              <w:bottom w:w="90" w:type="dxa"/>
+              <w:start w:w="110" w:type="dxa"/>
+              <w:end w:w="110" w:type="dxa"/>
+            </w:tcMar>
+          </w:tcPr>
+          <w:p>
+            <w:pPr>
+              <w:spacing w:before="0" w:after="0" w:line="252" w:lineRule="auto"/>
+              <w:jc w:val="center"/>
+            </w:pPr>
+            <w:r>
+              <w:rPr>
+                <w:rFonts w:ascii="Arial" w:hAnsi="Arial"/>
+                <w:b w:val="0"/>
+                <w:color w:val="181B1F"/>
+                <w:sz w:val="16"/>
+              </w:rPr>
+              <w:t>5.326</w:t>
+            </w:r>
+          </w:p>
+        </w:tc>
+        <w:tc>
+          <w:tcPr>
+            <w:tcW w:type="dxa" w:w="570"/>
+            <w:vAlign w:val="center"/>
+            <w:tcBorders>
+              <w:top w:val="single" w:sz="4" w:color="B9C2CC"/>
+              <w:left w:val="single" w:sz="4" w:color="B9C2CC"/>
+              <w:bottom w:val="single" w:sz="4" w:color="B9C2CC"/>
+              <w:right w:val="single" w:sz="4" w:color="B9C2CC"/>
+              <w:insideH w:val="single" w:sz="4" w:color="B9C2CC"/>
+              <w:insideV w:val="single" w:sz="4" w:color="B9C2CC"/>
+            </w:tcBorders>
+            <w:tcMar>
+              <w:top w:w="90" w:type="dxa"/>
+              <w:bottom w:w="90" w:type="dxa"/>
+              <w:start w:w="110" w:type="dxa"/>
+              <w:end w:w="110" w:type="dxa"/>
+            </w:tcMar>
+          </w:tcPr>
+          <w:p>
+            <w:pPr>
+              <w:spacing w:before="0" w:after="0" w:line="252" w:lineRule="auto"/>
+              <w:jc w:val="center"/>
+            </w:pPr>
+            <w:r>
+              <w:rPr>
+                <w:rFonts w:ascii="Arial" w:hAnsi="Arial"/>
+                <w:b w:val="0"/>
+                <w:color w:val="181B1F"/>
+                <w:sz w:val="16"/>
+              </w:rPr>
+              <w:t>221</w:t>
+            </w:r>
+          </w:p>
+        </w:tc>
+        <w:tc>
+          <w:tcPr>
+            <w:tcW w:type="dxa" w:w="856"/>
+            <w:vAlign w:val="center"/>
+            <w:tcBorders>
+              <w:top w:val="single" w:sz="4" w:color="B9C2CC"/>
+              <w:left w:val="single" w:sz="4" w:color="B9C2CC"/>
+              <w:bottom w:val="single" w:sz="4" w:color="B9C2CC"/>
+              <w:right w:val="single" w:sz="4" w:color="B9C2CC"/>
+              <w:insideH w:val="single" w:sz="4" w:color="B9C2CC"/>
+              <w:insideV w:val="single" w:sz="4" w:color="B9C2CC"/>
+            </w:tcBorders>
+            <w:tcMar>
+              <w:top w:w="90" w:type="dxa"/>
+              <w:bottom w:w="90" w:type="dxa"/>
+              <w:start w:w="110" w:type="dxa"/>
+              <w:end w:w="110" w:type="dxa"/>
+            </w:tcMar>
+          </w:tcPr>
+          <w:p>
+            <w:pPr>
+              <w:spacing w:before="0" w:after="0" w:line="252" w:lineRule="auto"/>
+              <w:jc w:val="center"/>
+            </w:pPr>
+            <w:r>
+              <w:rPr>
+                <w:rFonts w:ascii="Arial" w:hAnsi="Arial"/>
+                <w:b w:val="0"/>
+                <w:color w:val="181B1F"/>
+                <w:sz w:val="16"/>
+              </w:rPr>
+              <w:t>4.961</w:t>
+            </w:r>
+          </w:p>
+        </w:tc>
+        <w:tc>
+          <w:tcPr>
+            <w:tcW w:type="dxa" w:w="1616"/>
+            <w:vAlign w:val="center"/>
+            <w:tcBorders>
+              <w:top w:val="single" w:sz="4" w:color="B9C2CC"/>
+              <w:left w:val="single" w:sz="4" w:color="B9C2CC"/>
+              <w:bottom w:val="single" w:sz="4" w:color="B9C2CC"/>
+              <w:right w:val="single" w:sz="4" w:color="B9C2CC"/>
+              <w:insideH w:val="single" w:sz="4" w:color="B9C2CC"/>
+              <w:insideV w:val="single" w:sz="4" w:color="B9C2CC"/>
+            </w:tcBorders>
+            <w:tcMar>
+              <w:top w:w="90" w:type="dxa"/>
+              <w:bottom w:w="90" w:type="dxa"/>
+              <w:start w:w="110" w:type="dxa"/>
+              <w:end w:w="110" w:type="dxa"/>
+            </w:tcMar>
+          </w:tcPr>
+          <w:p>
+            <w:pPr>
+              <w:spacing w:before="0" w:after="0" w:line="252" w:lineRule="auto"/>
+              <w:jc w:val="center"/>
+            </w:pPr>
+            <w:r>
+              <w:rPr>
+                <w:rFonts w:ascii="Arial" w:hAnsi="Arial"/>
+                <w:b w:val="0"/>
+                <w:color w:val="181B1F"/>
+                <w:sz w:val="16"/>
+              </w:rPr>
+              <w:t>1.111–6.359</w:t>
+            </w:r>
+          </w:p>
+        </w:tc>
+      </w:tr>
+      <w:tr>
+        <w:trPr>
+          <w:trHeight w:hRule="atLeast"/>
+        </w:trPr>
+        <w:tc>
+          <w:tcPr>
+            <w:tcW w:type="dxa" w:w="2567"/>
+            <w:vAlign w:val="center"/>
+            <w:tcBorders>
+              <w:top w:val="single" w:sz="4" w:color="B9C2CC"/>
+              <w:left w:val="single" w:sz="4" w:color="B9C2CC"/>
+              <w:bottom w:val="single" w:sz="4" w:color="B9C2CC"/>
+              <w:right w:val="single" w:sz="4" w:color="B9C2CC"/>
+              <w:insideH w:val="single" w:sz="4" w:color="B9C2CC"/>
+              <w:insideV w:val="single" w:sz="4" w:color="B9C2CC"/>
+            </w:tcBorders>
+            <w:tcMar>
+              <w:top w:w="90" w:type="dxa"/>
+              <w:bottom w:w="90" w:type="dxa"/>
+              <w:start w:w="110" w:type="dxa"/>
+              <w:end w:w="110" w:type="dxa"/>
+            </w:tcMar>
+          </w:tcPr>
+          <w:p>
+            <w:pPr>
+              <w:spacing w:before="0" w:after="0" w:line="252" w:lineRule="auto"/>
+              <w:jc w:val="left"/>
+            </w:pPr>
+            <w:r>
+              <w:rPr>
+                <w:rFonts w:ascii="Arial" w:hAnsi="Arial"/>
+                <w:b w:val="0"/>
+                <w:color w:val="181B1F"/>
+                <w:sz w:val="16"/>
+              </w:rPr>
+              <w:t>mapk1</w:t>
+            </w:r>
+          </w:p>
+        </w:tc>
+        <w:tc>
+          <w:tcPr>
+            <w:tcW w:type="dxa" w:w="1616"/>
+            <w:vAlign w:val="center"/>
+            <w:tcBorders>
+              <w:top w:val="single" w:sz="4" w:color="B9C2CC"/>
+              <w:left w:val="single" w:sz="4" w:color="B9C2CC"/>
+              <w:bottom w:val="single" w:sz="4" w:color="B9C2CC"/>
+              <w:right w:val="single" w:sz="4" w:color="B9C2CC"/>
+              <w:insideH w:val="single" w:sz="4" w:color="B9C2CC"/>
+              <w:insideV w:val="single" w:sz="4" w:color="B9C2CC"/>
+            </w:tcBorders>
+            <w:tcMar>
+              <w:top w:w="90" w:type="dxa"/>
+              <w:bottom w:w="90" w:type="dxa"/>
+              <w:start w:w="110" w:type="dxa"/>
+              <w:end w:w="110" w:type="dxa"/>
+            </w:tcMar>
+          </w:tcPr>
+          <w:p>
+            <w:pPr>
+              <w:spacing w:before="0" w:after="0" w:line="252" w:lineRule="auto"/>
+              <w:jc w:val="left"/>
+            </w:pPr>
+            <w:r>
+              <w:rPr>
+                <w:rFonts w:ascii="Arial" w:hAnsi="Arial"/>
+                <w:b w:val="0"/>
+                <w:color w:val="181B1F"/>
+                <w:sz w:val="16"/>
+              </w:rPr>
+              <w:t>x-ray diffraction</w:t>
+            </w:r>
+          </w:p>
+        </w:tc>
+        <w:tc>
+          <w:tcPr>
+            <w:tcW w:type="dxa" w:w="665"/>
+            <w:vAlign w:val="center"/>
+            <w:tcBorders>
+              <w:top w:val="single" w:sz="4" w:color="B9C2CC"/>
+              <w:left w:val="single" w:sz="4" w:color="B9C2CC"/>
+              <w:bottom w:val="single" w:sz="4" w:color="B9C2CC"/>
+              <w:right w:val="single" w:sz="4" w:color="B9C2CC"/>
+              <w:insideH w:val="single" w:sz="4" w:color="B9C2CC"/>
+              <w:insideV w:val="single" w:sz="4" w:color="B9C2CC"/>
+            </w:tcBorders>
+            <w:tcMar>
+              <w:top w:w="90" w:type="dxa"/>
+              <w:bottom w:w="90" w:type="dxa"/>
+              <w:start w:w="110" w:type="dxa"/>
+              <w:end w:w="110" w:type="dxa"/>
+            </w:tcMar>
+          </w:tcPr>
+          <w:p>
+            <w:pPr>
+              <w:spacing w:before="0" w:after="0" w:line="252" w:lineRule="auto"/>
+              <w:jc w:val="left"/>
+            </w:pPr>
+            <w:r>
+              <w:rPr>
+                <w:rFonts w:ascii="Arial" w:hAnsi="Arial"/>
+                <w:b w:val="0"/>
+                <w:color w:val="181B1F"/>
+                <w:sz w:val="16"/>
+              </w:rPr>
+              <w:t>337</w:t>
+            </w:r>
+          </w:p>
+        </w:tc>
+        <w:tc>
+          <w:tcPr>
+            <w:tcW w:type="dxa" w:w="951"/>
+            <w:vAlign w:val="center"/>
+            <w:tcBorders>
+              <w:top w:val="single" w:sz="4" w:color="B9C2CC"/>
+              <w:left w:val="single" w:sz="4" w:color="B9C2CC"/>
+              <w:bottom w:val="single" w:sz="4" w:color="B9C2CC"/>
+              <w:right w:val="single" w:sz="4" w:color="B9C2CC"/>
+              <w:insideH w:val="single" w:sz="4" w:color="B9C2CC"/>
+              <w:insideV w:val="single" w:sz="4" w:color="B9C2CC"/>
+            </w:tcBorders>
+            <w:tcMar>
+              <w:top w:w="90" w:type="dxa"/>
+              <w:bottom w:w="90" w:type="dxa"/>
+              <w:start w:w="110" w:type="dxa"/>
+              <w:end w:w="110" w:type="dxa"/>
+            </w:tcMar>
+          </w:tcPr>
+          <w:p>
+            <w:pPr>
+              <w:spacing w:before="0" w:after="0" w:line="252" w:lineRule="auto"/>
+              <w:jc w:val="center"/>
+            </w:pPr>
+            <w:r>
+              <w:rPr>
+                <w:rFonts w:ascii="Arial" w:hAnsi="Arial"/>
+                <w:b w:val="0"/>
+                <w:color w:val="181B1F"/>
+                <w:sz w:val="16"/>
+              </w:rPr>
+              <w:t>0.936</w:t>
+            </w:r>
+          </w:p>
+        </w:tc>
+        <w:tc>
+          <w:tcPr>
+            <w:tcW w:type="dxa" w:w="951"/>
+            <w:vAlign w:val="center"/>
+            <w:tcBorders>
+              <w:top w:val="single" w:sz="4" w:color="B9C2CC"/>
+              <w:left w:val="single" w:sz="4" w:color="B9C2CC"/>
+              <w:bottom w:val="single" w:sz="4" w:color="B9C2CC"/>
+              <w:right w:val="single" w:sz="4" w:color="B9C2CC"/>
+              <w:insideH w:val="single" w:sz="4" w:color="B9C2CC"/>
+              <w:insideV w:val="single" w:sz="4" w:color="B9C2CC"/>
+            </w:tcBorders>
+            <w:tcMar>
+              <w:top w:w="90" w:type="dxa"/>
+              <w:bottom w:w="90" w:type="dxa"/>
+              <w:start w:w="110" w:type="dxa"/>
+              <w:end w:w="110" w:type="dxa"/>
+            </w:tcMar>
+          </w:tcPr>
+          <w:p>
+            <w:pPr>
+              <w:spacing w:before="0" w:after="0" w:line="252" w:lineRule="auto"/>
+              <w:jc w:val="center"/>
+            </w:pPr>
+            <w:r>
+              <w:rPr>
+                <w:rFonts w:ascii="Arial" w:hAnsi="Arial"/>
+                <w:b w:val="0"/>
+                <w:color w:val="181B1F"/>
+                <w:sz w:val="16"/>
+              </w:rPr>
+              <w:t>1.705</w:t>
+            </w:r>
+          </w:p>
+        </w:tc>
+        <w:tc>
+          <w:tcPr>
+            <w:tcW w:type="dxa" w:w="570"/>
+            <w:vAlign w:val="center"/>
+            <w:tcBorders>
+              <w:top w:val="single" w:sz="4" w:color="B9C2CC"/>
+              <w:left w:val="single" w:sz="4" w:color="B9C2CC"/>
+              <w:bottom w:val="single" w:sz="4" w:color="B9C2CC"/>
+              <w:right w:val="single" w:sz="4" w:color="B9C2CC"/>
+              <w:insideH w:val="single" w:sz="4" w:color="B9C2CC"/>
+              <w:insideV w:val="single" w:sz="4" w:color="B9C2CC"/>
+            </w:tcBorders>
+            <w:tcMar>
+              <w:top w:w="90" w:type="dxa"/>
+              <w:bottom w:w="90" w:type="dxa"/>
+              <w:start w:w="110" w:type="dxa"/>
+              <w:end w:w="110" w:type="dxa"/>
+            </w:tcMar>
+          </w:tcPr>
+          <w:p>
+            <w:pPr>
+              <w:spacing w:before="0" w:after="0" w:line="252" w:lineRule="auto"/>
+              <w:jc w:val="center"/>
+            </w:pPr>
+            <w:r>
+              <w:rPr>
+                <w:rFonts w:ascii="Arial" w:hAnsi="Arial"/>
+                <w:b w:val="0"/>
+                <w:color w:val="181B1F"/>
+                <w:sz w:val="16"/>
+              </w:rPr>
+              <w:t>317</w:t>
+            </w:r>
+          </w:p>
+        </w:tc>
+        <w:tc>
+          <w:tcPr>
+            <w:tcW w:type="dxa" w:w="856"/>
+            <w:vAlign w:val="center"/>
+            <w:tcBorders>
+              <w:top w:val="single" w:sz="4" w:color="B9C2CC"/>
+              <w:left w:val="single" w:sz="4" w:color="B9C2CC"/>
+              <w:bottom w:val="single" w:sz="4" w:color="B9C2CC"/>
+              <w:right w:val="single" w:sz="4" w:color="B9C2CC"/>
+              <w:insideH w:val="single" w:sz="4" w:color="B9C2CC"/>
+              <w:insideV w:val="single" w:sz="4" w:color="B9C2CC"/>
+            </w:tcBorders>
+            <w:tcMar>
+              <w:top w:w="90" w:type="dxa"/>
+              <w:bottom w:w="90" w:type="dxa"/>
+              <w:start w:w="110" w:type="dxa"/>
+              <w:end w:w="110" w:type="dxa"/>
+            </w:tcMar>
+          </w:tcPr>
+          <w:p>
+            <w:pPr>
+              <w:spacing w:before="0" w:after="0" w:line="252" w:lineRule="auto"/>
+              <w:jc w:val="center"/>
+            </w:pPr>
+            <w:r>
+              <w:rPr>
+                <w:rFonts w:ascii="Arial" w:hAnsi="Arial"/>
+                <w:b w:val="0"/>
+                <w:color w:val="181B1F"/>
+                <w:sz w:val="16"/>
+              </w:rPr>
+              <w:t>0.740</w:t>
+            </w:r>
+          </w:p>
+        </w:tc>
+        <w:tc>
+          <w:tcPr>
+            <w:tcW w:type="dxa" w:w="1616"/>
+            <w:vAlign w:val="center"/>
+            <w:tcBorders>
+              <w:top w:val="single" w:sz="4" w:color="B9C2CC"/>
+              <w:left w:val="single" w:sz="4" w:color="B9C2CC"/>
+              <w:bottom w:val="single" w:sz="4" w:color="B9C2CC"/>
+              <w:right w:val="single" w:sz="4" w:color="B9C2CC"/>
+              <w:insideH w:val="single" w:sz="4" w:color="B9C2CC"/>
+              <w:insideV w:val="single" w:sz="4" w:color="B9C2CC"/>
+            </w:tcBorders>
+            <w:tcMar>
+              <w:top w:w="90" w:type="dxa"/>
+              <w:bottom w:w="90" w:type="dxa"/>
+              <w:start w:w="110" w:type="dxa"/>
+              <w:end w:w="110" w:type="dxa"/>
+            </w:tcMar>
+          </w:tcPr>
+          <w:p>
+            <w:pPr>
+              <w:spacing w:before="0" w:after="0" w:line="252" w:lineRule="auto"/>
+              <w:jc w:val="center"/>
+            </w:pPr>
+            <w:r>
+              <w:rPr>
+                <w:rFonts w:ascii="Arial" w:hAnsi="Arial"/>
+                <w:b w:val="0"/>
+                <w:color w:val="181B1F"/>
+                <w:sz w:val="16"/>
+              </w:rPr>
+              <w:t>0.488–0.989</w:t>
+            </w:r>
+          </w:p>
+        </w:tc>
+      </w:tr>
+      <w:tr>
+        <w:trPr>
+          <w:trHeight w:hRule="atLeast"/>
+        </w:trPr>
+        <w:tc>
+          <w:tcPr>
+            <w:tcW w:type="dxa" w:w="2567"/>
+            <w:vAlign w:val="center"/>
+            <w:tcBorders>
+              <w:top w:val="single" w:sz="4" w:color="B9C2CC"/>
+              <w:left w:val="single" w:sz="4" w:color="B9C2CC"/>
+              <w:bottom w:val="single" w:sz="4" w:color="B9C2CC"/>
+              <w:right w:val="single" w:sz="4" w:color="B9C2CC"/>
+              <w:insideH w:val="single" w:sz="4" w:color="B9C2CC"/>
+              <w:insideV w:val="single" w:sz="4" w:color="B9C2CC"/>
+            </w:tcBorders>
+            <w:tcMar>
+              <w:top w:w="90" w:type="dxa"/>
+              <w:bottom w:w="90" w:type="dxa"/>
+              <w:start w:w="110" w:type="dxa"/>
+              <w:end w:w="110" w:type="dxa"/>
+            </w:tcMar>
+          </w:tcPr>
+          <w:p>
+            <w:pPr>
+              <w:spacing w:before="0" w:after="0" w:line="252" w:lineRule="auto"/>
+              <w:jc w:val="left"/>
+            </w:pPr>
+            <w:r>
+              <w:rPr>
+                <w:rFonts w:ascii="Arial" w:hAnsi="Arial"/>
+                <w:b w:val="0"/>
+                <w:color w:val="181B1F"/>
+                <w:sz w:val="16"/>
+              </w:rPr>
+              <w:t>superoxide_dismutase_1</w:t>
+            </w:r>
+          </w:p>
+        </w:tc>
+        <w:tc>
+          <w:tcPr>
+            <w:tcW w:type="dxa" w:w="1616"/>
+            <w:vAlign w:val="center"/>
+            <w:tcBorders>
+              <w:top w:val="single" w:sz="4" w:color="B9C2CC"/>
+              <w:left w:val="single" w:sz="4" w:color="B9C2CC"/>
+              <w:bottom w:val="single" w:sz="4" w:color="B9C2CC"/>
+              <w:right w:val="single" w:sz="4" w:color="B9C2CC"/>
+              <w:insideH w:val="single" w:sz="4" w:color="B9C2CC"/>
+              <w:insideV w:val="single" w:sz="4" w:color="B9C2CC"/>
+            </w:tcBorders>
+            <w:tcMar>
+              <w:top w:w="90" w:type="dxa"/>
+              <w:bottom w:w="90" w:type="dxa"/>
+              <w:start w:w="110" w:type="dxa"/>
+              <w:end w:w="110" w:type="dxa"/>
+            </w:tcMar>
+          </w:tcPr>
+          <w:p>
+            <w:pPr>
+              <w:spacing w:before="0" w:after="0" w:line="252" w:lineRule="auto"/>
+              <w:jc w:val="left"/>
+            </w:pPr>
+            <w:r>
+              <w:rPr>
+                <w:rFonts w:ascii="Arial" w:hAnsi="Arial"/>
+                <w:b w:val="0"/>
+                <w:color w:val="181B1F"/>
+                <w:sz w:val="16"/>
+              </w:rPr>
+              <w:t>x-ray diffraction</w:t>
+            </w:r>
+          </w:p>
+        </w:tc>
+        <w:tc>
+          <w:tcPr>
+            <w:tcW w:type="dxa" w:w="665"/>
+            <w:vAlign w:val="center"/>
+            <w:tcBorders>
+              <w:top w:val="single" w:sz="4" w:color="B9C2CC"/>
+              <w:left w:val="single" w:sz="4" w:color="B9C2CC"/>
+              <w:bottom w:val="single" w:sz="4" w:color="B9C2CC"/>
+              <w:right w:val="single" w:sz="4" w:color="B9C2CC"/>
+              <w:insideH w:val="single" w:sz="4" w:color="B9C2CC"/>
+              <w:insideV w:val="single" w:sz="4" w:color="B9C2CC"/>
+            </w:tcBorders>
+            <w:tcMar>
+              <w:top w:w="90" w:type="dxa"/>
+              <w:bottom w:w="90" w:type="dxa"/>
+              <w:start w:w="110" w:type="dxa"/>
+              <w:end w:w="110" w:type="dxa"/>
+            </w:tcMar>
+          </w:tcPr>
+          <w:p>
+            <w:pPr>
+              <w:spacing w:before="0" w:after="0" w:line="252" w:lineRule="auto"/>
+              <w:jc w:val="left"/>
+            </w:pPr>
+            <w:r>
+              <w:rPr>
+                <w:rFonts w:ascii="Arial" w:hAnsi="Arial"/>
+                <w:b w:val="0"/>
+                <w:color w:val="181B1F"/>
+                <w:sz w:val="16"/>
+              </w:rPr>
+              <w:t>153</w:t>
+            </w:r>
+          </w:p>
+        </w:tc>
+        <w:tc>
+          <w:tcPr>
+            <w:tcW w:type="dxa" w:w="951"/>
+            <w:vAlign w:val="center"/>
+            <w:tcBorders>
+              <w:top w:val="single" w:sz="4" w:color="B9C2CC"/>
+              <w:left w:val="single" w:sz="4" w:color="B9C2CC"/>
+              <w:bottom w:val="single" w:sz="4" w:color="B9C2CC"/>
+              <w:right w:val="single" w:sz="4" w:color="B9C2CC"/>
+              <w:insideH w:val="single" w:sz="4" w:color="B9C2CC"/>
+              <w:insideV w:val="single" w:sz="4" w:color="B9C2CC"/>
+            </w:tcBorders>
+            <w:tcMar>
+              <w:top w:w="90" w:type="dxa"/>
+              <w:bottom w:w="90" w:type="dxa"/>
+              <w:start w:w="110" w:type="dxa"/>
+              <w:end w:w="110" w:type="dxa"/>
+            </w:tcMar>
+          </w:tcPr>
+          <w:p>
+            <w:pPr>
+              <w:spacing w:before="0" w:after="0" w:line="252" w:lineRule="auto"/>
+              <w:jc w:val="center"/>
+            </w:pPr>
+            <w:r>
+              <w:rPr>
+                <w:rFonts w:ascii="Arial" w:hAnsi="Arial"/>
+                <w:b w:val="0"/>
+                <w:color w:val="181B1F"/>
+                <w:sz w:val="16"/>
+              </w:rPr>
+              <w:t>0.994</w:t>
+            </w:r>
+          </w:p>
+        </w:tc>
+        <w:tc>
+          <w:tcPr>
+            <w:tcW w:type="dxa" w:w="951"/>
+            <w:vAlign w:val="center"/>
+            <w:tcBorders>
+              <w:top w:val="single" w:sz="4" w:color="B9C2CC"/>
+              <w:left w:val="single" w:sz="4" w:color="B9C2CC"/>
+              <w:bottom w:val="single" w:sz="4" w:color="B9C2CC"/>
+              <w:right w:val="single" w:sz="4" w:color="B9C2CC"/>
+              <w:insideH w:val="single" w:sz="4" w:color="B9C2CC"/>
+              <w:insideV w:val="single" w:sz="4" w:color="B9C2CC"/>
+            </w:tcBorders>
+            <w:tcMar>
+              <w:top w:w="90" w:type="dxa"/>
+              <w:bottom w:w="90" w:type="dxa"/>
+              <w:start w:w="110" w:type="dxa"/>
+              <w:end w:w="110" w:type="dxa"/>
+            </w:tcMar>
+          </w:tcPr>
+          <w:p>
+            <w:pPr>
+              <w:spacing w:before="0" w:after="0" w:line="252" w:lineRule="auto"/>
+              <w:jc w:val="center"/>
+            </w:pPr>
+            <w:r>
+              <w:rPr>
+                <w:rFonts w:ascii="Arial" w:hAnsi="Arial"/>
+                <w:b w:val="0"/>
+                <w:color w:val="181B1F"/>
+                <w:sz w:val="16"/>
+              </w:rPr>
+              <w:t>0.286</w:t>
+            </w:r>
+          </w:p>
+        </w:tc>
+        <w:tc>
+          <w:tcPr>
+            <w:tcW w:type="dxa" w:w="570"/>
+            <w:vAlign w:val="center"/>
+            <w:tcBorders>
+              <w:top w:val="single" w:sz="4" w:color="B9C2CC"/>
+              <w:left w:val="single" w:sz="4" w:color="B9C2CC"/>
+              <w:bottom w:val="single" w:sz="4" w:color="B9C2CC"/>
+              <w:right w:val="single" w:sz="4" w:color="B9C2CC"/>
+              <w:insideH w:val="single" w:sz="4" w:color="B9C2CC"/>
+              <w:insideV w:val="single" w:sz="4" w:color="B9C2CC"/>
+            </w:tcBorders>
+            <w:tcMar>
+              <w:top w:w="90" w:type="dxa"/>
+              <w:bottom w:w="90" w:type="dxa"/>
+              <w:start w:w="110" w:type="dxa"/>
+              <w:end w:w="110" w:type="dxa"/>
+            </w:tcMar>
+          </w:tcPr>
+          <w:p>
+            <w:pPr>
+              <w:spacing w:before="0" w:after="0" w:line="252" w:lineRule="auto"/>
+              <w:jc w:val="center"/>
+            </w:pPr>
+            <w:r>
+              <w:rPr>
+                <w:rFonts w:ascii="Arial" w:hAnsi="Arial"/>
+                <w:b w:val="0"/>
+                <w:color w:val="181B1F"/>
+                <w:sz w:val="16"/>
+              </w:rPr>
+              <w:t>153</w:t>
+            </w:r>
+          </w:p>
+        </w:tc>
+        <w:tc>
+          <w:tcPr>
+            <w:tcW w:type="dxa" w:w="856"/>
+            <w:vAlign w:val="center"/>
+            <w:tcBorders>
+              <w:top w:val="single" w:sz="4" w:color="B9C2CC"/>
+              <w:left w:val="single" w:sz="4" w:color="B9C2CC"/>
+              <w:bottom w:val="single" w:sz="4" w:color="B9C2CC"/>
+              <w:right w:val="single" w:sz="4" w:color="B9C2CC"/>
+              <w:insideH w:val="single" w:sz="4" w:color="B9C2CC"/>
+              <w:insideV w:val="single" w:sz="4" w:color="B9C2CC"/>
+            </w:tcBorders>
+            <w:tcMar>
+              <w:top w:w="90" w:type="dxa"/>
+              <w:bottom w:w="90" w:type="dxa"/>
+              <w:start w:w="110" w:type="dxa"/>
+              <w:end w:w="110" w:type="dxa"/>
+            </w:tcMar>
+          </w:tcPr>
+          <w:p>
+            <w:pPr>
+              <w:spacing w:before="0" w:after="0" w:line="252" w:lineRule="auto"/>
+              <w:jc w:val="center"/>
+            </w:pPr>
+            <w:r>
+              <w:rPr>
+                <w:rFonts w:ascii="Arial" w:hAnsi="Arial"/>
+                <w:b w:val="0"/>
+                <w:color w:val="181B1F"/>
+                <w:sz w:val="16"/>
+              </w:rPr>
+              <w:t>0.286</w:t>
+            </w:r>
+          </w:p>
+        </w:tc>
+        <w:tc>
+          <w:tcPr>
+            <w:tcW w:type="dxa" w:w="1616"/>
+            <w:vAlign w:val="center"/>
+            <w:tcBorders>
+              <w:top w:val="single" w:sz="4" w:color="B9C2CC"/>
+              <w:left w:val="single" w:sz="4" w:color="B9C2CC"/>
+              <w:bottom w:val="single" w:sz="4" w:color="B9C2CC"/>
+              <w:right w:val="single" w:sz="4" w:color="B9C2CC"/>
+              <w:insideH w:val="single" w:sz="4" w:color="B9C2CC"/>
+              <w:insideV w:val="single" w:sz="4" w:color="B9C2CC"/>
+            </w:tcBorders>
+            <w:tcMar>
+              <w:top w:w="90" w:type="dxa"/>
+              <w:bottom w:w="90" w:type="dxa"/>
+              <w:start w:w="110" w:type="dxa"/>
+              <w:end w:w="110" w:type="dxa"/>
+            </w:tcMar>
+          </w:tcPr>
+          <w:p>
+            <w:pPr>
+              <w:spacing w:before="0" w:after="0" w:line="252" w:lineRule="auto"/>
+              <w:jc w:val="center"/>
+            </w:pPr>
+            <w:r>
+              <w:rPr>
+                <w:rFonts w:ascii="Arial" w:hAnsi="Arial"/>
+                <w:b w:val="0"/>
+                <w:color w:val="181B1F"/>
+                <w:sz w:val="16"/>
+              </w:rPr>
+              <w:t>0.185–0.394</w:t>
+            </w:r>
+          </w:p>
+        </w:tc>
+      </w:tr>
+      <w:tr>
+        <w:trPr>
+          <w:trHeight w:hRule="atLeast"/>
+        </w:trPr>
+        <w:tc>
+          <w:tcPr>
+            <w:tcW w:type="dxa" w:w="2567"/>
+            <w:vAlign w:val="center"/>
+            <w:tcBorders>
+              <w:top w:val="single" w:sz="4" w:color="B9C2CC"/>
+              <w:left w:val="single" w:sz="4" w:color="B9C2CC"/>
+              <w:bottom w:val="single" w:sz="4" w:color="B9C2CC"/>
+              <w:right w:val="single" w:sz="4" w:color="B9C2CC"/>
+              <w:insideH w:val="single" w:sz="4" w:color="B9C2CC"/>
+              <w:insideV w:val="single" w:sz="4" w:color="B9C2CC"/>
+            </w:tcBorders>
+            <w:tcMar>
+              <w:top w:w="90" w:type="dxa"/>
+              <w:bottom w:w="90" w:type="dxa"/>
+              <w:start w:w="110" w:type="dxa"/>
+              <w:end w:w="110" w:type="dxa"/>
+            </w:tcMar>
+          </w:tcPr>
+          <w:p>
+            <w:pPr>
+              <w:spacing w:before="0" w:after="0" w:line="252" w:lineRule="auto"/>
+              <w:jc w:val="left"/>
+            </w:pPr>
+            <w:r>
+              <w:rPr>
+                <w:rFonts w:ascii="Arial" w:hAnsi="Arial"/>
+                <w:b w:val="0"/>
+                <w:color w:val="181B1F"/>
+                <w:sz w:val="16"/>
+              </w:rPr>
+              <w:t>transthyretin</w:t>
+            </w:r>
+          </w:p>
+        </w:tc>
+        <w:tc>
+          <w:tcPr>
+            <w:tcW w:type="dxa" w:w="1616"/>
+            <w:vAlign w:val="center"/>
+            <w:tcBorders>
+              <w:top w:val="single" w:sz="4" w:color="B9C2CC"/>
+              <w:left w:val="single" w:sz="4" w:color="B9C2CC"/>
+              <w:bottom w:val="single" w:sz="4" w:color="B9C2CC"/>
+              <w:right w:val="single" w:sz="4" w:color="B9C2CC"/>
+              <w:insideH w:val="single" w:sz="4" w:color="B9C2CC"/>
+              <w:insideV w:val="single" w:sz="4" w:color="B9C2CC"/>
+            </w:tcBorders>
+            <w:tcMar>
+              <w:top w:w="90" w:type="dxa"/>
+              <w:bottom w:w="90" w:type="dxa"/>
+              <w:start w:w="110" w:type="dxa"/>
+              <w:end w:w="110" w:type="dxa"/>
+            </w:tcMar>
+          </w:tcPr>
+          <w:p>
+            <w:pPr>
+              <w:spacing w:before="0" w:after="0" w:line="252" w:lineRule="auto"/>
+              <w:jc w:val="left"/>
+            </w:pPr>
+            <w:r>
+              <w:rPr>
+                <w:rFonts w:ascii="Arial" w:hAnsi="Arial"/>
+                <w:b w:val="0"/>
+                <w:color w:val="181B1F"/>
+                <w:sz w:val="16"/>
+              </w:rPr>
+              <w:t>x-ray diffraction</w:t>
+            </w:r>
+          </w:p>
+        </w:tc>
+        <w:tc>
+          <w:tcPr>
+            <w:tcW w:type="dxa" w:w="665"/>
+            <w:vAlign w:val="center"/>
+            <w:tcBorders>
+              <w:top w:val="single" w:sz="4" w:color="B9C2CC"/>
+              <w:left w:val="single" w:sz="4" w:color="B9C2CC"/>
+              <w:bottom w:val="single" w:sz="4" w:color="B9C2CC"/>
+              <w:right w:val="single" w:sz="4" w:color="B9C2CC"/>
+              <w:insideH w:val="single" w:sz="4" w:color="B9C2CC"/>
+              <w:insideV w:val="single" w:sz="4" w:color="B9C2CC"/>
+            </w:tcBorders>
+            <w:tcMar>
+              <w:top w:w="90" w:type="dxa"/>
+              <w:bottom w:w="90" w:type="dxa"/>
+              <w:start w:w="110" w:type="dxa"/>
+              <w:end w:w="110" w:type="dxa"/>
+            </w:tcMar>
+          </w:tcPr>
+          <w:p>
+            <w:pPr>
+              <w:spacing w:before="0" w:after="0" w:line="252" w:lineRule="auto"/>
+              <w:jc w:val="left"/>
+            </w:pPr>
+            <w:r>
+              <w:rPr>
+                <w:rFonts w:ascii="Arial" w:hAnsi="Arial"/>
+                <w:b w:val="0"/>
+                <w:color w:val="181B1F"/>
+                <w:sz w:val="16"/>
+              </w:rPr>
+              <w:t>116</w:t>
+            </w:r>
+          </w:p>
+        </w:tc>
+        <w:tc>
+          <w:tcPr>
+            <w:tcW w:type="dxa" w:w="951"/>
+            <w:vAlign w:val="center"/>
+            <w:tcBorders>
+              <w:top w:val="single" w:sz="4" w:color="B9C2CC"/>
+              <w:left w:val="single" w:sz="4" w:color="B9C2CC"/>
+              <w:bottom w:val="single" w:sz="4" w:color="B9C2CC"/>
+              <w:right w:val="single" w:sz="4" w:color="B9C2CC"/>
+              <w:insideH w:val="single" w:sz="4" w:color="B9C2CC"/>
+              <w:insideV w:val="single" w:sz="4" w:color="B9C2CC"/>
+            </w:tcBorders>
+            <w:tcMar>
+              <w:top w:w="90" w:type="dxa"/>
+              <w:bottom w:w="90" w:type="dxa"/>
+              <w:start w:w="110" w:type="dxa"/>
+              <w:end w:w="110" w:type="dxa"/>
+            </w:tcMar>
+          </w:tcPr>
+          <w:p>
+            <w:pPr>
+              <w:spacing w:before="0" w:after="0" w:line="252" w:lineRule="auto"/>
+              <w:jc w:val="center"/>
+            </w:pPr>
+            <w:r>
+              <w:rPr>
+                <w:rFonts w:ascii="Arial" w:hAnsi="Arial"/>
+                <w:b w:val="0"/>
+                <w:color w:val="181B1F"/>
+                <w:sz w:val="16"/>
+              </w:rPr>
+              <w:t>0.789</w:t>
+            </w:r>
+          </w:p>
+        </w:tc>
+        <w:tc>
+          <w:tcPr>
+            <w:tcW w:type="dxa" w:w="951"/>
+            <w:vAlign w:val="center"/>
+            <w:tcBorders>
+              <w:top w:val="single" w:sz="4" w:color="B9C2CC"/>
+              <w:left w:val="single" w:sz="4" w:color="B9C2CC"/>
+              <w:bottom w:val="single" w:sz="4" w:color="B9C2CC"/>
+              <w:right w:val="single" w:sz="4" w:color="B9C2CC"/>
+              <w:insideH w:val="single" w:sz="4" w:color="B9C2CC"/>
+              <w:insideV w:val="single" w:sz="4" w:color="B9C2CC"/>
+            </w:tcBorders>
+            <w:tcMar>
+              <w:top w:w="90" w:type="dxa"/>
+              <w:bottom w:w="90" w:type="dxa"/>
+              <w:start w:w="110" w:type="dxa"/>
+              <w:end w:w="110" w:type="dxa"/>
+            </w:tcMar>
+          </w:tcPr>
+          <w:p>
+            <w:pPr>
+              <w:spacing w:before="0" w:after="0" w:line="252" w:lineRule="auto"/>
+              <w:jc w:val="center"/>
+            </w:pPr>
+            <w:r>
+              <w:rPr>
+                <w:rFonts w:ascii="Arial" w:hAnsi="Arial"/>
+                <w:b w:val="0"/>
+                <w:color w:val="181B1F"/>
+                <w:sz w:val="16"/>
+              </w:rPr>
+              <w:t>0.258</w:t>
+            </w:r>
+          </w:p>
+        </w:tc>
+        <w:tc>
+          <w:tcPr>
+            <w:tcW w:type="dxa" w:w="570"/>
+            <w:vAlign w:val="center"/>
+            <w:tcBorders>
+              <w:top w:val="single" w:sz="4" w:color="B9C2CC"/>
+              <w:left w:val="single" w:sz="4" w:color="B9C2CC"/>
+              <w:bottom w:val="single" w:sz="4" w:color="B9C2CC"/>
+              <w:right w:val="single" w:sz="4" w:color="B9C2CC"/>
+              <w:insideH w:val="single" w:sz="4" w:color="B9C2CC"/>
+              <w:insideV w:val="single" w:sz="4" w:color="B9C2CC"/>
+            </w:tcBorders>
+            <w:tcMar>
+              <w:top w:w="90" w:type="dxa"/>
+              <w:bottom w:w="90" w:type="dxa"/>
+              <w:start w:w="110" w:type="dxa"/>
+              <w:end w:w="110" w:type="dxa"/>
+            </w:tcMar>
+          </w:tcPr>
+          <w:p>
+            <w:pPr>
+              <w:spacing w:before="0" w:after="0" w:line="252" w:lineRule="auto"/>
+              <w:jc w:val="center"/>
+            </w:pPr>
+            <w:r>
+              <w:rPr>
+                <w:rFonts w:ascii="Arial" w:hAnsi="Arial"/>
+                <w:b w:val="0"/>
+                <w:color w:val="181B1F"/>
+                <w:sz w:val="16"/>
+              </w:rPr>
+              <w:t>116</w:t>
+            </w:r>
+          </w:p>
+        </w:tc>
+        <w:tc>
+          <w:tcPr>
+            <w:tcW w:type="dxa" w:w="856"/>
+            <w:vAlign w:val="center"/>
+            <w:tcBorders>
+              <w:top w:val="single" w:sz="4" w:color="B9C2CC"/>
+              <w:left w:val="single" w:sz="4" w:color="B9C2CC"/>
+              <w:bottom w:val="single" w:sz="4" w:color="B9C2CC"/>
+              <w:right w:val="single" w:sz="4" w:color="B9C2CC"/>
+              <w:insideH w:val="single" w:sz="4" w:color="B9C2CC"/>
+              <w:insideV w:val="single" w:sz="4" w:color="B9C2CC"/>
+            </w:tcBorders>
+            <w:tcMar>
+              <w:top w:w="90" w:type="dxa"/>
+              <w:bottom w:w="90" w:type="dxa"/>
+              <w:start w:w="110" w:type="dxa"/>
+              <w:end w:w="110" w:type="dxa"/>
+            </w:tcMar>
+          </w:tcPr>
+          <w:p>
+            <w:pPr>
+              <w:spacing w:before="0" w:after="0" w:line="252" w:lineRule="auto"/>
+              <w:jc w:val="center"/>
+            </w:pPr>
+            <w:r>
+              <w:rPr>
+                <w:rFonts w:ascii="Arial" w:hAnsi="Arial"/>
+                <w:b w:val="0"/>
+                <w:color w:val="181B1F"/>
+                <w:sz w:val="16"/>
+              </w:rPr>
+              <w:t>0.258</w:t>
+            </w:r>
+          </w:p>
+        </w:tc>
+        <w:tc>
+          <w:tcPr>
+            <w:tcW w:type="dxa" w:w="1616"/>
+            <w:vAlign w:val="center"/>
+            <w:tcBorders>
+              <w:top w:val="single" w:sz="4" w:color="B9C2CC"/>
+              <w:left w:val="single" w:sz="4" w:color="B9C2CC"/>
+              <w:bottom w:val="single" w:sz="4" w:color="B9C2CC"/>
+              <w:right w:val="single" w:sz="4" w:color="B9C2CC"/>
+              <w:insideH w:val="single" w:sz="4" w:color="B9C2CC"/>
+              <w:insideV w:val="single" w:sz="4" w:color="B9C2CC"/>
+            </w:tcBorders>
+            <w:tcMar>
+              <w:top w:w="90" w:type="dxa"/>
+              <w:bottom w:w="90" w:type="dxa"/>
+              <w:start w:w="110" w:type="dxa"/>
+              <w:end w:w="110" w:type="dxa"/>
+            </w:tcMar>
+          </w:tcPr>
+          <w:p>
+            <w:pPr>
+              <w:spacing w:before="0" w:after="0" w:line="252" w:lineRule="auto"/>
+              <w:jc w:val="center"/>
+            </w:pPr>
+            <w:r>
+              <w:rPr>
+                <w:rFonts w:ascii="Arial" w:hAnsi="Arial"/>
+                <w:b w:val="0"/>
+                <w:color w:val="181B1F"/>
+                <w:sz w:val="16"/>
+              </w:rPr>
+              <w:t>0.206–0.319</w:t>
+            </w:r>
+          </w:p>
+        </w:tc>
+      </w:tr>
+      <w:tr>
+        <w:trPr>
+          <w:trHeight w:hRule="atLeast"/>
+        </w:trPr>
+        <w:tc>
+          <w:tcPr>
+            <w:tcW w:type="dxa" w:w="2567"/>
+            <w:vAlign w:val="center"/>
+            <w:tcBorders>
+              <w:top w:val="single" w:sz="4" w:color="B9C2CC"/>
+              <w:left w:val="single" w:sz="4" w:color="B9C2CC"/>
+              <w:bottom w:val="single" w:sz="4" w:color="B9C2CC"/>
+              <w:right w:val="single" w:sz="4" w:color="B9C2CC"/>
+              <w:insideH w:val="single" w:sz="4" w:color="B9C2CC"/>
+              <w:insideV w:val="single" w:sz="4" w:color="B9C2CC"/>
+            </w:tcBorders>
+            <w:tcMar>
+              <w:top w:w="90" w:type="dxa"/>
+              <w:bottom w:w="90" w:type="dxa"/>
+              <w:start w:w="110" w:type="dxa"/>
+              <w:end w:w="110" w:type="dxa"/>
+            </w:tcMar>
+          </w:tcPr>
+          <w:p>
+            <w:pPr>
+              <w:spacing w:before="0" w:after="0" w:line="252" w:lineRule="auto"/>
+              <w:jc w:val="left"/>
+            </w:pPr>
+            <w:r>
+              <w:rPr>
+                <w:rFonts w:ascii="Arial" w:hAnsi="Arial"/>
+                <w:b w:val="0"/>
+                <w:color w:val="181B1F"/>
+                <w:sz w:val="16"/>
+              </w:rPr>
+              <w:t>cytochrome_c</w:t>
+            </w:r>
+          </w:p>
+        </w:tc>
+        <w:tc>
+          <w:tcPr>
+            <w:tcW w:type="dxa" w:w="1616"/>
+            <w:vAlign w:val="center"/>
+            <w:tcBorders>
+              <w:top w:val="single" w:sz="4" w:color="B9C2CC"/>
+              <w:left w:val="single" w:sz="4" w:color="B9C2CC"/>
+              <w:bottom w:val="single" w:sz="4" w:color="B9C2CC"/>
+              <w:right w:val="single" w:sz="4" w:color="B9C2CC"/>
+              <w:insideH w:val="single" w:sz="4" w:color="B9C2CC"/>
+              <w:insideV w:val="single" w:sz="4" w:color="B9C2CC"/>
+            </w:tcBorders>
+            <w:tcMar>
+              <w:top w:w="90" w:type="dxa"/>
+              <w:bottom w:w="90" w:type="dxa"/>
+              <w:start w:w="110" w:type="dxa"/>
+              <w:end w:w="110" w:type="dxa"/>
+            </w:tcMar>
+          </w:tcPr>
+          <w:p>
+            <w:pPr>
+              <w:spacing w:before="0" w:after="0" w:line="252" w:lineRule="auto"/>
+              <w:jc w:val="left"/>
+            </w:pPr>
+            <w:r>
+              <w:rPr>
+                <w:rFonts w:ascii="Arial" w:hAnsi="Arial"/>
+                <w:b w:val="0"/>
+                <w:color w:val="181B1F"/>
+                <w:sz w:val="16"/>
+              </w:rPr>
+              <w:t>x-ray diffraction</w:t>
+            </w:r>
+          </w:p>
+        </w:tc>
+        <w:tc>
+          <w:tcPr>
+            <w:tcW w:type="dxa" w:w="665"/>
+            <w:vAlign w:val="center"/>
+            <w:tcBorders>
+              <w:top w:val="single" w:sz="4" w:color="B9C2CC"/>
+              <w:left w:val="single" w:sz="4" w:color="B9C2CC"/>
+              <w:bottom w:val="single" w:sz="4" w:color="B9C2CC"/>
+              <w:right w:val="single" w:sz="4" w:color="B9C2CC"/>
+              <w:insideH w:val="single" w:sz="4" w:color="B9C2CC"/>
+              <w:insideV w:val="single" w:sz="4" w:color="B9C2CC"/>
+            </w:tcBorders>
+            <w:tcMar>
+              <w:top w:w="90" w:type="dxa"/>
+              <w:bottom w:w="90" w:type="dxa"/>
+              <w:start w:w="110" w:type="dxa"/>
+              <w:end w:w="110" w:type="dxa"/>
+            </w:tcMar>
+          </w:tcPr>
+          <w:p>
+            <w:pPr>
+              <w:spacing w:before="0" w:after="0" w:line="252" w:lineRule="auto"/>
+              <w:jc w:val="left"/>
+            </w:pPr>
+            <w:r>
+              <w:rPr>
+                <w:rFonts w:ascii="Arial" w:hAnsi="Arial"/>
+                <w:b w:val="0"/>
+                <w:color w:val="181B1F"/>
+                <w:sz w:val="16"/>
+              </w:rPr>
+              <w:t>104</w:t>
+            </w:r>
+          </w:p>
+        </w:tc>
+        <w:tc>
+          <w:tcPr>
+            <w:tcW w:type="dxa" w:w="951"/>
+            <w:vAlign w:val="center"/>
+            <w:tcBorders>
+              <w:top w:val="single" w:sz="4" w:color="B9C2CC"/>
+              <w:left w:val="single" w:sz="4" w:color="B9C2CC"/>
+              <w:bottom w:val="single" w:sz="4" w:color="B9C2CC"/>
+              <w:right w:val="single" w:sz="4" w:color="B9C2CC"/>
+              <w:insideH w:val="single" w:sz="4" w:color="B9C2CC"/>
+              <w:insideV w:val="single" w:sz="4" w:color="B9C2CC"/>
+            </w:tcBorders>
+            <w:tcMar>
+              <w:top w:w="90" w:type="dxa"/>
+              <w:bottom w:w="90" w:type="dxa"/>
+              <w:start w:w="110" w:type="dxa"/>
+              <w:end w:w="110" w:type="dxa"/>
+            </w:tcMar>
+          </w:tcPr>
+          <w:p>
+            <w:pPr>
+              <w:spacing w:before="0" w:after="0" w:line="252" w:lineRule="auto"/>
+              <w:jc w:val="center"/>
+            </w:pPr>
+            <w:r>
+              <w:rPr>
+                <w:rFonts w:ascii="Arial" w:hAnsi="Arial"/>
+                <w:b w:val="0"/>
+                <w:color w:val="181B1F"/>
+                <w:sz w:val="16"/>
+              </w:rPr>
+              <w:t>0.990</w:t>
+            </w:r>
+          </w:p>
+        </w:tc>
+        <w:tc>
+          <w:tcPr>
+            <w:tcW w:type="dxa" w:w="951"/>
+            <w:vAlign w:val="center"/>
+            <w:tcBorders>
+              <w:top w:val="single" w:sz="4" w:color="B9C2CC"/>
+              <w:left w:val="single" w:sz="4" w:color="B9C2CC"/>
+              <w:bottom w:val="single" w:sz="4" w:color="B9C2CC"/>
+              <w:right w:val="single" w:sz="4" w:color="B9C2CC"/>
+              <w:insideH w:val="single" w:sz="4" w:color="B9C2CC"/>
+              <w:insideV w:val="single" w:sz="4" w:color="B9C2CC"/>
+            </w:tcBorders>
+            <w:tcMar>
+              <w:top w:w="90" w:type="dxa"/>
+              <w:bottom w:w="90" w:type="dxa"/>
+              <w:start w:w="110" w:type="dxa"/>
+              <w:end w:w="110" w:type="dxa"/>
+            </w:tcMar>
+          </w:tcPr>
+          <w:p>
+            <w:pPr>
+              <w:spacing w:before="0" w:after="0" w:line="252" w:lineRule="auto"/>
+              <w:jc w:val="center"/>
+            </w:pPr>
+            <w:r>
+              <w:rPr>
+                <w:rFonts w:ascii="Arial" w:hAnsi="Arial"/>
+                <w:b w:val="0"/>
+                <w:color w:val="181B1F"/>
+                <w:sz w:val="16"/>
+              </w:rPr>
+              <w:t>0.281</w:t>
+            </w:r>
+          </w:p>
+        </w:tc>
+        <w:tc>
+          <w:tcPr>
+            <w:tcW w:type="dxa" w:w="570"/>
+            <w:vAlign w:val="center"/>
+            <w:tcBorders>
+              <w:top w:val="single" w:sz="4" w:color="B9C2CC"/>
+              <w:left w:val="single" w:sz="4" w:color="B9C2CC"/>
+              <w:bottom w:val="single" w:sz="4" w:color="B9C2CC"/>
+              <w:right w:val="single" w:sz="4" w:color="B9C2CC"/>
+              <w:insideH w:val="single" w:sz="4" w:color="B9C2CC"/>
+              <w:insideV w:val="single" w:sz="4" w:color="B9C2CC"/>
+            </w:tcBorders>
+            <w:tcMar>
+              <w:top w:w="90" w:type="dxa"/>
+              <w:bottom w:w="90" w:type="dxa"/>
+              <w:start w:w="110" w:type="dxa"/>
+              <w:end w:w="110" w:type="dxa"/>
+            </w:tcMar>
+          </w:tcPr>
+          <w:p>
+            <w:pPr>
+              <w:spacing w:before="0" w:after="0" w:line="252" w:lineRule="auto"/>
+              <w:jc w:val="center"/>
+            </w:pPr>
+            <w:r>
+              <w:rPr>
+                <w:rFonts w:ascii="Arial" w:hAnsi="Arial"/>
+                <w:b w:val="0"/>
+                <w:color w:val="181B1F"/>
+                <w:sz w:val="16"/>
+              </w:rPr>
+              <w:t>104</w:t>
+            </w:r>
+          </w:p>
+        </w:tc>
+        <w:tc>
+          <w:tcPr>
+            <w:tcW w:type="dxa" w:w="856"/>
+            <w:vAlign w:val="center"/>
+            <w:tcBorders>
+              <w:top w:val="single" w:sz="4" w:color="B9C2CC"/>
+              <w:left w:val="single" w:sz="4" w:color="B9C2CC"/>
+              <w:bottom w:val="single" w:sz="4" w:color="B9C2CC"/>
+              <w:right w:val="single" w:sz="4" w:color="B9C2CC"/>
+              <w:insideH w:val="single" w:sz="4" w:color="B9C2CC"/>
+              <w:insideV w:val="single" w:sz="4" w:color="B9C2CC"/>
+            </w:tcBorders>
+            <w:tcMar>
+              <w:top w:w="90" w:type="dxa"/>
+              <w:bottom w:w="90" w:type="dxa"/>
+              <w:start w:w="110" w:type="dxa"/>
+              <w:end w:w="110" w:type="dxa"/>
+            </w:tcMar>
+          </w:tcPr>
+          <w:p>
+            <w:pPr>
+              <w:spacing w:before="0" w:after="0" w:line="252" w:lineRule="auto"/>
+              <w:jc w:val="center"/>
+            </w:pPr>
+            <w:r>
+              <w:rPr>
+                <w:rFonts w:ascii="Arial" w:hAnsi="Arial"/>
+                <w:b w:val="0"/>
+                <w:color w:val="181B1F"/>
+                <w:sz w:val="16"/>
+              </w:rPr>
+              <w:t>0.281</w:t>
+            </w:r>
+          </w:p>
+        </w:tc>
+        <w:tc>
+          <w:tcPr>
+            <w:tcW w:type="dxa" w:w="1616"/>
+            <w:vAlign w:val="center"/>
+            <w:tcBorders>
+              <w:top w:val="single" w:sz="4" w:color="B9C2CC"/>
+              <w:left w:val="single" w:sz="4" w:color="B9C2CC"/>
+              <w:bottom w:val="single" w:sz="4" w:color="B9C2CC"/>
+              <w:right w:val="single" w:sz="4" w:color="B9C2CC"/>
+              <w:insideH w:val="single" w:sz="4" w:color="B9C2CC"/>
+              <w:insideV w:val="single" w:sz="4" w:color="B9C2CC"/>
+            </w:tcBorders>
+            <w:tcMar>
+              <w:top w:w="90" w:type="dxa"/>
+              <w:bottom w:w="90" w:type="dxa"/>
+              <w:start w:w="110" w:type="dxa"/>
+              <w:end w:w="110" w:type="dxa"/>
+            </w:tcMar>
+          </w:tcPr>
+          <w:p>
+            <w:pPr>
+              <w:spacing w:before="0" w:after="0" w:line="252" w:lineRule="auto"/>
+              <w:jc w:val="center"/>
+            </w:pPr>
+            <w:r>
+              <w:rPr>
+                <w:rFonts w:ascii="Arial" w:hAnsi="Arial"/>
+                <w:b w:val="0"/>
+                <w:color w:val="181B1F"/>
+                <w:sz w:val="16"/>
+              </w:rPr>
+              <w:t>0.225–0.305</w:t>
+            </w:r>
+          </w:p>
+        </w:tc>
+      </w:tr>
+      <w:tr>
+        <w:trPr>
+          <w:trHeight w:hRule="atLeast"/>
+        </w:trPr>
+        <w:tc>
+          <w:tcPr>
+            <w:tcW w:type="dxa" w:w="2567"/>
+            <w:vAlign w:val="center"/>
+            <w:tcBorders>
+              <w:top w:val="single" w:sz="4" w:color="B9C2CC"/>
+              <w:left w:val="single" w:sz="4" w:color="B9C2CC"/>
+              <w:bottom w:val="single" w:sz="4" w:color="B9C2CC"/>
+              <w:right w:val="single" w:sz="4" w:color="B9C2CC"/>
+              <w:insideH w:val="single" w:sz="4" w:color="B9C2CC"/>
+              <w:insideV w:val="single" w:sz="4" w:color="B9C2CC"/>
+            </w:tcBorders>
+            <w:tcMar>
+              <w:top w:w="90" w:type="dxa"/>
+              <w:bottom w:w="90" w:type="dxa"/>
+              <w:start w:w="110" w:type="dxa"/>
+              <w:end w:w="110" w:type="dxa"/>
+            </w:tcMar>
+          </w:tcPr>
+          <w:p>
+            <w:pPr>
+              <w:spacing w:before="0" w:after="0" w:line="252" w:lineRule="auto"/>
+              <w:jc w:val="left"/>
+            </w:pPr>
+            <w:r>
+              <w:rPr>
+                <w:rFonts w:ascii="Arial" w:hAnsi="Arial"/>
+                <w:b w:val="0"/>
+                <w:color w:val="181B1F"/>
+                <w:sz w:val="16"/>
+              </w:rPr>
+              <w:t>sumo1</w:t>
+            </w:r>
+          </w:p>
+        </w:tc>
+        <w:tc>
+          <w:tcPr>
+            <w:tcW w:type="dxa" w:w="1616"/>
+            <w:vAlign w:val="center"/>
+            <w:tcBorders>
+              <w:top w:val="single" w:sz="4" w:color="B9C2CC"/>
+              <w:left w:val="single" w:sz="4" w:color="B9C2CC"/>
+              <w:bottom w:val="single" w:sz="4" w:color="B9C2CC"/>
+              <w:right w:val="single" w:sz="4" w:color="B9C2CC"/>
+              <w:insideH w:val="single" w:sz="4" w:color="B9C2CC"/>
+              <w:insideV w:val="single" w:sz="4" w:color="B9C2CC"/>
+            </w:tcBorders>
+            <w:tcMar>
+              <w:top w:w="90" w:type="dxa"/>
+              <w:bottom w:w="90" w:type="dxa"/>
+              <w:start w:w="110" w:type="dxa"/>
+              <w:end w:w="110" w:type="dxa"/>
+            </w:tcMar>
+          </w:tcPr>
+          <w:p>
+            <w:pPr>
+              <w:spacing w:before="0" w:after="0" w:line="252" w:lineRule="auto"/>
+              <w:jc w:val="left"/>
+            </w:pPr>
+            <w:r>
+              <w:rPr>
+                <w:rFonts w:ascii="Arial" w:hAnsi="Arial"/>
+                <w:b w:val="0"/>
+                <w:color w:val="181B1F"/>
+                <w:sz w:val="16"/>
+              </w:rPr>
+              <w:t>solution nmr</w:t>
+            </w:r>
+          </w:p>
+        </w:tc>
+        <w:tc>
+          <w:tcPr>
+            <w:tcW w:type="dxa" w:w="665"/>
+            <w:vAlign w:val="center"/>
+            <w:tcBorders>
+              <w:top w:val="single" w:sz="4" w:color="B9C2CC"/>
+              <w:left w:val="single" w:sz="4" w:color="B9C2CC"/>
+              <w:bottom w:val="single" w:sz="4" w:color="B9C2CC"/>
+              <w:right w:val="single" w:sz="4" w:color="B9C2CC"/>
+              <w:insideH w:val="single" w:sz="4" w:color="B9C2CC"/>
+              <w:insideV w:val="single" w:sz="4" w:color="B9C2CC"/>
+            </w:tcBorders>
+            <w:tcMar>
+              <w:top w:w="90" w:type="dxa"/>
+              <w:bottom w:w="90" w:type="dxa"/>
+              <w:start w:w="110" w:type="dxa"/>
+              <w:end w:w="110" w:type="dxa"/>
+            </w:tcMar>
+          </w:tcPr>
+          <w:p>
+            <w:pPr>
+              <w:spacing w:before="0" w:after="0" w:line="252" w:lineRule="auto"/>
+              <w:jc w:val="left"/>
+            </w:pPr>
+            <w:r>
+              <w:rPr>
+                <w:rFonts w:ascii="Arial" w:hAnsi="Arial"/>
+                <w:b w:val="0"/>
+                <w:color w:val="181B1F"/>
+                <w:sz w:val="16"/>
+              </w:rPr>
+              <w:t>101</w:t>
+            </w:r>
+          </w:p>
+        </w:tc>
+        <w:tc>
+          <w:tcPr>
+            <w:tcW w:type="dxa" w:w="951"/>
+            <w:vAlign w:val="center"/>
+            <w:tcBorders>
+              <w:top w:val="single" w:sz="4" w:color="B9C2CC"/>
+              <w:left w:val="single" w:sz="4" w:color="B9C2CC"/>
+              <w:bottom w:val="single" w:sz="4" w:color="B9C2CC"/>
+              <w:right w:val="single" w:sz="4" w:color="B9C2CC"/>
+              <w:insideH w:val="single" w:sz="4" w:color="B9C2CC"/>
+              <w:insideV w:val="single" w:sz="4" w:color="B9C2CC"/>
+            </w:tcBorders>
+            <w:tcMar>
+              <w:top w:w="90" w:type="dxa"/>
+              <w:bottom w:w="90" w:type="dxa"/>
+              <w:start w:w="110" w:type="dxa"/>
+              <w:end w:w="110" w:type="dxa"/>
+            </w:tcMar>
+          </w:tcPr>
+          <w:p>
+            <w:pPr>
+              <w:spacing w:before="0" w:after="0" w:line="252" w:lineRule="auto"/>
+              <w:jc w:val="center"/>
+            </w:pPr>
+            <w:r>
+              <w:rPr>
+                <w:rFonts w:ascii="Arial" w:hAnsi="Arial"/>
+                <w:b w:val="0"/>
+                <w:color w:val="181B1F"/>
+                <w:sz w:val="16"/>
+              </w:rPr>
+              <w:t>1.000</w:t>
+            </w:r>
+          </w:p>
+        </w:tc>
+        <w:tc>
+          <w:tcPr>
+            <w:tcW w:type="dxa" w:w="951"/>
+            <w:vAlign w:val="center"/>
+            <w:tcBorders>
+              <w:top w:val="single" w:sz="4" w:color="B9C2CC"/>
+              <w:left w:val="single" w:sz="4" w:color="B9C2CC"/>
+              <w:bottom w:val="single" w:sz="4" w:color="B9C2CC"/>
+              <w:right w:val="single" w:sz="4" w:color="B9C2CC"/>
+              <w:insideH w:val="single" w:sz="4" w:color="B9C2CC"/>
+              <w:insideV w:val="single" w:sz="4" w:color="B9C2CC"/>
+            </w:tcBorders>
+            <w:tcMar>
+              <w:top w:w="90" w:type="dxa"/>
+              <w:bottom w:w="90" w:type="dxa"/>
+              <w:start w:w="110" w:type="dxa"/>
+              <w:end w:w="110" w:type="dxa"/>
+            </w:tcMar>
+          </w:tcPr>
+          <w:p>
+            <w:pPr>
+              <w:spacing w:before="0" w:after="0" w:line="252" w:lineRule="auto"/>
+              <w:jc w:val="center"/>
+            </w:pPr>
+            <w:r>
+              <w:rPr>
+                <w:rFonts w:ascii="Arial" w:hAnsi="Arial"/>
+                <w:b w:val="0"/>
+                <w:color w:val="181B1F"/>
+                <w:sz w:val="16"/>
+              </w:rPr>
+              <w:t>16.610</w:t>
+            </w:r>
+          </w:p>
+        </w:tc>
+        <w:tc>
+          <w:tcPr>
+            <w:tcW w:type="dxa" w:w="570"/>
+            <w:vAlign w:val="center"/>
+            <w:tcBorders>
+              <w:top w:val="single" w:sz="4" w:color="B9C2CC"/>
+              <w:left w:val="single" w:sz="4" w:color="B9C2CC"/>
+              <w:bottom w:val="single" w:sz="4" w:color="B9C2CC"/>
+              <w:right w:val="single" w:sz="4" w:color="B9C2CC"/>
+              <w:insideH w:val="single" w:sz="4" w:color="B9C2CC"/>
+              <w:insideV w:val="single" w:sz="4" w:color="B9C2CC"/>
+            </w:tcBorders>
+            <w:tcMar>
+              <w:top w:w="90" w:type="dxa"/>
+              <w:bottom w:w="90" w:type="dxa"/>
+              <w:start w:w="110" w:type="dxa"/>
+              <w:end w:w="110" w:type="dxa"/>
+            </w:tcMar>
+          </w:tcPr>
+          <w:p>
+            <w:pPr>
+              <w:spacing w:before="0" w:after="0" w:line="252" w:lineRule="auto"/>
+              <w:jc w:val="center"/>
+            </w:pPr>
+            <w:r>
+              <w:rPr>
+                <w:rFonts w:ascii="Arial" w:hAnsi="Arial"/>
+                <w:b w:val="0"/>
+                <w:color w:val="181B1F"/>
+                <w:sz w:val="16"/>
+              </w:rPr>
+              <w:t>74</w:t>
+            </w:r>
+          </w:p>
+        </w:tc>
+        <w:tc>
+          <w:tcPr>
+            <w:tcW w:type="dxa" w:w="856"/>
+            <w:vAlign w:val="center"/>
+            <w:tcBorders>
+              <w:top w:val="single" w:sz="4" w:color="B9C2CC"/>
+              <w:left w:val="single" w:sz="4" w:color="B9C2CC"/>
+              <w:bottom w:val="single" w:sz="4" w:color="B9C2CC"/>
+              <w:right w:val="single" w:sz="4" w:color="B9C2CC"/>
+              <w:insideH w:val="single" w:sz="4" w:color="B9C2CC"/>
+              <w:insideV w:val="single" w:sz="4" w:color="B9C2CC"/>
+            </w:tcBorders>
+            <w:tcMar>
+              <w:top w:w="90" w:type="dxa"/>
+              <w:bottom w:w="90" w:type="dxa"/>
+              <w:start w:w="110" w:type="dxa"/>
+              <w:end w:w="110" w:type="dxa"/>
+            </w:tcMar>
+          </w:tcPr>
+          <w:p>
+            <w:pPr>
+              <w:spacing w:before="0" w:after="0" w:line="252" w:lineRule="auto"/>
+              <w:jc w:val="center"/>
+            </w:pPr>
+            <w:r>
+              <w:rPr>
+                <w:rFonts w:ascii="Arial" w:hAnsi="Arial"/>
+                <w:b w:val="0"/>
+                <w:color w:val="181B1F"/>
+                <w:sz w:val="16"/>
+              </w:rPr>
+              <w:t>2.576</w:t>
+            </w:r>
+          </w:p>
+        </w:tc>
+        <w:tc>
+          <w:tcPr>
+            <w:tcW w:type="dxa" w:w="1616"/>
+            <w:vAlign w:val="center"/>
+            <w:tcBorders>
+              <w:top w:val="single" w:sz="4" w:color="B9C2CC"/>
+              <w:left w:val="single" w:sz="4" w:color="B9C2CC"/>
+              <w:bottom w:val="single" w:sz="4" w:color="B9C2CC"/>
+              <w:right w:val="single" w:sz="4" w:color="B9C2CC"/>
+              <w:insideH w:val="single" w:sz="4" w:color="B9C2CC"/>
+              <w:insideV w:val="single" w:sz="4" w:color="B9C2CC"/>
+            </w:tcBorders>
+            <w:tcMar>
+              <w:top w:w="90" w:type="dxa"/>
+              <w:bottom w:w="90" w:type="dxa"/>
+              <w:start w:w="110" w:type="dxa"/>
+              <w:end w:w="110" w:type="dxa"/>
+            </w:tcMar>
+          </w:tcPr>
+          <w:p>
+            <w:pPr>
+              <w:spacing w:before="0" w:after="0" w:line="252" w:lineRule="auto"/>
+              <w:jc w:val="center"/>
+            </w:pPr>
+            <w:r>
+              <w:rPr>
+                <w:rFonts w:ascii="Arial" w:hAnsi="Arial"/>
+                <w:b w:val="0"/>
+                <w:color w:val="181B1F"/>
+                <w:sz w:val="16"/>
+              </w:rPr>
+              <w:t>1.983–3.158</w:t>
+            </w:r>
+          </w:p>
+        </w:tc>
+      </w:tr>
+      <w:tr>
+        <w:trPr>
+          <w:trHeight w:hRule="atLeast"/>
+        </w:trPr>
+        <w:tc>
+          <w:tcPr>
+            <w:tcW w:type="dxa" w:w="2567"/>
+            <w:vAlign w:val="center"/>
+            <w:tcBorders>
+              <w:top w:val="single" w:sz="4" w:color="B9C2CC"/>
+              <w:left w:val="single" w:sz="4" w:color="B9C2CC"/>
+              <w:bottom w:val="single" w:sz="4" w:color="B9C2CC"/>
+              <w:right w:val="single" w:sz="4" w:color="B9C2CC"/>
+              <w:insideH w:val="single" w:sz="4" w:color="B9C2CC"/>
+              <w:insideV w:val="single" w:sz="4" w:color="B9C2CC"/>
+            </w:tcBorders>
+            <w:tcMar>
+              <w:top w:w="90" w:type="dxa"/>
+              <w:bottom w:w="90" w:type="dxa"/>
+              <w:start w:w="110" w:type="dxa"/>
+              <w:end w:w="110" w:type="dxa"/>
+            </w:tcMar>
+          </w:tcPr>
+          <w:p>
+            <w:pPr>
+              <w:spacing w:before="0" w:after="0" w:line="252" w:lineRule="auto"/>
+              <w:jc w:val="left"/>
+            </w:pPr>
+            <w:r>
+              <w:rPr>
+                <w:rFonts w:ascii="Arial" w:hAnsi="Arial"/>
+                <w:b w:val="0"/>
+                <w:color w:val="181B1F"/>
+                <w:sz w:val="16"/>
+              </w:rPr>
+              <w:t>peptidyl_prolyl_isomerase_a</w:t>
+            </w:r>
+          </w:p>
+        </w:tc>
+        <w:tc>
+          <w:tcPr>
+            <w:tcW w:type="dxa" w:w="1616"/>
+            <w:vAlign w:val="center"/>
+            <w:tcBorders>
+              <w:top w:val="single" w:sz="4" w:color="B9C2CC"/>
+              <w:left w:val="single" w:sz="4" w:color="B9C2CC"/>
+              <w:bottom w:val="single" w:sz="4" w:color="B9C2CC"/>
+              <w:right w:val="single" w:sz="4" w:color="B9C2CC"/>
+              <w:insideH w:val="single" w:sz="4" w:color="B9C2CC"/>
+              <w:insideV w:val="single" w:sz="4" w:color="B9C2CC"/>
+            </w:tcBorders>
+            <w:tcMar>
+              <w:top w:w="90" w:type="dxa"/>
+              <w:bottom w:w="90" w:type="dxa"/>
+              <w:start w:w="110" w:type="dxa"/>
+              <w:end w:w="110" w:type="dxa"/>
+            </w:tcMar>
+          </w:tcPr>
+          <w:p>
+            <w:pPr>
+              <w:spacing w:before="0" w:after="0" w:line="252" w:lineRule="auto"/>
+              <w:jc w:val="left"/>
+            </w:pPr>
+            <w:r>
+              <w:rPr>
+                <w:rFonts w:ascii="Arial" w:hAnsi="Arial"/>
+                <w:b w:val="0"/>
+                <w:color w:val="181B1F"/>
+                <w:sz w:val="16"/>
+              </w:rPr>
+              <w:t>x-ray diffraction</w:t>
+            </w:r>
+          </w:p>
+        </w:tc>
+        <w:tc>
+          <w:tcPr>
+            <w:tcW w:type="dxa" w:w="665"/>
+            <w:vAlign w:val="center"/>
+            <w:tcBorders>
+              <w:top w:val="single" w:sz="4" w:color="B9C2CC"/>
+              <w:left w:val="single" w:sz="4" w:color="B9C2CC"/>
+              <w:bottom w:val="single" w:sz="4" w:color="B9C2CC"/>
+              <w:right w:val="single" w:sz="4" w:color="B9C2CC"/>
+              <w:insideH w:val="single" w:sz="4" w:color="B9C2CC"/>
+              <w:insideV w:val="single" w:sz="4" w:color="B9C2CC"/>
+            </w:tcBorders>
+            <w:tcMar>
+              <w:top w:w="90" w:type="dxa"/>
+              <w:bottom w:w="90" w:type="dxa"/>
+              <w:start w:w="110" w:type="dxa"/>
+              <w:end w:w="110" w:type="dxa"/>
+            </w:tcMar>
+          </w:tcPr>
+          <w:p>
+            <w:pPr>
+              <w:spacing w:before="0" w:after="0" w:line="252" w:lineRule="auto"/>
+              <w:jc w:val="left"/>
+            </w:pPr>
+            <w:r>
+              <w:rPr>
+                <w:rFonts w:ascii="Arial" w:hAnsi="Arial"/>
+                <w:b w:val="0"/>
+                <w:color w:val="181B1F"/>
+                <w:sz w:val="16"/>
+              </w:rPr>
+              <w:t>165</w:t>
+            </w:r>
+          </w:p>
+        </w:tc>
+        <w:tc>
+          <w:tcPr>
+            <w:tcW w:type="dxa" w:w="951"/>
+            <w:vAlign w:val="center"/>
+            <w:tcBorders>
+              <w:top w:val="single" w:sz="4" w:color="B9C2CC"/>
+              <w:left w:val="single" w:sz="4" w:color="B9C2CC"/>
+              <w:bottom w:val="single" w:sz="4" w:color="B9C2CC"/>
+              <w:right w:val="single" w:sz="4" w:color="B9C2CC"/>
+              <w:insideH w:val="single" w:sz="4" w:color="B9C2CC"/>
+              <w:insideV w:val="single" w:sz="4" w:color="B9C2CC"/>
+            </w:tcBorders>
+            <w:tcMar>
+              <w:top w:w="90" w:type="dxa"/>
+              <w:bottom w:w="90" w:type="dxa"/>
+              <w:start w:w="110" w:type="dxa"/>
+              <w:end w:w="110" w:type="dxa"/>
+            </w:tcMar>
+          </w:tcPr>
+          <w:p>
+            <w:pPr>
+              <w:spacing w:before="0" w:after="0" w:line="252" w:lineRule="auto"/>
+              <w:jc w:val="center"/>
+            </w:pPr>
+            <w:r>
+              <w:rPr>
+                <w:rFonts w:ascii="Arial" w:hAnsi="Arial"/>
+                <w:b w:val="0"/>
+                <w:color w:val="181B1F"/>
+                <w:sz w:val="16"/>
+              </w:rPr>
+              <w:t>1.000</w:t>
+            </w:r>
+          </w:p>
+        </w:tc>
+        <w:tc>
+          <w:tcPr>
+            <w:tcW w:type="dxa" w:w="951"/>
+            <w:vAlign w:val="center"/>
+            <w:tcBorders>
+              <w:top w:val="single" w:sz="4" w:color="B9C2CC"/>
+              <w:left w:val="single" w:sz="4" w:color="B9C2CC"/>
+              <w:bottom w:val="single" w:sz="4" w:color="B9C2CC"/>
+              <w:right w:val="single" w:sz="4" w:color="B9C2CC"/>
+              <w:insideH w:val="single" w:sz="4" w:color="B9C2CC"/>
+              <w:insideV w:val="single" w:sz="4" w:color="B9C2CC"/>
+            </w:tcBorders>
+            <w:tcMar>
+              <w:top w:w="90" w:type="dxa"/>
+              <w:bottom w:w="90" w:type="dxa"/>
+              <w:start w:w="110" w:type="dxa"/>
+              <w:end w:w="110" w:type="dxa"/>
+            </w:tcMar>
+          </w:tcPr>
+          <w:p>
+            <w:pPr>
+              <w:spacing w:before="0" w:after="0" w:line="252" w:lineRule="auto"/>
+              <w:jc w:val="center"/>
+            </w:pPr>
+            <w:r>
+              <w:rPr>
+                <w:rFonts w:ascii="Arial" w:hAnsi="Arial"/>
+                <w:b w:val="0"/>
+                <w:color w:val="181B1F"/>
+                <w:sz w:val="16"/>
+              </w:rPr>
+              <w:t>0.531</w:t>
+            </w:r>
+          </w:p>
+        </w:tc>
+        <w:tc>
+          <w:tcPr>
+            <w:tcW w:type="dxa" w:w="570"/>
+            <w:vAlign w:val="center"/>
+            <w:tcBorders>
+              <w:top w:val="single" w:sz="4" w:color="B9C2CC"/>
+              <w:left w:val="single" w:sz="4" w:color="B9C2CC"/>
+              <w:bottom w:val="single" w:sz="4" w:color="B9C2CC"/>
+              <w:right w:val="single" w:sz="4" w:color="B9C2CC"/>
+              <w:insideH w:val="single" w:sz="4" w:color="B9C2CC"/>
+              <w:insideV w:val="single" w:sz="4" w:color="B9C2CC"/>
+            </w:tcBorders>
+            <w:tcMar>
+              <w:top w:w="90" w:type="dxa"/>
+              <w:bottom w:w="90" w:type="dxa"/>
+              <w:start w:w="110" w:type="dxa"/>
+              <w:end w:w="110" w:type="dxa"/>
+            </w:tcMar>
+          </w:tcPr>
+          <w:p>
+            <w:pPr>
+              <w:spacing w:before="0" w:after="0" w:line="252" w:lineRule="auto"/>
+              <w:jc w:val="center"/>
+            </w:pPr>
+            <w:r>
+              <w:rPr>
+                <w:rFonts w:ascii="Arial" w:hAnsi="Arial"/>
+                <w:b w:val="0"/>
+                <w:color w:val="181B1F"/>
+                <w:sz w:val="16"/>
+              </w:rPr>
+              <w:t>164</w:t>
+            </w:r>
+          </w:p>
+        </w:tc>
+        <w:tc>
+          <w:tcPr>
+            <w:tcW w:type="dxa" w:w="856"/>
+            <w:vAlign w:val="center"/>
+            <w:tcBorders>
+              <w:top w:val="single" w:sz="4" w:color="B9C2CC"/>
+              <w:left w:val="single" w:sz="4" w:color="B9C2CC"/>
+              <w:bottom w:val="single" w:sz="4" w:color="B9C2CC"/>
+              <w:right w:val="single" w:sz="4" w:color="B9C2CC"/>
+              <w:insideH w:val="single" w:sz="4" w:color="B9C2CC"/>
+              <w:insideV w:val="single" w:sz="4" w:color="B9C2CC"/>
+            </w:tcBorders>
+            <w:tcMar>
+              <w:top w:w="90" w:type="dxa"/>
+              <w:bottom w:w="90" w:type="dxa"/>
+              <w:start w:w="110" w:type="dxa"/>
+              <w:end w:w="110" w:type="dxa"/>
+            </w:tcMar>
+          </w:tcPr>
+          <w:p>
+            <w:pPr>
+              <w:spacing w:before="0" w:after="0" w:line="252" w:lineRule="auto"/>
+              <w:jc w:val="center"/>
+            </w:pPr>
+            <w:r>
+              <w:rPr>
+                <w:rFonts w:ascii="Arial" w:hAnsi="Arial"/>
+                <w:b w:val="0"/>
+                <w:color w:val="181B1F"/>
+                <w:sz w:val="16"/>
+              </w:rPr>
+              <w:t>0.331</w:t>
+            </w:r>
+          </w:p>
+        </w:tc>
+        <w:tc>
+          <w:tcPr>
+            <w:tcW w:type="dxa" w:w="1616"/>
+            <w:vAlign w:val="center"/>
+            <w:tcBorders>
+              <w:top w:val="single" w:sz="4" w:color="B9C2CC"/>
+              <w:left w:val="single" w:sz="4" w:color="B9C2CC"/>
+              <w:bottom w:val="single" w:sz="4" w:color="B9C2CC"/>
+              <w:right w:val="single" w:sz="4" w:color="B9C2CC"/>
+              <w:insideH w:val="single" w:sz="4" w:color="B9C2CC"/>
+              <w:insideV w:val="single" w:sz="4" w:color="B9C2CC"/>
+            </w:tcBorders>
+            <w:tcMar>
+              <w:top w:w="90" w:type="dxa"/>
+              <w:bottom w:w="90" w:type="dxa"/>
+              <w:start w:w="110" w:type="dxa"/>
+              <w:end w:w="110" w:type="dxa"/>
+            </w:tcMar>
+          </w:tcPr>
+          <w:p>
+            <w:pPr>
+              <w:spacing w:before="0" w:after="0" w:line="252" w:lineRule="auto"/>
+              <w:jc w:val="center"/>
+            </w:pPr>
+            <w:r>
+              <w:rPr>
+                <w:rFonts w:ascii="Arial" w:hAnsi="Arial"/>
+                <w:b w:val="0"/>
+                <w:color w:val="181B1F"/>
+                <w:sz w:val="16"/>
+              </w:rPr>
+              <w:t>0.232–0.384</w:t>
+            </w:r>
+          </w:p>
+        </w:tc>
+      </w:tr>
+    </w:tbl>
+    <w:p>
+      <w:pPr>
+        <w:spacing w:before="80" w:after="80"/>
+      </w:pPr>
+    </w:p>
+    <w:p>
+      <w:r>
+        <w:rPr>
+          <w:rFonts w:ascii="Times New Roman" w:hAnsi="Times New Roman"/>
+          <w:b w:val="0"/>
+          <w:i/>
+          <w:color w:val="181B1F"/>
+          <w:sz w:val="19"/>
+        </w:rPr>
+        <w:t>The predeclared pLDDT≥90 and core-aligned Cα error≥2 Å rule emitted 27 regions. Every row is labeled novelty_status=not_established and remains a hypothesis pending context review and independent validation.</w:t>
+      </w:r>
+    </w:p>
+    <w:p>
+      <w:pPr>
+        <w:pStyle w:val="Heading1"/>
+      </w:pPr>
+      <w:r>
+        <w:t>S5. Temporal rediscovery results</w:t>
+      </w:r>
+    </w:p>
+    <w:tbl>
+      <w:tblPr>
+        <w:tblStyle w:val="TableGrid"/>
+        <w:tblW w:type="dxa" w:w="9792"/>
+        <w:jc w:val="left"/>
+        <w:tblLayout w:type="fixed"/>
+        <w:tblLook w:firstColumn="1" w:firstRow="1" w:lastColumn="0" w:lastRow="0" w:noHBand="0" w:noVBand="1" w:val="04A0"/>
+        <w:tblInd w:type="dxa" w:w="110"/>
+      </w:tblPr>
+      <w:tblGrid>
+        <w:gridCol w:w="2176"/>
+        <w:gridCol w:w="1904"/>
+        <w:gridCol w:w="816"/>
+        <w:gridCol w:w="816"/>
+        <w:gridCol w:w="1088"/>
+        <w:gridCol w:w="1224"/>
+        <w:gridCol w:w="1768"/>
+      </w:tblGrid>
+      <w:tr>
+        <w:trPr>
+          <w:trHeight w:hRule="atLeast"/>
+          <w:tblHeader w:val="true"/>
+        </w:trPr>
+        <w:tc>
+          <w:tcPr>
+            <w:tcW w:type="dxa" w:w="2176"/>
+            <w:vAlign w:val="center"/>
+            <w:shd w:fill="E8EEF5"/>
+            <w:tcBorders>
+              <w:top w:val="single" w:sz="4" w:color="B9C2CC"/>
+              <w:left w:val="single" w:sz="4" w:color="B9C2CC"/>
+              <w:bottom w:val="single" w:sz="4" w:color="B9C2CC"/>
+              <w:right w:val="single" w:sz="4" w:color="B9C2CC"/>
+              <w:insideH w:val="single" w:sz="4" w:color="B9C2CC"/>
+              <w:insideV w:val="single" w:sz="4" w:color="B9C2CC"/>
+            </w:tcBorders>
+            <w:tcMar>
+              <w:top w:w="55" w:type="dxa"/>
+              <w:bottom w:w="55" w:type="dxa"/>
+              <w:start w:w="110" w:type="dxa"/>
+              <w:end w:w="110" w:type="dxa"/>
+            </w:tcMar>
+          </w:tcPr>
+          <w:p>
+            <w:pPr>
+              <w:spacing w:before="0" w:after="0" w:line="252" w:lineRule="auto"/>
+              <w:jc w:val="left"/>
+            </w:pPr>
+            <w:r>
+              <w:rPr>
+                <w:rFonts w:ascii="Arial" w:hAnsi="Arial"/>
+                <w:b/>
+                <w:color w:val="181B1F"/>
+                <w:sz w:val="15"/>
+              </w:rPr>
+              <w:t>Fixture</w:t>
+            </w:r>
+          </w:p>
+        </w:tc>
+        <w:tc>
+          <w:tcPr>
+            <w:tcW w:type="dxa" w:w="1904"/>
+            <w:vAlign w:val="center"/>
+            <w:shd w:fill="E8EEF5"/>
+            <w:tcBorders>
+              <w:top w:val="single" w:sz="4" w:color="B9C2CC"/>
+              <w:left w:val="single" w:sz="4" w:color="B9C2CC"/>
+              <w:bottom w:val="single" w:sz="4" w:color="B9C2CC"/>
+              <w:right w:val="single" w:sz="4" w:color="B9C2CC"/>
+              <w:insideH w:val="single" w:sz="4" w:color="B9C2CC"/>
+              <w:insideV w:val="single" w:sz="4" w:color="B9C2CC"/>
+            </w:tcBorders>
+            <w:tcMar>
+              <w:top w:w="55" w:type="dxa"/>
+              <w:bottom w:w="55" w:type="dxa"/>
+              <w:start w:w="110" w:type="dxa"/>
+              <w:end w:w="110" w:type="dxa"/>
+            </w:tcMar>
+          </w:tcPr>
+          <w:p>
+            <w:pPr>
+              <w:spacing w:before="0" w:after="0" w:line="252" w:lineRule="auto"/>
+              <w:jc w:val="left"/>
+            </w:pPr>
+            <w:r>
+              <w:rPr>
+                <w:rFonts w:ascii="Arial" w:hAnsi="Arial"/>
+                <w:b/>
+                <w:color w:val="181B1F"/>
+                <w:sz w:val="15"/>
+              </w:rPr>
+              <w:t>Condition</w:t>
+            </w:r>
+          </w:p>
+        </w:tc>
+        <w:tc>
+          <w:tcPr>
+            <w:tcW w:type="dxa" w:w="816"/>
+            <w:vAlign w:val="center"/>
+            <w:shd w:fill="E8EEF5"/>
+            <w:tcBorders>
+              <w:top w:val="single" w:sz="4" w:color="B9C2CC"/>
+              <w:left w:val="single" w:sz="4" w:color="B9C2CC"/>
+              <w:bottom w:val="single" w:sz="4" w:color="B9C2CC"/>
+              <w:right w:val="single" w:sz="4" w:color="B9C2CC"/>
+              <w:insideH w:val="single" w:sz="4" w:color="B9C2CC"/>
+              <w:insideV w:val="single" w:sz="4" w:color="B9C2CC"/>
+            </w:tcBorders>
+            <w:tcMar>
+              <w:top w:w="55" w:type="dxa"/>
+              <w:bottom w:w="55" w:type="dxa"/>
+              <w:start w:w="110" w:type="dxa"/>
+              <w:end w:w="110" w:type="dxa"/>
+            </w:tcMar>
+          </w:tcPr>
+          <w:p>
+            <w:pPr>
+              <w:spacing w:before="0" w:after="0" w:line="252" w:lineRule="auto"/>
+              <w:jc w:val="left"/>
+            </w:pPr>
+            <w:r>
+              <w:rPr>
+                <w:rFonts w:ascii="Arial" w:hAnsi="Arial"/>
+                <w:b/>
+                <w:color w:val="181B1F"/>
+                <w:sz w:val="15"/>
+              </w:rPr>
+              <w:t>Tasks</w:t>
+            </w:r>
+          </w:p>
+        </w:tc>
+        <w:tc>
+          <w:tcPr>
+            <w:tcW w:type="dxa" w:w="816"/>
+            <w:vAlign w:val="center"/>
+            <w:shd w:fill="E8EEF5"/>
+            <w:tcBorders>
+              <w:top w:val="single" w:sz="4" w:color="B9C2CC"/>
+              <w:left w:val="single" w:sz="4" w:color="B9C2CC"/>
+              <w:bottom w:val="single" w:sz="4" w:color="B9C2CC"/>
+              <w:right w:val="single" w:sz="4" w:color="B9C2CC"/>
+              <w:insideH w:val="single" w:sz="4" w:color="B9C2CC"/>
+              <w:insideV w:val="single" w:sz="4" w:color="B9C2CC"/>
+            </w:tcBorders>
+            <w:tcMar>
+              <w:top w:w="55" w:type="dxa"/>
+              <w:bottom w:w="55" w:type="dxa"/>
+              <w:start w:w="110" w:type="dxa"/>
+              <w:end w:w="110" w:type="dxa"/>
+            </w:tcMar>
+          </w:tcPr>
+          <w:p>
+            <w:pPr>
+              <w:spacing w:before="0" w:after="0" w:line="252" w:lineRule="auto"/>
+              <w:jc w:val="center"/>
+            </w:pPr>
+            <w:r>
+              <w:rPr>
+                <w:rFonts w:ascii="Arial" w:hAnsi="Arial"/>
+                <w:b/>
+                <w:color w:val="181B1F"/>
+                <w:sz w:val="15"/>
+              </w:rPr>
+              <w:t>MRR</w:t>
+            </w:r>
+          </w:p>
+        </w:tc>
+        <w:tc>
+          <w:tcPr>
+            <w:tcW w:type="dxa" w:w="1088"/>
+            <w:vAlign w:val="center"/>
+            <w:shd w:fill="E8EEF5"/>
+            <w:tcBorders>
+              <w:top w:val="single" w:sz="4" w:color="B9C2CC"/>
+              <w:left w:val="single" w:sz="4" w:color="B9C2CC"/>
+              <w:bottom w:val="single" w:sz="4" w:color="B9C2CC"/>
+              <w:right w:val="single" w:sz="4" w:color="B9C2CC"/>
+              <w:insideH w:val="single" w:sz="4" w:color="B9C2CC"/>
+              <w:insideV w:val="single" w:sz="4" w:color="B9C2CC"/>
+            </w:tcBorders>
+            <w:tcMar>
+              <w:top w:w="55" w:type="dxa"/>
+              <w:bottom w:w="55" w:type="dxa"/>
+              <w:start w:w="110" w:type="dxa"/>
+              <w:end w:w="110" w:type="dxa"/>
+            </w:tcMar>
+          </w:tcPr>
+          <w:p>
+            <w:pPr>
+              <w:spacing w:before="0" w:after="0" w:line="252" w:lineRule="auto"/>
+              <w:jc w:val="center"/>
+            </w:pPr>
+            <w:r>
+              <w:rPr>
+                <w:rFonts w:ascii="Arial" w:hAnsi="Arial"/>
+                <w:b/>
+                <w:color w:val="181B1F"/>
+                <w:sz w:val="15"/>
+              </w:rPr>
+              <w:t>Recall@1</w:t>
+            </w:r>
+          </w:p>
+        </w:tc>
+        <w:tc>
+          <w:tcPr>
+            <w:tcW w:type="dxa" w:w="1224"/>
+            <w:vAlign w:val="center"/>
+            <w:shd w:fill="E8EEF5"/>
+            <w:tcBorders>
+              <w:top w:val="single" w:sz="4" w:color="B9C2CC"/>
+              <w:left w:val="single" w:sz="4" w:color="B9C2CC"/>
+              <w:bottom w:val="single" w:sz="4" w:color="B9C2CC"/>
+              <w:right w:val="single" w:sz="4" w:color="B9C2CC"/>
+              <w:insideH w:val="single" w:sz="4" w:color="B9C2CC"/>
+              <w:insideV w:val="single" w:sz="4" w:color="B9C2CC"/>
+            </w:tcBorders>
+            <w:tcMar>
+              <w:top w:w="55" w:type="dxa"/>
+              <w:bottom w:w="55" w:type="dxa"/>
+              <w:start w:w="110" w:type="dxa"/>
+              <w:end w:w="110" w:type="dxa"/>
+            </w:tcMar>
+          </w:tcPr>
+          <w:p>
+            <w:pPr>
+              <w:spacing w:before="0" w:after="0" w:line="252" w:lineRule="auto"/>
+              <w:jc w:val="center"/>
+            </w:pPr>
+            <w:r>
+              <w:rPr>
+                <w:rFonts w:ascii="Arial" w:hAnsi="Arial"/>
+                <w:b/>
+                <w:color w:val="181B1F"/>
+                <w:sz w:val="15"/>
+              </w:rPr>
+              <w:t>Recall@10</w:t>
+            </w:r>
+          </w:p>
+        </w:tc>
+        <w:tc>
+          <w:tcPr>
+            <w:tcW w:type="dxa" w:w="1768"/>
+            <w:vAlign w:val="center"/>
+            <w:shd w:fill="E8EEF5"/>
+            <w:tcBorders>
+              <w:top w:val="single" w:sz="4" w:color="B9C2CC"/>
+              <w:left w:val="single" w:sz="4" w:color="B9C2CC"/>
+              <w:bottom w:val="single" w:sz="4" w:color="B9C2CC"/>
+              <w:right w:val="single" w:sz="4" w:color="B9C2CC"/>
+              <w:insideH w:val="single" w:sz="4" w:color="B9C2CC"/>
+              <w:insideV w:val="single" w:sz="4" w:color="B9C2CC"/>
+            </w:tcBorders>
+            <w:tcMar>
+              <w:top w:w="55" w:type="dxa"/>
+              <w:bottom w:w="55" w:type="dxa"/>
+              <w:start w:w="110" w:type="dxa"/>
+              <w:end w:w="110" w:type="dxa"/>
+            </w:tcMar>
+          </w:tcPr>
+          <w:p>
+            <w:pPr>
+              <w:spacing w:before="0" w:after="0" w:line="252" w:lineRule="auto"/>
+              <w:jc w:val="center"/>
+            </w:pPr>
+            <w:r>
+              <w:rPr>
+                <w:rFonts w:ascii="Arial" w:hAnsi="Arial"/>
+                <w:b/>
+                <w:color w:val="181B1F"/>
+                <w:sz w:val="15"/>
+              </w:rPr>
+              <w:t>False novelty</w:t>
+            </w:r>
+          </w:p>
+        </w:tc>
+      </w:tr>
+      <w:tr>
+        <w:trPr>
+          <w:trHeight w:hRule="atLeast"/>
+        </w:trPr>
+        <w:tc>
+          <w:tcPr>
+            <w:tcW w:type="dxa" w:w="2176"/>
+            <w:vAlign w:val="center"/>
+            <w:tcBorders>
+              <w:top w:val="single" w:sz="4" w:color="B9C2CC"/>
+              <w:left w:val="single" w:sz="4" w:color="B9C2CC"/>
+              <w:bottom w:val="single" w:sz="4" w:color="B9C2CC"/>
+              <w:right w:val="single" w:sz="4" w:color="B9C2CC"/>
+              <w:insideH w:val="single" w:sz="4" w:color="B9C2CC"/>
+              <w:insideV w:val="single" w:sz="4" w:color="B9C2CC"/>
+            </w:tcBorders>
+            <w:tcMar>
+              <w:top w:w="55" w:type="dxa"/>
+              <w:bottom w:w="55" w:type="dxa"/>
+              <w:start w:w="110" w:type="dxa"/>
+              <w:end w:w="110" w:type="dxa"/>
+            </w:tcMar>
+          </w:tcPr>
+          <w:p>
+            <w:pPr>
+              <w:spacing w:before="0" w:after="0" w:line="252" w:lineRule="auto"/>
+              <w:jc w:val="left"/>
+            </w:pPr>
+            <w:r>
+              <w:rPr>
+                <w:rFonts w:ascii="Arial" w:hAnsi="Arial"/>
+                <w:b w:val="0"/>
+                <w:color w:val="181B1F"/>
+                <w:sz w:val="15"/>
+              </w:rPr>
+              <w:t>Synthetic smoke</w:t>
+            </w:r>
+          </w:p>
+        </w:tc>
+        <w:tc>
+          <w:tcPr>
+            <w:tcW w:type="dxa" w:w="1904"/>
+            <w:vAlign w:val="center"/>
+            <w:tcBorders>
+              <w:top w:val="single" w:sz="4" w:color="B9C2CC"/>
+              <w:left w:val="single" w:sz="4" w:color="B9C2CC"/>
+              <w:bottom w:val="single" w:sz="4" w:color="B9C2CC"/>
+              <w:right w:val="single" w:sz="4" w:color="B9C2CC"/>
+              <w:insideH w:val="single" w:sz="4" w:color="B9C2CC"/>
+              <w:insideV w:val="single" w:sz="4" w:color="B9C2CC"/>
+            </w:tcBorders>
+            <w:tcMar>
+              <w:top w:w="55" w:type="dxa"/>
+              <w:bottom w:w="55" w:type="dxa"/>
+              <w:start w:w="110" w:type="dxa"/>
+              <w:end w:w="110" w:type="dxa"/>
+            </w:tcMar>
+          </w:tcPr>
+          <w:p>
+            <w:pPr>
+              <w:spacing w:before="0" w:after="0" w:line="252" w:lineRule="auto"/>
+              <w:jc w:val="left"/>
+            </w:pPr>
+            <w:r>
+              <w:rPr>
+                <w:rFonts w:ascii="Arial" w:hAnsi="Arial"/>
+                <w:b w:val="0"/>
+                <w:color w:val="181B1F"/>
+                <w:sz w:val="15"/>
+              </w:rPr>
+              <w:t>frequency</w:t>
+            </w:r>
+          </w:p>
+        </w:tc>
+        <w:tc>
+          <w:tcPr>
+            <w:tcW w:type="dxa" w:w="816"/>
+            <w:vAlign w:val="center"/>
+            <w:tcBorders>
+              <w:top w:val="single" w:sz="4" w:color="B9C2CC"/>
+              <w:left w:val="single" w:sz="4" w:color="B9C2CC"/>
+              <w:bottom w:val="single" w:sz="4" w:color="B9C2CC"/>
+              <w:right w:val="single" w:sz="4" w:color="B9C2CC"/>
+              <w:insideH w:val="single" w:sz="4" w:color="B9C2CC"/>
+              <w:insideV w:val="single" w:sz="4" w:color="B9C2CC"/>
+            </w:tcBorders>
+            <w:tcMar>
+              <w:top w:w="55" w:type="dxa"/>
+              <w:bottom w:w="55" w:type="dxa"/>
+              <w:start w:w="110" w:type="dxa"/>
+              <w:end w:w="110" w:type="dxa"/>
+            </w:tcMar>
+          </w:tcPr>
+          <w:p>
+            <w:pPr>
+              <w:spacing w:before="0" w:after="0" w:line="252" w:lineRule="auto"/>
+              <w:jc w:val="left"/>
+            </w:pPr>
+            <w:r>
+              <w:rPr>
+                <w:rFonts w:ascii="Arial" w:hAnsi="Arial"/>
+                <w:b w:val="0"/>
+                <w:color w:val="181B1F"/>
+                <w:sz w:val="15"/>
+              </w:rPr>
+              <w:t>5</w:t>
+            </w:r>
+          </w:p>
+        </w:tc>
+        <w:tc>
+          <w:tcPr>
+            <w:tcW w:type="dxa" w:w="816"/>
+            <w:vAlign w:val="center"/>
+            <w:tcBorders>
+              <w:top w:val="single" w:sz="4" w:color="B9C2CC"/>
+              <w:left w:val="single" w:sz="4" w:color="B9C2CC"/>
+              <w:bottom w:val="single" w:sz="4" w:color="B9C2CC"/>
+              <w:right w:val="single" w:sz="4" w:color="B9C2CC"/>
+              <w:insideH w:val="single" w:sz="4" w:color="B9C2CC"/>
+              <w:insideV w:val="single" w:sz="4" w:color="B9C2CC"/>
+            </w:tcBorders>
+            <w:tcMar>
+              <w:top w:w="55" w:type="dxa"/>
+              <w:bottom w:w="55" w:type="dxa"/>
+              <w:start w:w="110" w:type="dxa"/>
+              <w:end w:w="110" w:type="dxa"/>
+            </w:tcMar>
+          </w:tcPr>
+          <w:p>
+            <w:pPr>
+              <w:spacing w:before="0" w:after="0" w:line="252" w:lineRule="auto"/>
+              <w:jc w:val="center"/>
+            </w:pPr>
+            <w:r>
+              <w:rPr>
+                <w:rFonts w:ascii="Arial" w:hAnsi="Arial"/>
+                <w:b w:val="0"/>
+                <w:color w:val="181B1F"/>
+                <w:sz w:val="15"/>
+              </w:rPr>
+              <w:t>0.500</w:t>
+            </w:r>
+          </w:p>
+        </w:tc>
+        <w:tc>
+          <w:tcPr>
+            <w:tcW w:type="dxa" w:w="1088"/>
+            <w:vAlign w:val="center"/>
+            <w:tcBorders>
+              <w:top w:val="single" w:sz="4" w:color="B9C2CC"/>
+              <w:left w:val="single" w:sz="4" w:color="B9C2CC"/>
+              <w:bottom w:val="single" w:sz="4" w:color="B9C2CC"/>
+              <w:right w:val="single" w:sz="4" w:color="B9C2CC"/>
+              <w:insideH w:val="single" w:sz="4" w:color="B9C2CC"/>
+              <w:insideV w:val="single" w:sz="4" w:color="B9C2CC"/>
+            </w:tcBorders>
+            <w:tcMar>
+              <w:top w:w="55" w:type="dxa"/>
+              <w:bottom w:w="55" w:type="dxa"/>
+              <w:start w:w="110" w:type="dxa"/>
+              <w:end w:w="110" w:type="dxa"/>
+            </w:tcMar>
+          </w:tcPr>
+          <w:p>
+            <w:pPr>
+              <w:spacing w:before="0" w:after="0" w:line="252" w:lineRule="auto"/>
+              <w:jc w:val="center"/>
+            </w:pPr>
+            <w:r>
+              <w:rPr>
+                <w:rFonts w:ascii="Arial" w:hAnsi="Arial"/>
+                <w:b w:val="0"/>
+                <w:color w:val="181B1F"/>
+                <w:sz w:val="15"/>
+              </w:rPr>
+              <w:t>0.000</w:t>
+            </w:r>
+          </w:p>
+        </w:tc>
+        <w:tc>
+          <w:tcPr>
+            <w:tcW w:type="dxa" w:w="1224"/>
+            <w:vAlign w:val="center"/>
+            <w:tcBorders>
+              <w:top w:val="single" w:sz="4" w:color="B9C2CC"/>
+              <w:left w:val="single" w:sz="4" w:color="B9C2CC"/>
+              <w:bottom w:val="single" w:sz="4" w:color="B9C2CC"/>
+              <w:right w:val="single" w:sz="4" w:color="B9C2CC"/>
+              <w:insideH w:val="single" w:sz="4" w:color="B9C2CC"/>
+              <w:insideV w:val="single" w:sz="4" w:color="B9C2CC"/>
+            </w:tcBorders>
+            <w:tcMar>
+              <w:top w:w="55" w:type="dxa"/>
+              <w:bottom w:w="55" w:type="dxa"/>
+              <w:start w:w="110" w:type="dxa"/>
+              <w:end w:w="110" w:type="dxa"/>
+            </w:tcMar>
+          </w:tcPr>
+          <w:p>
+            <w:pPr>
+              <w:spacing w:before="0" w:after="0" w:line="252" w:lineRule="auto"/>
+              <w:jc w:val="center"/>
+            </w:pPr>
+            <w:r>
+              <w:rPr>
+                <w:rFonts w:ascii="Arial" w:hAnsi="Arial"/>
+                <w:b w:val="0"/>
+                <w:color w:val="181B1F"/>
+                <w:sz w:val="15"/>
+              </w:rPr>
+              <w:t>1.000</w:t>
+            </w:r>
+          </w:p>
+        </w:tc>
+        <w:tc>
+          <w:tcPr>
+            <w:tcW w:type="dxa" w:w="1768"/>
+            <w:vAlign w:val="center"/>
+            <w:tcBorders>
+              <w:top w:val="single" w:sz="4" w:color="B9C2CC"/>
+              <w:left w:val="single" w:sz="4" w:color="B9C2CC"/>
+              <w:bottom w:val="single" w:sz="4" w:color="B9C2CC"/>
+              <w:right w:val="single" w:sz="4" w:color="B9C2CC"/>
+              <w:insideH w:val="single" w:sz="4" w:color="B9C2CC"/>
+              <w:insideV w:val="single" w:sz="4" w:color="B9C2CC"/>
+            </w:tcBorders>
+            <w:tcMar>
+              <w:top w:w="55" w:type="dxa"/>
+              <w:bottom w:w="55" w:type="dxa"/>
+              <w:start w:w="110" w:type="dxa"/>
+              <w:end w:w="110" w:type="dxa"/>
+            </w:tcMar>
+          </w:tcPr>
+          <w:p>
+            <w:pPr>
+              <w:spacing w:before="0" w:after="0" w:line="252" w:lineRule="auto"/>
+              <w:jc w:val="center"/>
+            </w:pPr>
+            <w:r>
+              <w:rPr>
+                <w:rFonts w:ascii="Arial" w:hAnsi="Arial"/>
+                <w:b w:val="0"/>
+                <w:color w:val="181B1F"/>
+                <w:sz w:val="15"/>
+              </w:rPr>
+              <w:t>0.000</w:t>
+            </w:r>
+          </w:p>
+        </w:tc>
+      </w:tr>
+      <w:tr>
+        <w:trPr>
+          <w:trHeight w:hRule="atLeast"/>
+        </w:trPr>
+        <w:tc>
+          <w:tcPr>
+            <w:tcW w:type="dxa" w:w="2176"/>
+            <w:vAlign w:val="center"/>
+            <w:tcBorders>
+              <w:top w:val="single" w:sz="4" w:color="B9C2CC"/>
+              <w:left w:val="single" w:sz="4" w:color="B9C2CC"/>
+              <w:bottom w:val="single" w:sz="4" w:color="B9C2CC"/>
+              <w:right w:val="single" w:sz="4" w:color="B9C2CC"/>
+              <w:insideH w:val="single" w:sz="4" w:color="B9C2CC"/>
+              <w:insideV w:val="single" w:sz="4" w:color="B9C2CC"/>
+            </w:tcBorders>
+            <w:tcMar>
+              <w:top w:w="55" w:type="dxa"/>
+              <w:bottom w:w="55" w:type="dxa"/>
+              <w:start w:w="110" w:type="dxa"/>
+              <w:end w:w="110" w:type="dxa"/>
+            </w:tcMar>
+          </w:tcPr>
+          <w:p>
+            <w:pPr>
+              <w:spacing w:before="0" w:after="0" w:line="252" w:lineRule="auto"/>
+              <w:jc w:val="left"/>
+            </w:pPr>
+            <w:r>
+              <w:rPr>
+                <w:rFonts w:ascii="Arial" w:hAnsi="Arial"/>
+                <w:b w:val="0"/>
+                <w:color w:val="181B1F"/>
+                <w:sz w:val="15"/>
+              </w:rPr>
+              <w:t>Synthetic smoke</w:t>
+            </w:r>
+          </w:p>
+        </w:tc>
+        <w:tc>
+          <w:tcPr>
+            <w:tcW w:type="dxa" w:w="1904"/>
+            <w:vAlign w:val="center"/>
+            <w:tcBorders>
+              <w:top w:val="single" w:sz="4" w:color="B9C2CC"/>
+              <w:left w:val="single" w:sz="4" w:color="B9C2CC"/>
+              <w:bottom w:val="single" w:sz="4" w:color="B9C2CC"/>
+              <w:right w:val="single" w:sz="4" w:color="B9C2CC"/>
+              <w:insideH w:val="single" w:sz="4" w:color="B9C2CC"/>
+              <w:insideV w:val="single" w:sz="4" w:color="B9C2CC"/>
+            </w:tcBorders>
+            <w:tcMar>
+              <w:top w:w="55" w:type="dxa"/>
+              <w:bottom w:w="55" w:type="dxa"/>
+              <w:start w:w="110" w:type="dxa"/>
+              <w:end w:w="110" w:type="dxa"/>
+            </w:tcMar>
+          </w:tcPr>
+          <w:p>
+            <w:pPr>
+              <w:spacing w:before="0" w:after="0" w:line="252" w:lineRule="auto"/>
+              <w:jc w:val="left"/>
+            </w:pPr>
+            <w:r>
+              <w:rPr>
+                <w:rFonts w:ascii="Arial" w:hAnsi="Arial"/>
+                <w:b w:val="0"/>
+                <w:color w:val="181B1F"/>
+                <w:sz w:val="15"/>
+              </w:rPr>
+              <w:t>tfidf</w:t>
+            </w:r>
+          </w:p>
+        </w:tc>
+        <w:tc>
+          <w:tcPr>
+            <w:tcW w:type="dxa" w:w="816"/>
+            <w:vAlign w:val="center"/>
+            <w:tcBorders>
+              <w:top w:val="single" w:sz="4" w:color="B9C2CC"/>
+              <w:left w:val="single" w:sz="4" w:color="B9C2CC"/>
+              <w:bottom w:val="single" w:sz="4" w:color="B9C2CC"/>
+              <w:right w:val="single" w:sz="4" w:color="B9C2CC"/>
+              <w:insideH w:val="single" w:sz="4" w:color="B9C2CC"/>
+              <w:insideV w:val="single" w:sz="4" w:color="B9C2CC"/>
+            </w:tcBorders>
+            <w:tcMar>
+              <w:top w:w="55" w:type="dxa"/>
+              <w:bottom w:w="55" w:type="dxa"/>
+              <w:start w:w="110" w:type="dxa"/>
+              <w:end w:w="110" w:type="dxa"/>
+            </w:tcMar>
+          </w:tcPr>
+          <w:p>
+            <w:pPr>
+              <w:spacing w:before="0" w:after="0" w:line="252" w:lineRule="auto"/>
+              <w:jc w:val="left"/>
+            </w:pPr>
+            <w:r>
+              <w:rPr>
+                <w:rFonts w:ascii="Arial" w:hAnsi="Arial"/>
+                <w:b w:val="0"/>
+                <w:color w:val="181B1F"/>
+                <w:sz w:val="15"/>
+              </w:rPr>
+              <w:t>5</w:t>
+            </w:r>
+          </w:p>
+        </w:tc>
+        <w:tc>
+          <w:tcPr>
+            <w:tcW w:type="dxa" w:w="816"/>
+            <w:vAlign w:val="center"/>
+            <w:tcBorders>
+              <w:top w:val="single" w:sz="4" w:color="B9C2CC"/>
+              <w:left w:val="single" w:sz="4" w:color="B9C2CC"/>
+              <w:bottom w:val="single" w:sz="4" w:color="B9C2CC"/>
+              <w:right w:val="single" w:sz="4" w:color="B9C2CC"/>
+              <w:insideH w:val="single" w:sz="4" w:color="B9C2CC"/>
+              <w:insideV w:val="single" w:sz="4" w:color="B9C2CC"/>
+            </w:tcBorders>
+            <w:tcMar>
+              <w:top w:w="55" w:type="dxa"/>
+              <w:bottom w:w="55" w:type="dxa"/>
+              <w:start w:w="110" w:type="dxa"/>
+              <w:end w:w="110" w:type="dxa"/>
+            </w:tcMar>
+          </w:tcPr>
+          <w:p>
+            <w:pPr>
+              <w:spacing w:before="0" w:after="0" w:line="252" w:lineRule="auto"/>
+              <w:jc w:val="center"/>
+            </w:pPr>
+            <w:r>
+              <w:rPr>
+                <w:rFonts w:ascii="Arial" w:hAnsi="Arial"/>
+                <w:b w:val="0"/>
+                <w:color w:val="181B1F"/>
+                <w:sz w:val="15"/>
+              </w:rPr>
+              <w:t>1.000</w:t>
+            </w:r>
+          </w:p>
+        </w:tc>
+        <w:tc>
+          <w:tcPr>
+            <w:tcW w:type="dxa" w:w="1088"/>
+            <w:vAlign w:val="center"/>
+            <w:tcBorders>
+              <w:top w:val="single" w:sz="4" w:color="B9C2CC"/>
+              <w:left w:val="single" w:sz="4" w:color="B9C2CC"/>
+              <w:bottom w:val="single" w:sz="4" w:color="B9C2CC"/>
+              <w:right w:val="single" w:sz="4" w:color="B9C2CC"/>
+              <w:insideH w:val="single" w:sz="4" w:color="B9C2CC"/>
+              <w:insideV w:val="single" w:sz="4" w:color="B9C2CC"/>
+            </w:tcBorders>
+            <w:tcMar>
+              <w:top w:w="55" w:type="dxa"/>
+              <w:bottom w:w="55" w:type="dxa"/>
+              <w:start w:w="110" w:type="dxa"/>
+              <w:end w:w="110" w:type="dxa"/>
+            </w:tcMar>
+          </w:tcPr>
+          <w:p>
+            <w:pPr>
+              <w:spacing w:before="0" w:after="0" w:line="252" w:lineRule="auto"/>
+              <w:jc w:val="center"/>
+            </w:pPr>
+            <w:r>
+              <w:rPr>
+                <w:rFonts w:ascii="Arial" w:hAnsi="Arial"/>
+                <w:b w:val="0"/>
+                <w:color w:val="181B1F"/>
+                <w:sz w:val="15"/>
+              </w:rPr>
+              <w:t>1.000</w:t>
+            </w:r>
+          </w:p>
+        </w:tc>
+        <w:tc>
+          <w:tcPr>
+            <w:tcW w:type="dxa" w:w="1224"/>
+            <w:vAlign w:val="center"/>
+            <w:tcBorders>
+              <w:top w:val="single" w:sz="4" w:color="B9C2CC"/>
+              <w:left w:val="single" w:sz="4" w:color="B9C2CC"/>
+              <w:bottom w:val="single" w:sz="4" w:color="B9C2CC"/>
+              <w:right w:val="single" w:sz="4" w:color="B9C2CC"/>
+              <w:insideH w:val="single" w:sz="4" w:color="B9C2CC"/>
+              <w:insideV w:val="single" w:sz="4" w:color="B9C2CC"/>
+            </w:tcBorders>
+            <w:tcMar>
+              <w:top w:w="55" w:type="dxa"/>
+              <w:bottom w:w="55" w:type="dxa"/>
+              <w:start w:w="110" w:type="dxa"/>
+              <w:end w:w="110" w:type="dxa"/>
+            </w:tcMar>
+          </w:tcPr>
+          <w:p>
+            <w:pPr>
+              <w:spacing w:before="0" w:after="0" w:line="252" w:lineRule="auto"/>
+              <w:jc w:val="center"/>
+            </w:pPr>
+            <w:r>
+              <w:rPr>
+                <w:rFonts w:ascii="Arial" w:hAnsi="Arial"/>
+                <w:b w:val="0"/>
+                <w:color w:val="181B1F"/>
+                <w:sz w:val="15"/>
+              </w:rPr>
+              <w:t>1.000</w:t>
+            </w:r>
+          </w:p>
+        </w:tc>
+        <w:tc>
+          <w:tcPr>
+            <w:tcW w:type="dxa" w:w="1768"/>
+            <w:vAlign w:val="center"/>
+            <w:tcBorders>
+              <w:top w:val="single" w:sz="4" w:color="B9C2CC"/>
+              <w:left w:val="single" w:sz="4" w:color="B9C2CC"/>
+              <w:bottom w:val="single" w:sz="4" w:color="B9C2CC"/>
+              <w:right w:val="single" w:sz="4" w:color="B9C2CC"/>
+              <w:insideH w:val="single" w:sz="4" w:color="B9C2CC"/>
+              <w:insideV w:val="single" w:sz="4" w:color="B9C2CC"/>
+            </w:tcBorders>
+            <w:tcMar>
+              <w:top w:w="55" w:type="dxa"/>
+              <w:bottom w:w="55" w:type="dxa"/>
+              <w:start w:w="110" w:type="dxa"/>
+              <w:end w:w="110" w:type="dxa"/>
+            </w:tcMar>
+          </w:tcPr>
+          <w:p>
+            <w:pPr>
+              <w:spacing w:before="0" w:after="0" w:line="252" w:lineRule="auto"/>
+              <w:jc w:val="center"/>
+            </w:pPr>
+            <w:r>
+              <w:rPr>
+                <w:rFonts w:ascii="Arial" w:hAnsi="Arial"/>
+                <w:b w:val="0"/>
+                <w:color w:val="181B1F"/>
+                <w:sz w:val="15"/>
+              </w:rPr>
+              <w:t>0.000</w:t>
+            </w:r>
+          </w:p>
+        </w:tc>
+      </w:tr>
+      <w:tr>
+        <w:trPr>
+          <w:trHeight w:hRule="atLeast"/>
+        </w:trPr>
+        <w:tc>
+          <w:tcPr>
+            <w:tcW w:type="dxa" w:w="2176"/>
+            <w:vAlign w:val="center"/>
+            <w:tcBorders>
+              <w:top w:val="single" w:sz="4" w:color="B9C2CC"/>
+              <w:left w:val="single" w:sz="4" w:color="B9C2CC"/>
+              <w:bottom w:val="single" w:sz="4" w:color="B9C2CC"/>
+              <w:right w:val="single" w:sz="4" w:color="B9C2CC"/>
+              <w:insideH w:val="single" w:sz="4" w:color="B9C2CC"/>
+              <w:insideV w:val="single" w:sz="4" w:color="B9C2CC"/>
+            </w:tcBorders>
+            <w:tcMar>
+              <w:top w:w="55" w:type="dxa"/>
+              <w:bottom w:w="55" w:type="dxa"/>
+              <w:start w:w="110" w:type="dxa"/>
+              <w:end w:w="110" w:type="dxa"/>
+            </w:tcMar>
+          </w:tcPr>
+          <w:p>
+            <w:pPr>
+              <w:spacing w:before="0" w:after="0" w:line="252" w:lineRule="auto"/>
+              <w:jc w:val="left"/>
+            </w:pPr>
+            <w:r>
+              <w:rPr>
+                <w:rFonts w:ascii="Arial" w:hAnsi="Arial"/>
+                <w:b w:val="0"/>
+                <w:color w:val="181B1F"/>
+                <w:sz w:val="15"/>
+              </w:rPr>
+              <w:t>Synthetic smoke</w:t>
+            </w:r>
+          </w:p>
+        </w:tc>
+        <w:tc>
+          <w:tcPr>
+            <w:tcW w:type="dxa" w:w="1904"/>
+            <w:vAlign w:val="center"/>
+            <w:tcBorders>
+              <w:top w:val="single" w:sz="4" w:color="B9C2CC"/>
+              <w:left w:val="single" w:sz="4" w:color="B9C2CC"/>
+              <w:bottom w:val="single" w:sz="4" w:color="B9C2CC"/>
+              <w:right w:val="single" w:sz="4" w:color="B9C2CC"/>
+              <w:insideH w:val="single" w:sz="4" w:color="B9C2CC"/>
+              <w:insideV w:val="single" w:sz="4" w:color="B9C2CC"/>
+            </w:tcBorders>
+            <w:tcMar>
+              <w:top w:w="55" w:type="dxa"/>
+              <w:bottom w:w="55" w:type="dxa"/>
+              <w:start w:w="110" w:type="dxa"/>
+              <w:end w:w="110" w:type="dxa"/>
+            </w:tcMar>
+          </w:tcPr>
+          <w:p>
+            <w:pPr>
+              <w:spacing w:before="0" w:after="0" w:line="252" w:lineRule="auto"/>
+              <w:jc w:val="left"/>
+            </w:pPr>
+            <w:r>
+              <w:rPr>
+                <w:rFonts w:ascii="Arial" w:hAnsi="Arial"/>
+                <w:b w:val="0"/>
+                <w:color w:val="181B1F"/>
+                <w:sz w:val="15"/>
+              </w:rPr>
+              <w:t>abc_bridge</w:t>
+            </w:r>
+          </w:p>
+        </w:tc>
+        <w:tc>
+          <w:tcPr>
+            <w:tcW w:type="dxa" w:w="816"/>
+            <w:vAlign w:val="center"/>
+            <w:tcBorders>
+              <w:top w:val="single" w:sz="4" w:color="B9C2CC"/>
+              <w:left w:val="single" w:sz="4" w:color="B9C2CC"/>
+              <w:bottom w:val="single" w:sz="4" w:color="B9C2CC"/>
+              <w:right w:val="single" w:sz="4" w:color="B9C2CC"/>
+              <w:insideH w:val="single" w:sz="4" w:color="B9C2CC"/>
+              <w:insideV w:val="single" w:sz="4" w:color="B9C2CC"/>
+            </w:tcBorders>
+            <w:tcMar>
+              <w:top w:w="55" w:type="dxa"/>
+              <w:bottom w:w="55" w:type="dxa"/>
+              <w:start w:w="110" w:type="dxa"/>
+              <w:end w:w="110" w:type="dxa"/>
+            </w:tcMar>
+          </w:tcPr>
+          <w:p>
+            <w:pPr>
+              <w:spacing w:before="0" w:after="0" w:line="252" w:lineRule="auto"/>
+              <w:jc w:val="left"/>
+            </w:pPr>
+            <w:r>
+              <w:rPr>
+                <w:rFonts w:ascii="Arial" w:hAnsi="Arial"/>
+                <w:b w:val="0"/>
+                <w:color w:val="181B1F"/>
+                <w:sz w:val="15"/>
+              </w:rPr>
+              <w:t>5</w:t>
+            </w:r>
+          </w:p>
+        </w:tc>
+        <w:tc>
+          <w:tcPr>
+            <w:tcW w:type="dxa" w:w="816"/>
+            <w:vAlign w:val="center"/>
+            <w:tcBorders>
+              <w:top w:val="single" w:sz="4" w:color="B9C2CC"/>
+              <w:left w:val="single" w:sz="4" w:color="B9C2CC"/>
+              <w:bottom w:val="single" w:sz="4" w:color="B9C2CC"/>
+              <w:right w:val="single" w:sz="4" w:color="B9C2CC"/>
+              <w:insideH w:val="single" w:sz="4" w:color="B9C2CC"/>
+              <w:insideV w:val="single" w:sz="4" w:color="B9C2CC"/>
+            </w:tcBorders>
+            <w:tcMar>
+              <w:top w:w="55" w:type="dxa"/>
+              <w:bottom w:w="55" w:type="dxa"/>
+              <w:start w:w="110" w:type="dxa"/>
+              <w:end w:w="110" w:type="dxa"/>
+            </w:tcMar>
+          </w:tcPr>
+          <w:p>
+            <w:pPr>
+              <w:spacing w:before="0" w:after="0" w:line="252" w:lineRule="auto"/>
+              <w:jc w:val="center"/>
+            </w:pPr>
+            <w:r>
+              <w:rPr>
+                <w:rFonts w:ascii="Arial" w:hAnsi="Arial"/>
+                <w:b w:val="0"/>
+                <w:color w:val="181B1F"/>
+                <w:sz w:val="15"/>
+              </w:rPr>
+              <w:t>1.000</w:t>
+            </w:r>
+          </w:p>
+        </w:tc>
+        <w:tc>
+          <w:tcPr>
+            <w:tcW w:type="dxa" w:w="1088"/>
+            <w:vAlign w:val="center"/>
+            <w:tcBorders>
+              <w:top w:val="single" w:sz="4" w:color="B9C2CC"/>
+              <w:left w:val="single" w:sz="4" w:color="B9C2CC"/>
+              <w:bottom w:val="single" w:sz="4" w:color="B9C2CC"/>
+              <w:right w:val="single" w:sz="4" w:color="B9C2CC"/>
+              <w:insideH w:val="single" w:sz="4" w:color="B9C2CC"/>
+              <w:insideV w:val="single" w:sz="4" w:color="B9C2CC"/>
+            </w:tcBorders>
+            <w:tcMar>
+              <w:top w:w="55" w:type="dxa"/>
+              <w:bottom w:w="55" w:type="dxa"/>
+              <w:start w:w="110" w:type="dxa"/>
+              <w:end w:w="110" w:type="dxa"/>
+            </w:tcMar>
+          </w:tcPr>
+          <w:p>
+            <w:pPr>
+              <w:spacing w:before="0" w:after="0" w:line="252" w:lineRule="auto"/>
+              <w:jc w:val="center"/>
+            </w:pPr>
+            <w:r>
+              <w:rPr>
+                <w:rFonts w:ascii="Arial" w:hAnsi="Arial"/>
+                <w:b w:val="0"/>
+                <w:color w:val="181B1F"/>
+                <w:sz w:val="15"/>
+              </w:rPr>
+              <w:t>1.000</w:t>
+            </w:r>
+          </w:p>
+        </w:tc>
+        <w:tc>
+          <w:tcPr>
+            <w:tcW w:type="dxa" w:w="1224"/>
+            <w:vAlign w:val="center"/>
+            <w:tcBorders>
+              <w:top w:val="single" w:sz="4" w:color="B9C2CC"/>
+              <w:left w:val="single" w:sz="4" w:color="B9C2CC"/>
+              <w:bottom w:val="single" w:sz="4" w:color="B9C2CC"/>
+              <w:right w:val="single" w:sz="4" w:color="B9C2CC"/>
+              <w:insideH w:val="single" w:sz="4" w:color="B9C2CC"/>
+              <w:insideV w:val="single" w:sz="4" w:color="B9C2CC"/>
+            </w:tcBorders>
+            <w:tcMar>
+              <w:top w:w="55" w:type="dxa"/>
+              <w:bottom w:w="55" w:type="dxa"/>
+              <w:start w:w="110" w:type="dxa"/>
+              <w:end w:w="110" w:type="dxa"/>
+            </w:tcMar>
+          </w:tcPr>
+          <w:p>
+            <w:pPr>
+              <w:spacing w:before="0" w:after="0" w:line="252" w:lineRule="auto"/>
+              <w:jc w:val="center"/>
+            </w:pPr>
+            <w:r>
+              <w:rPr>
+                <w:rFonts w:ascii="Arial" w:hAnsi="Arial"/>
+                <w:b w:val="0"/>
+                <w:color w:val="181B1F"/>
+                <w:sz w:val="15"/>
+              </w:rPr>
+              <w:t>1.000</w:t>
+            </w:r>
+          </w:p>
+        </w:tc>
+        <w:tc>
+          <w:tcPr>
+            <w:tcW w:type="dxa" w:w="1768"/>
+            <w:vAlign w:val="center"/>
+            <w:tcBorders>
+              <w:top w:val="single" w:sz="4" w:color="B9C2CC"/>
+              <w:left w:val="single" w:sz="4" w:color="B9C2CC"/>
+              <w:bottom w:val="single" w:sz="4" w:color="B9C2CC"/>
+              <w:right w:val="single" w:sz="4" w:color="B9C2CC"/>
+              <w:insideH w:val="single" w:sz="4" w:color="B9C2CC"/>
+              <w:insideV w:val="single" w:sz="4" w:color="B9C2CC"/>
+            </w:tcBorders>
+            <w:tcMar>
+              <w:top w:w="55" w:type="dxa"/>
+              <w:bottom w:w="55" w:type="dxa"/>
+              <w:start w:w="110" w:type="dxa"/>
+              <w:end w:w="110" w:type="dxa"/>
+            </w:tcMar>
+          </w:tcPr>
+          <w:p>
+            <w:pPr>
+              <w:spacing w:before="0" w:after="0" w:line="252" w:lineRule="auto"/>
+              <w:jc w:val="center"/>
+            </w:pPr>
+            <w:r>
+              <w:rPr>
+                <w:rFonts w:ascii="Arial" w:hAnsi="Arial"/>
+                <w:b w:val="0"/>
+                <w:color w:val="181B1F"/>
+                <w:sz w:val="15"/>
+              </w:rPr>
+              <w:t>0.000</w:t>
+            </w:r>
+          </w:p>
+        </w:tc>
+      </w:tr>
+      <w:tr>
+        <w:trPr>
+          <w:trHeight w:hRule="atLeast"/>
+        </w:trPr>
+        <w:tc>
+          <w:tcPr>
+            <w:tcW w:type="dxa" w:w="2176"/>
+            <w:vAlign w:val="center"/>
+            <w:tcBorders>
+              <w:top w:val="single" w:sz="4" w:color="B9C2CC"/>
+              <w:left w:val="single" w:sz="4" w:color="B9C2CC"/>
+              <w:bottom w:val="single" w:sz="4" w:color="B9C2CC"/>
+              <w:right w:val="single" w:sz="4" w:color="B9C2CC"/>
+              <w:insideH w:val="single" w:sz="4" w:color="B9C2CC"/>
+              <w:insideV w:val="single" w:sz="4" w:color="B9C2CC"/>
+            </w:tcBorders>
+            <w:tcMar>
+              <w:top w:w="55" w:type="dxa"/>
+              <w:bottom w:w="55" w:type="dxa"/>
+              <w:start w:w="110" w:type="dxa"/>
+              <w:end w:w="110" w:type="dxa"/>
+            </w:tcMar>
+          </w:tcPr>
+          <w:p>
+            <w:pPr>
+              <w:spacing w:before="0" w:after="0" w:line="252" w:lineRule="auto"/>
+              <w:jc w:val="left"/>
+            </w:pPr>
+            <w:r>
+              <w:rPr>
+                <w:rFonts w:ascii="Arial" w:hAnsi="Arial"/>
+                <w:b w:val="0"/>
+                <w:color w:val="181B1F"/>
+                <w:sz w:val="15"/>
+              </w:rPr>
+              <w:t>Synthetic smoke</w:t>
+            </w:r>
+          </w:p>
+        </w:tc>
+        <w:tc>
+          <w:tcPr>
+            <w:tcW w:type="dxa" w:w="1904"/>
+            <w:vAlign w:val="center"/>
+            <w:tcBorders>
+              <w:top w:val="single" w:sz="4" w:color="B9C2CC"/>
+              <w:left w:val="single" w:sz="4" w:color="B9C2CC"/>
+              <w:bottom w:val="single" w:sz="4" w:color="B9C2CC"/>
+              <w:right w:val="single" w:sz="4" w:color="B9C2CC"/>
+              <w:insideH w:val="single" w:sz="4" w:color="B9C2CC"/>
+              <w:insideV w:val="single" w:sz="4" w:color="B9C2CC"/>
+            </w:tcBorders>
+            <w:tcMar>
+              <w:top w:w="55" w:type="dxa"/>
+              <w:bottom w:w="55" w:type="dxa"/>
+              <w:start w:w="110" w:type="dxa"/>
+              <w:end w:w="110" w:type="dxa"/>
+            </w:tcMar>
+          </w:tcPr>
+          <w:p>
+            <w:pPr>
+              <w:spacing w:before="0" w:after="0" w:line="252" w:lineRule="auto"/>
+              <w:jc w:val="left"/>
+            </w:pPr>
+            <w:r>
+              <w:rPr>
+                <w:rFonts w:ascii="Arial" w:hAnsi="Arial"/>
+                <w:b w:val="0"/>
+                <w:color w:val="181B1F"/>
+                <w:sz w:val="15"/>
+              </w:rPr>
+              <w:t>evidence_aware</w:t>
+            </w:r>
+          </w:p>
+        </w:tc>
+        <w:tc>
+          <w:tcPr>
+            <w:tcW w:type="dxa" w:w="816"/>
+            <w:vAlign w:val="center"/>
+            <w:tcBorders>
+              <w:top w:val="single" w:sz="4" w:color="B9C2CC"/>
+              <w:left w:val="single" w:sz="4" w:color="B9C2CC"/>
+              <w:bottom w:val="single" w:sz="4" w:color="B9C2CC"/>
+              <w:right w:val="single" w:sz="4" w:color="B9C2CC"/>
+              <w:insideH w:val="single" w:sz="4" w:color="B9C2CC"/>
+              <w:insideV w:val="single" w:sz="4" w:color="B9C2CC"/>
+            </w:tcBorders>
+            <w:tcMar>
+              <w:top w:w="55" w:type="dxa"/>
+              <w:bottom w:w="55" w:type="dxa"/>
+              <w:start w:w="110" w:type="dxa"/>
+              <w:end w:w="110" w:type="dxa"/>
+            </w:tcMar>
+          </w:tcPr>
+          <w:p>
+            <w:pPr>
+              <w:spacing w:before="0" w:after="0" w:line="252" w:lineRule="auto"/>
+              <w:jc w:val="left"/>
+            </w:pPr>
+            <w:r>
+              <w:rPr>
+                <w:rFonts w:ascii="Arial" w:hAnsi="Arial"/>
+                <w:b w:val="0"/>
+                <w:color w:val="181B1F"/>
+                <w:sz w:val="15"/>
+              </w:rPr>
+              <w:t>5</w:t>
+            </w:r>
+          </w:p>
+        </w:tc>
+        <w:tc>
+          <w:tcPr>
+            <w:tcW w:type="dxa" w:w="816"/>
+            <w:vAlign w:val="center"/>
+            <w:tcBorders>
+              <w:top w:val="single" w:sz="4" w:color="B9C2CC"/>
+              <w:left w:val="single" w:sz="4" w:color="B9C2CC"/>
+              <w:bottom w:val="single" w:sz="4" w:color="B9C2CC"/>
+              <w:right w:val="single" w:sz="4" w:color="B9C2CC"/>
+              <w:insideH w:val="single" w:sz="4" w:color="B9C2CC"/>
+              <w:insideV w:val="single" w:sz="4" w:color="B9C2CC"/>
+            </w:tcBorders>
+            <w:tcMar>
+              <w:top w:w="55" w:type="dxa"/>
+              <w:bottom w:w="55" w:type="dxa"/>
+              <w:start w:w="110" w:type="dxa"/>
+              <w:end w:w="110" w:type="dxa"/>
+            </w:tcMar>
+          </w:tcPr>
+          <w:p>
+            <w:pPr>
+              <w:spacing w:before="0" w:after="0" w:line="252" w:lineRule="auto"/>
+              <w:jc w:val="center"/>
+            </w:pPr>
+            <w:r>
+              <w:rPr>
+                <w:rFonts w:ascii="Arial" w:hAnsi="Arial"/>
+                <w:b w:val="0"/>
+                <w:color w:val="181B1F"/>
+                <w:sz w:val="15"/>
+              </w:rPr>
+              <w:t>1.000</w:t>
+            </w:r>
+          </w:p>
+        </w:tc>
+        <w:tc>
+          <w:tcPr>
+            <w:tcW w:type="dxa" w:w="1088"/>
+            <w:vAlign w:val="center"/>
+            <w:tcBorders>
+              <w:top w:val="single" w:sz="4" w:color="B9C2CC"/>
+              <w:left w:val="single" w:sz="4" w:color="B9C2CC"/>
+              <w:bottom w:val="single" w:sz="4" w:color="B9C2CC"/>
+              <w:right w:val="single" w:sz="4" w:color="B9C2CC"/>
+              <w:insideH w:val="single" w:sz="4" w:color="B9C2CC"/>
+              <w:insideV w:val="single" w:sz="4" w:color="B9C2CC"/>
+            </w:tcBorders>
+            <w:tcMar>
+              <w:top w:w="55" w:type="dxa"/>
+              <w:bottom w:w="55" w:type="dxa"/>
+              <w:start w:w="110" w:type="dxa"/>
+              <w:end w:w="110" w:type="dxa"/>
+            </w:tcMar>
+          </w:tcPr>
+          <w:p>
+            <w:pPr>
+              <w:spacing w:before="0" w:after="0" w:line="252" w:lineRule="auto"/>
+              <w:jc w:val="center"/>
+            </w:pPr>
+            <w:r>
+              <w:rPr>
+                <w:rFonts w:ascii="Arial" w:hAnsi="Arial"/>
+                <w:b w:val="0"/>
+                <w:color w:val="181B1F"/>
+                <w:sz w:val="15"/>
+              </w:rPr>
+              <w:t>1.000</w:t>
+            </w:r>
+          </w:p>
+        </w:tc>
+        <w:tc>
+          <w:tcPr>
+            <w:tcW w:type="dxa" w:w="1224"/>
+            <w:vAlign w:val="center"/>
+            <w:tcBorders>
+              <w:top w:val="single" w:sz="4" w:color="B9C2CC"/>
+              <w:left w:val="single" w:sz="4" w:color="B9C2CC"/>
+              <w:bottom w:val="single" w:sz="4" w:color="B9C2CC"/>
+              <w:right w:val="single" w:sz="4" w:color="B9C2CC"/>
+              <w:insideH w:val="single" w:sz="4" w:color="B9C2CC"/>
+              <w:insideV w:val="single" w:sz="4" w:color="B9C2CC"/>
+            </w:tcBorders>
+            <w:tcMar>
+              <w:top w:w="55" w:type="dxa"/>
+              <w:bottom w:w="55" w:type="dxa"/>
+              <w:start w:w="110" w:type="dxa"/>
+              <w:end w:w="110" w:type="dxa"/>
+            </w:tcMar>
+          </w:tcPr>
+          <w:p>
+            <w:pPr>
+              <w:spacing w:before="0" w:after="0" w:line="252" w:lineRule="auto"/>
+              <w:jc w:val="center"/>
+            </w:pPr>
+            <w:r>
+              <w:rPr>
+                <w:rFonts w:ascii="Arial" w:hAnsi="Arial"/>
+                <w:b w:val="0"/>
+                <w:color w:val="181B1F"/>
+                <w:sz w:val="15"/>
+              </w:rPr>
+              <w:t>1.000</w:t>
+            </w:r>
+          </w:p>
+        </w:tc>
+        <w:tc>
+          <w:tcPr>
+            <w:tcW w:type="dxa" w:w="1768"/>
+            <w:vAlign w:val="center"/>
+            <w:tcBorders>
+              <w:top w:val="single" w:sz="4" w:color="B9C2CC"/>
+              <w:left w:val="single" w:sz="4" w:color="B9C2CC"/>
+              <w:bottom w:val="single" w:sz="4" w:color="B9C2CC"/>
+              <w:right w:val="single" w:sz="4" w:color="B9C2CC"/>
+              <w:insideH w:val="single" w:sz="4" w:color="B9C2CC"/>
+              <w:insideV w:val="single" w:sz="4" w:color="B9C2CC"/>
+            </w:tcBorders>
+            <w:tcMar>
+              <w:top w:w="55" w:type="dxa"/>
+              <w:bottom w:w="55" w:type="dxa"/>
+              <w:start w:w="110" w:type="dxa"/>
+              <w:end w:w="110" w:type="dxa"/>
+            </w:tcMar>
+          </w:tcPr>
+          <w:p>
+            <w:pPr>
+              <w:spacing w:before="0" w:after="0" w:line="252" w:lineRule="auto"/>
+              <w:jc w:val="center"/>
+            </w:pPr>
+            <w:r>
+              <w:rPr>
+                <w:rFonts w:ascii="Arial" w:hAnsi="Arial"/>
+                <w:b w:val="0"/>
+                <w:color w:val="181B1F"/>
+                <w:sz w:val="15"/>
+              </w:rPr>
+              <w:t>0.000</w:t>
+            </w:r>
+          </w:p>
+        </w:tc>
+      </w:tr>
+      <w:tr>
+        <w:trPr>
+          <w:trHeight w:hRule="atLeast"/>
+        </w:trPr>
+        <w:tc>
+          <w:tcPr>
+            <w:tcW w:type="dxa" w:w="2176"/>
+            <w:vAlign w:val="center"/>
+            <w:tcBorders>
+              <w:top w:val="single" w:sz="4" w:color="B9C2CC"/>
+              <w:left w:val="single" w:sz="4" w:color="B9C2CC"/>
+              <w:bottom w:val="single" w:sz="4" w:color="B9C2CC"/>
+              <w:right w:val="single" w:sz="4" w:color="B9C2CC"/>
+              <w:insideH w:val="single" w:sz="4" w:color="B9C2CC"/>
+              <w:insideV w:val="single" w:sz="4" w:color="B9C2CC"/>
+            </w:tcBorders>
+            <w:tcMar>
+              <w:top w:w="55" w:type="dxa"/>
+              <w:bottom w:w="55" w:type="dxa"/>
+              <w:start w:w="110" w:type="dxa"/>
+              <w:end w:w="110" w:type="dxa"/>
+            </w:tcMar>
+          </w:tcPr>
+          <w:p>
+            <w:pPr>
+              <w:spacing w:before="0" w:after="0" w:line="252" w:lineRule="auto"/>
+              <w:jc w:val="left"/>
+            </w:pPr>
+            <w:r>
+              <w:rPr>
+                <w:rFonts w:ascii="Arial" w:hAnsi="Arial"/>
+                <w:b w:val="0"/>
+                <w:color w:val="181B1F"/>
+                <w:sz w:val="15"/>
+              </w:rPr>
+              <w:t>Historical pilot</w:t>
+            </w:r>
+          </w:p>
+        </w:tc>
+        <w:tc>
+          <w:tcPr>
+            <w:tcW w:type="dxa" w:w="1904"/>
+            <w:vAlign w:val="center"/>
+            <w:tcBorders>
+              <w:top w:val="single" w:sz="4" w:color="B9C2CC"/>
+              <w:left w:val="single" w:sz="4" w:color="B9C2CC"/>
+              <w:bottom w:val="single" w:sz="4" w:color="B9C2CC"/>
+              <w:right w:val="single" w:sz="4" w:color="B9C2CC"/>
+              <w:insideH w:val="single" w:sz="4" w:color="B9C2CC"/>
+              <w:insideV w:val="single" w:sz="4" w:color="B9C2CC"/>
+            </w:tcBorders>
+            <w:tcMar>
+              <w:top w:w="55" w:type="dxa"/>
+              <w:bottom w:w="55" w:type="dxa"/>
+              <w:start w:w="110" w:type="dxa"/>
+              <w:end w:w="110" w:type="dxa"/>
+            </w:tcMar>
+          </w:tcPr>
+          <w:p>
+            <w:pPr>
+              <w:spacing w:before="0" w:after="0" w:line="252" w:lineRule="auto"/>
+              <w:jc w:val="left"/>
+            </w:pPr>
+            <w:r>
+              <w:rPr>
+                <w:rFonts w:ascii="Arial" w:hAnsi="Arial"/>
+                <w:b w:val="0"/>
+                <w:color w:val="181B1F"/>
+                <w:sz w:val="15"/>
+              </w:rPr>
+              <w:t>frequency</w:t>
+            </w:r>
+          </w:p>
+        </w:tc>
+        <w:tc>
+          <w:tcPr>
+            <w:tcW w:type="dxa" w:w="816"/>
+            <w:vAlign w:val="center"/>
+            <w:tcBorders>
+              <w:top w:val="single" w:sz="4" w:color="B9C2CC"/>
+              <w:left w:val="single" w:sz="4" w:color="B9C2CC"/>
+              <w:bottom w:val="single" w:sz="4" w:color="B9C2CC"/>
+              <w:right w:val="single" w:sz="4" w:color="B9C2CC"/>
+              <w:insideH w:val="single" w:sz="4" w:color="B9C2CC"/>
+              <w:insideV w:val="single" w:sz="4" w:color="B9C2CC"/>
+            </w:tcBorders>
+            <w:tcMar>
+              <w:top w:w="55" w:type="dxa"/>
+              <w:bottom w:w="55" w:type="dxa"/>
+              <w:start w:w="110" w:type="dxa"/>
+              <w:end w:w="110" w:type="dxa"/>
+            </w:tcMar>
+          </w:tcPr>
+          <w:p>
+            <w:pPr>
+              <w:spacing w:before="0" w:after="0" w:line="252" w:lineRule="auto"/>
+              <w:jc w:val="left"/>
+            </w:pPr>
+            <w:r>
+              <w:rPr>
+                <w:rFonts w:ascii="Arial" w:hAnsi="Arial"/>
+                <w:b w:val="0"/>
+                <w:color w:val="181B1F"/>
+                <w:sz w:val="15"/>
+              </w:rPr>
+              <w:t>1</w:t>
+            </w:r>
+          </w:p>
+        </w:tc>
+        <w:tc>
+          <w:tcPr>
+            <w:tcW w:type="dxa" w:w="816"/>
+            <w:vAlign w:val="center"/>
+            <w:tcBorders>
+              <w:top w:val="single" w:sz="4" w:color="B9C2CC"/>
+              <w:left w:val="single" w:sz="4" w:color="B9C2CC"/>
+              <w:bottom w:val="single" w:sz="4" w:color="B9C2CC"/>
+              <w:right w:val="single" w:sz="4" w:color="B9C2CC"/>
+              <w:insideH w:val="single" w:sz="4" w:color="B9C2CC"/>
+              <w:insideV w:val="single" w:sz="4" w:color="B9C2CC"/>
+            </w:tcBorders>
+            <w:tcMar>
+              <w:top w:w="55" w:type="dxa"/>
+              <w:bottom w:w="55" w:type="dxa"/>
+              <w:start w:w="110" w:type="dxa"/>
+              <w:end w:w="110" w:type="dxa"/>
+            </w:tcMar>
+          </w:tcPr>
+          <w:p>
+            <w:pPr>
+              <w:spacing w:before="0" w:after="0" w:line="252" w:lineRule="auto"/>
+              <w:jc w:val="center"/>
+            </w:pPr>
+            <w:r>
+              <w:rPr>
+                <w:rFonts w:ascii="Arial" w:hAnsi="Arial"/>
+                <w:b w:val="0"/>
+                <w:color w:val="181B1F"/>
+                <w:sz w:val="15"/>
+              </w:rPr>
+              <w:t>0.333</w:t>
+            </w:r>
+          </w:p>
+        </w:tc>
+        <w:tc>
+          <w:tcPr>
+            <w:tcW w:type="dxa" w:w="1088"/>
+            <w:vAlign w:val="center"/>
+            <w:tcBorders>
+              <w:top w:val="single" w:sz="4" w:color="B9C2CC"/>
+              <w:left w:val="single" w:sz="4" w:color="B9C2CC"/>
+              <w:bottom w:val="single" w:sz="4" w:color="B9C2CC"/>
+              <w:right w:val="single" w:sz="4" w:color="B9C2CC"/>
+              <w:insideH w:val="single" w:sz="4" w:color="B9C2CC"/>
+              <w:insideV w:val="single" w:sz="4" w:color="B9C2CC"/>
+            </w:tcBorders>
+            <w:tcMar>
+              <w:top w:w="55" w:type="dxa"/>
+              <w:bottom w:w="55" w:type="dxa"/>
+              <w:start w:w="110" w:type="dxa"/>
+              <w:end w:w="110" w:type="dxa"/>
+            </w:tcMar>
+          </w:tcPr>
+          <w:p>
+            <w:pPr>
+              <w:spacing w:before="0" w:after="0" w:line="252" w:lineRule="auto"/>
+              <w:jc w:val="center"/>
+            </w:pPr>
+            <w:r>
+              <w:rPr>
+                <w:rFonts w:ascii="Arial" w:hAnsi="Arial"/>
+                <w:b w:val="0"/>
+                <w:color w:val="181B1F"/>
+                <w:sz w:val="15"/>
+              </w:rPr>
+              <w:t>0.000</w:t>
+            </w:r>
+          </w:p>
+        </w:tc>
+        <w:tc>
+          <w:tcPr>
+            <w:tcW w:type="dxa" w:w="1224"/>
+            <w:vAlign w:val="center"/>
+            <w:tcBorders>
+              <w:top w:val="single" w:sz="4" w:color="B9C2CC"/>
+              <w:left w:val="single" w:sz="4" w:color="B9C2CC"/>
+              <w:bottom w:val="single" w:sz="4" w:color="B9C2CC"/>
+              <w:right w:val="single" w:sz="4" w:color="B9C2CC"/>
+              <w:insideH w:val="single" w:sz="4" w:color="B9C2CC"/>
+              <w:insideV w:val="single" w:sz="4" w:color="B9C2CC"/>
+            </w:tcBorders>
+            <w:tcMar>
+              <w:top w:w="55" w:type="dxa"/>
+              <w:bottom w:w="55" w:type="dxa"/>
+              <w:start w:w="110" w:type="dxa"/>
+              <w:end w:w="110" w:type="dxa"/>
+            </w:tcMar>
+          </w:tcPr>
+          <w:p>
+            <w:pPr>
+              <w:spacing w:before="0" w:after="0" w:line="252" w:lineRule="auto"/>
+              <w:jc w:val="center"/>
+            </w:pPr>
+            <w:r>
+              <w:rPr>
+                <w:rFonts w:ascii="Arial" w:hAnsi="Arial"/>
+                <w:b w:val="0"/>
+                <w:color w:val="181B1F"/>
+                <w:sz w:val="15"/>
+              </w:rPr>
+              <w:t>1.000</w:t>
+            </w:r>
+          </w:p>
+        </w:tc>
+        <w:tc>
+          <w:tcPr>
+            <w:tcW w:type="dxa" w:w="1768"/>
+            <w:vAlign w:val="center"/>
+            <w:tcBorders>
+              <w:top w:val="single" w:sz="4" w:color="B9C2CC"/>
+              <w:left w:val="single" w:sz="4" w:color="B9C2CC"/>
+              <w:bottom w:val="single" w:sz="4" w:color="B9C2CC"/>
+              <w:right w:val="single" w:sz="4" w:color="B9C2CC"/>
+              <w:insideH w:val="single" w:sz="4" w:color="B9C2CC"/>
+              <w:insideV w:val="single" w:sz="4" w:color="B9C2CC"/>
+            </w:tcBorders>
+            <w:tcMar>
+              <w:top w:w="55" w:type="dxa"/>
+              <w:bottom w:w="55" w:type="dxa"/>
+              <w:start w:w="110" w:type="dxa"/>
+              <w:end w:w="110" w:type="dxa"/>
+            </w:tcMar>
+          </w:tcPr>
+          <w:p>
+            <w:pPr>
+              <w:spacing w:before="0" w:after="0" w:line="252" w:lineRule="auto"/>
+              <w:jc w:val="center"/>
+            </w:pPr>
+            <w:r>
+              <w:rPr>
+                <w:rFonts w:ascii="Arial" w:hAnsi="Arial"/>
+                <w:b w:val="0"/>
+                <w:color w:val="181B1F"/>
+                <w:sz w:val="15"/>
+              </w:rPr>
+              <w:t>0.000</w:t>
+            </w:r>
+          </w:p>
+        </w:tc>
+      </w:tr>
+      <w:tr>
+        <w:trPr>
+          <w:trHeight w:hRule="atLeast"/>
+        </w:trPr>
+        <w:tc>
+          <w:tcPr>
+            <w:tcW w:type="dxa" w:w="2176"/>
+            <w:vAlign w:val="center"/>
+            <w:tcBorders>
+              <w:top w:val="single" w:sz="4" w:color="B9C2CC"/>
+              <w:left w:val="single" w:sz="4" w:color="B9C2CC"/>
+              <w:bottom w:val="single" w:sz="4" w:color="B9C2CC"/>
+              <w:right w:val="single" w:sz="4" w:color="B9C2CC"/>
+              <w:insideH w:val="single" w:sz="4" w:color="B9C2CC"/>
+              <w:insideV w:val="single" w:sz="4" w:color="B9C2CC"/>
+            </w:tcBorders>
+            <w:tcMar>
+              <w:top w:w="55" w:type="dxa"/>
+              <w:bottom w:w="55" w:type="dxa"/>
+              <w:start w:w="110" w:type="dxa"/>
+              <w:end w:w="110" w:type="dxa"/>
+            </w:tcMar>
+          </w:tcPr>
+          <w:p>
+            <w:pPr>
+              <w:spacing w:before="0" w:after="0" w:line="252" w:lineRule="auto"/>
+              <w:jc w:val="left"/>
+            </w:pPr>
+            <w:r>
+              <w:rPr>
+                <w:rFonts w:ascii="Arial" w:hAnsi="Arial"/>
+                <w:b w:val="0"/>
+                <w:color w:val="181B1F"/>
+                <w:sz w:val="15"/>
+              </w:rPr>
+              <w:t>Historical pilot</w:t>
+            </w:r>
+          </w:p>
+        </w:tc>
+        <w:tc>
+          <w:tcPr>
+            <w:tcW w:type="dxa" w:w="1904"/>
+            <w:vAlign w:val="center"/>
+            <w:tcBorders>
+              <w:top w:val="single" w:sz="4" w:color="B9C2CC"/>
+              <w:left w:val="single" w:sz="4" w:color="B9C2CC"/>
+              <w:bottom w:val="single" w:sz="4" w:color="B9C2CC"/>
+              <w:right w:val="single" w:sz="4" w:color="B9C2CC"/>
+              <w:insideH w:val="single" w:sz="4" w:color="B9C2CC"/>
+              <w:insideV w:val="single" w:sz="4" w:color="B9C2CC"/>
+            </w:tcBorders>
+            <w:tcMar>
+              <w:top w:w="55" w:type="dxa"/>
+              <w:bottom w:w="55" w:type="dxa"/>
+              <w:start w:w="110" w:type="dxa"/>
+              <w:end w:w="110" w:type="dxa"/>
+            </w:tcMar>
+          </w:tcPr>
+          <w:p>
+            <w:pPr>
+              <w:spacing w:before="0" w:after="0" w:line="252" w:lineRule="auto"/>
+              <w:jc w:val="left"/>
+            </w:pPr>
+            <w:r>
+              <w:rPr>
+                <w:rFonts w:ascii="Arial" w:hAnsi="Arial"/>
+                <w:b w:val="0"/>
+                <w:color w:val="181B1F"/>
+                <w:sz w:val="15"/>
+              </w:rPr>
+              <w:t>tfidf</w:t>
+            </w:r>
+          </w:p>
+        </w:tc>
+        <w:tc>
+          <w:tcPr>
+            <w:tcW w:type="dxa" w:w="816"/>
+            <w:vAlign w:val="center"/>
+            <w:tcBorders>
+              <w:top w:val="single" w:sz="4" w:color="B9C2CC"/>
+              <w:left w:val="single" w:sz="4" w:color="B9C2CC"/>
+              <w:bottom w:val="single" w:sz="4" w:color="B9C2CC"/>
+              <w:right w:val="single" w:sz="4" w:color="B9C2CC"/>
+              <w:insideH w:val="single" w:sz="4" w:color="B9C2CC"/>
+              <w:insideV w:val="single" w:sz="4" w:color="B9C2CC"/>
+            </w:tcBorders>
+            <w:tcMar>
+              <w:top w:w="55" w:type="dxa"/>
+              <w:bottom w:w="55" w:type="dxa"/>
+              <w:start w:w="110" w:type="dxa"/>
+              <w:end w:w="110" w:type="dxa"/>
+            </w:tcMar>
+          </w:tcPr>
+          <w:p>
+            <w:pPr>
+              <w:spacing w:before="0" w:after="0" w:line="252" w:lineRule="auto"/>
+              <w:jc w:val="left"/>
+            </w:pPr>
+            <w:r>
+              <w:rPr>
+                <w:rFonts w:ascii="Arial" w:hAnsi="Arial"/>
+                <w:b w:val="0"/>
+                <w:color w:val="181B1F"/>
+                <w:sz w:val="15"/>
+              </w:rPr>
+              <w:t>1</w:t>
+            </w:r>
+          </w:p>
+        </w:tc>
+        <w:tc>
+          <w:tcPr>
+            <w:tcW w:type="dxa" w:w="816"/>
+            <w:vAlign w:val="center"/>
+            <w:tcBorders>
+              <w:top w:val="single" w:sz="4" w:color="B9C2CC"/>
+              <w:left w:val="single" w:sz="4" w:color="B9C2CC"/>
+              <w:bottom w:val="single" w:sz="4" w:color="B9C2CC"/>
+              <w:right w:val="single" w:sz="4" w:color="B9C2CC"/>
+              <w:insideH w:val="single" w:sz="4" w:color="B9C2CC"/>
+              <w:insideV w:val="single" w:sz="4" w:color="B9C2CC"/>
+            </w:tcBorders>
+            <w:tcMar>
+              <w:top w:w="55" w:type="dxa"/>
+              <w:bottom w:w="55" w:type="dxa"/>
+              <w:start w:w="110" w:type="dxa"/>
+              <w:end w:w="110" w:type="dxa"/>
+            </w:tcMar>
+          </w:tcPr>
+          <w:p>
+            <w:pPr>
+              <w:spacing w:before="0" w:after="0" w:line="252" w:lineRule="auto"/>
+              <w:jc w:val="center"/>
+            </w:pPr>
+            <w:r>
+              <w:rPr>
+                <w:rFonts w:ascii="Arial" w:hAnsi="Arial"/>
+                <w:b w:val="0"/>
+                <w:color w:val="181B1F"/>
+                <w:sz w:val="15"/>
+              </w:rPr>
+              <w:t>0.500</w:t>
+            </w:r>
+          </w:p>
+        </w:tc>
+        <w:tc>
+          <w:tcPr>
+            <w:tcW w:type="dxa" w:w="1088"/>
+            <w:vAlign w:val="center"/>
+            <w:tcBorders>
+              <w:top w:val="single" w:sz="4" w:color="B9C2CC"/>
+              <w:left w:val="single" w:sz="4" w:color="B9C2CC"/>
+              <w:bottom w:val="single" w:sz="4" w:color="B9C2CC"/>
+              <w:right w:val="single" w:sz="4" w:color="B9C2CC"/>
+              <w:insideH w:val="single" w:sz="4" w:color="B9C2CC"/>
+              <w:insideV w:val="single" w:sz="4" w:color="B9C2CC"/>
+            </w:tcBorders>
+            <w:tcMar>
+              <w:top w:w="55" w:type="dxa"/>
+              <w:bottom w:w="55" w:type="dxa"/>
+              <w:start w:w="110" w:type="dxa"/>
+              <w:end w:w="110" w:type="dxa"/>
+            </w:tcMar>
+          </w:tcPr>
+          <w:p>
+            <w:pPr>
+              <w:spacing w:before="0" w:after="0" w:line="252" w:lineRule="auto"/>
+              <w:jc w:val="center"/>
+            </w:pPr>
+            <w:r>
+              <w:rPr>
+                <w:rFonts w:ascii="Arial" w:hAnsi="Arial"/>
+                <w:b w:val="0"/>
+                <w:color w:val="181B1F"/>
+                <w:sz w:val="15"/>
+              </w:rPr>
+              <w:t>0.000</w:t>
+            </w:r>
+          </w:p>
+        </w:tc>
+        <w:tc>
+          <w:tcPr>
+            <w:tcW w:type="dxa" w:w="1224"/>
+            <w:vAlign w:val="center"/>
+            <w:tcBorders>
+              <w:top w:val="single" w:sz="4" w:color="B9C2CC"/>
+              <w:left w:val="single" w:sz="4" w:color="B9C2CC"/>
+              <w:bottom w:val="single" w:sz="4" w:color="B9C2CC"/>
+              <w:right w:val="single" w:sz="4" w:color="B9C2CC"/>
+              <w:insideH w:val="single" w:sz="4" w:color="B9C2CC"/>
+              <w:insideV w:val="single" w:sz="4" w:color="B9C2CC"/>
+            </w:tcBorders>
+            <w:tcMar>
+              <w:top w:w="55" w:type="dxa"/>
+              <w:bottom w:w="55" w:type="dxa"/>
+              <w:start w:w="110" w:type="dxa"/>
+              <w:end w:w="110" w:type="dxa"/>
+            </w:tcMar>
+          </w:tcPr>
+          <w:p>
+            <w:pPr>
+              <w:spacing w:before="0" w:after="0" w:line="252" w:lineRule="auto"/>
+              <w:jc w:val="center"/>
+            </w:pPr>
+            <w:r>
+              <w:rPr>
+                <w:rFonts w:ascii="Arial" w:hAnsi="Arial"/>
+                <w:b w:val="0"/>
+                <w:color w:val="181B1F"/>
+                <w:sz w:val="15"/>
+              </w:rPr>
+              <w:t>1.000</w:t>
+            </w:r>
+          </w:p>
+        </w:tc>
+        <w:tc>
+          <w:tcPr>
+            <w:tcW w:type="dxa" w:w="1768"/>
+            <w:vAlign w:val="center"/>
+            <w:tcBorders>
+              <w:top w:val="single" w:sz="4" w:color="B9C2CC"/>
+              <w:left w:val="single" w:sz="4" w:color="B9C2CC"/>
+              <w:bottom w:val="single" w:sz="4" w:color="B9C2CC"/>
+              <w:right w:val="single" w:sz="4" w:color="B9C2CC"/>
+              <w:insideH w:val="single" w:sz="4" w:color="B9C2CC"/>
+              <w:insideV w:val="single" w:sz="4" w:color="B9C2CC"/>
+            </w:tcBorders>
+            <w:tcMar>
+              <w:top w:w="55" w:type="dxa"/>
+              <w:bottom w:w="55" w:type="dxa"/>
+              <w:start w:w="110" w:type="dxa"/>
+              <w:end w:w="110" w:type="dxa"/>
+            </w:tcMar>
+          </w:tcPr>
+          <w:p>
+            <w:pPr>
+              <w:spacing w:before="0" w:after="0" w:line="252" w:lineRule="auto"/>
+              <w:jc w:val="center"/>
+            </w:pPr>
+            <w:r>
+              <w:rPr>
+                <w:rFonts w:ascii="Arial" w:hAnsi="Arial"/>
+                <w:b w:val="0"/>
+                <w:color w:val="181B1F"/>
+                <w:sz w:val="15"/>
+              </w:rPr>
+              <w:t>0.000</w:t>
+            </w:r>
+          </w:p>
+        </w:tc>
+      </w:tr>
+      <w:tr>
+        <w:trPr>
+          <w:trHeight w:hRule="atLeast"/>
+        </w:trPr>
+        <w:tc>
+          <w:tcPr>
+            <w:tcW w:type="dxa" w:w="2176"/>
+            <w:vAlign w:val="center"/>
+            <w:tcBorders>
+              <w:top w:val="single" w:sz="4" w:color="B9C2CC"/>
+              <w:left w:val="single" w:sz="4" w:color="B9C2CC"/>
+              <w:bottom w:val="single" w:sz="4" w:color="B9C2CC"/>
+              <w:right w:val="single" w:sz="4" w:color="B9C2CC"/>
+              <w:insideH w:val="single" w:sz="4" w:color="B9C2CC"/>
+              <w:insideV w:val="single" w:sz="4" w:color="B9C2CC"/>
+            </w:tcBorders>
+            <w:tcMar>
+              <w:top w:w="55" w:type="dxa"/>
+              <w:bottom w:w="55" w:type="dxa"/>
+              <w:start w:w="110" w:type="dxa"/>
+              <w:end w:w="110" w:type="dxa"/>
+            </w:tcMar>
+          </w:tcPr>
+          <w:p>
+            <w:pPr>
+              <w:spacing w:before="0" w:after="0" w:line="252" w:lineRule="auto"/>
+              <w:jc w:val="left"/>
+            </w:pPr>
+            <w:r>
+              <w:rPr>
+                <w:rFonts w:ascii="Arial" w:hAnsi="Arial"/>
+                <w:b w:val="0"/>
+                <w:color w:val="181B1F"/>
+                <w:sz w:val="15"/>
+              </w:rPr>
+              <w:t>Historical pilot</w:t>
+            </w:r>
+          </w:p>
+        </w:tc>
+        <w:tc>
+          <w:tcPr>
+            <w:tcW w:type="dxa" w:w="1904"/>
+            <w:vAlign w:val="center"/>
+            <w:tcBorders>
+              <w:top w:val="single" w:sz="4" w:color="B9C2CC"/>
+              <w:left w:val="single" w:sz="4" w:color="B9C2CC"/>
+              <w:bottom w:val="single" w:sz="4" w:color="B9C2CC"/>
+              <w:right w:val="single" w:sz="4" w:color="B9C2CC"/>
+              <w:insideH w:val="single" w:sz="4" w:color="B9C2CC"/>
+              <w:insideV w:val="single" w:sz="4" w:color="B9C2CC"/>
+            </w:tcBorders>
+            <w:tcMar>
+              <w:top w:w="55" w:type="dxa"/>
+              <w:bottom w:w="55" w:type="dxa"/>
+              <w:start w:w="110" w:type="dxa"/>
+              <w:end w:w="110" w:type="dxa"/>
+            </w:tcMar>
+          </w:tcPr>
+          <w:p>
+            <w:pPr>
+              <w:spacing w:before="0" w:after="0" w:line="252" w:lineRule="auto"/>
+              <w:jc w:val="left"/>
+            </w:pPr>
+            <w:r>
+              <w:rPr>
+                <w:rFonts w:ascii="Arial" w:hAnsi="Arial"/>
+                <w:b w:val="0"/>
+                <w:color w:val="181B1F"/>
+                <w:sz w:val="15"/>
+              </w:rPr>
+              <w:t>abc_bridge</w:t>
+            </w:r>
+          </w:p>
+        </w:tc>
+        <w:tc>
+          <w:tcPr>
+            <w:tcW w:type="dxa" w:w="816"/>
+            <w:vAlign w:val="center"/>
+            <w:tcBorders>
+              <w:top w:val="single" w:sz="4" w:color="B9C2CC"/>
+              <w:left w:val="single" w:sz="4" w:color="B9C2CC"/>
+              <w:bottom w:val="single" w:sz="4" w:color="B9C2CC"/>
+              <w:right w:val="single" w:sz="4" w:color="B9C2CC"/>
+              <w:insideH w:val="single" w:sz="4" w:color="B9C2CC"/>
+              <w:insideV w:val="single" w:sz="4" w:color="B9C2CC"/>
+            </w:tcBorders>
+            <w:tcMar>
+              <w:top w:w="55" w:type="dxa"/>
+              <w:bottom w:w="55" w:type="dxa"/>
+              <w:start w:w="110" w:type="dxa"/>
+              <w:end w:w="110" w:type="dxa"/>
+            </w:tcMar>
+          </w:tcPr>
+          <w:p>
+            <w:pPr>
+              <w:spacing w:before="0" w:after="0" w:line="252" w:lineRule="auto"/>
+              <w:jc w:val="left"/>
+            </w:pPr>
+            <w:r>
+              <w:rPr>
+                <w:rFonts w:ascii="Arial" w:hAnsi="Arial"/>
+                <w:b w:val="0"/>
+                <w:color w:val="181B1F"/>
+                <w:sz w:val="15"/>
+              </w:rPr>
+              <w:t>1</w:t>
+            </w:r>
+          </w:p>
+        </w:tc>
+        <w:tc>
+          <w:tcPr>
+            <w:tcW w:type="dxa" w:w="816"/>
+            <w:vAlign w:val="center"/>
+            <w:tcBorders>
+              <w:top w:val="single" w:sz="4" w:color="B9C2CC"/>
+              <w:left w:val="single" w:sz="4" w:color="B9C2CC"/>
+              <w:bottom w:val="single" w:sz="4" w:color="B9C2CC"/>
+              <w:right w:val="single" w:sz="4" w:color="B9C2CC"/>
+              <w:insideH w:val="single" w:sz="4" w:color="B9C2CC"/>
+              <w:insideV w:val="single" w:sz="4" w:color="B9C2CC"/>
+            </w:tcBorders>
+            <w:tcMar>
+              <w:top w:w="55" w:type="dxa"/>
+              <w:bottom w:w="55" w:type="dxa"/>
+              <w:start w:w="110" w:type="dxa"/>
+              <w:end w:w="110" w:type="dxa"/>
+            </w:tcMar>
+          </w:tcPr>
+          <w:p>
+            <w:pPr>
+              <w:spacing w:before="0" w:after="0" w:line="252" w:lineRule="auto"/>
+              <w:jc w:val="center"/>
+            </w:pPr>
+            <w:r>
+              <w:rPr>
+                <w:rFonts w:ascii="Arial" w:hAnsi="Arial"/>
+                <w:b w:val="0"/>
+                <w:color w:val="181B1F"/>
+                <w:sz w:val="15"/>
+              </w:rPr>
+              <w:t>1.000</w:t>
+            </w:r>
+          </w:p>
+        </w:tc>
+        <w:tc>
+          <w:tcPr>
+            <w:tcW w:type="dxa" w:w="1088"/>
+            <w:vAlign w:val="center"/>
+            <w:tcBorders>
+              <w:top w:val="single" w:sz="4" w:color="B9C2CC"/>
+              <w:left w:val="single" w:sz="4" w:color="B9C2CC"/>
+              <w:bottom w:val="single" w:sz="4" w:color="B9C2CC"/>
+              <w:right w:val="single" w:sz="4" w:color="B9C2CC"/>
+              <w:insideH w:val="single" w:sz="4" w:color="B9C2CC"/>
+              <w:insideV w:val="single" w:sz="4" w:color="B9C2CC"/>
+            </w:tcBorders>
+            <w:tcMar>
+              <w:top w:w="55" w:type="dxa"/>
+              <w:bottom w:w="55" w:type="dxa"/>
+              <w:start w:w="110" w:type="dxa"/>
+              <w:end w:w="110" w:type="dxa"/>
+            </w:tcMar>
+          </w:tcPr>
+          <w:p>
+            <w:pPr>
+              <w:spacing w:before="0" w:after="0" w:line="252" w:lineRule="auto"/>
+              <w:jc w:val="center"/>
+            </w:pPr>
+            <w:r>
+              <w:rPr>
+                <w:rFonts w:ascii="Arial" w:hAnsi="Arial"/>
+                <w:b w:val="0"/>
+                <w:color w:val="181B1F"/>
+                <w:sz w:val="15"/>
+              </w:rPr>
+              <w:t>1.000</w:t>
+            </w:r>
+          </w:p>
+        </w:tc>
+        <w:tc>
+          <w:tcPr>
+            <w:tcW w:type="dxa" w:w="1224"/>
+            <w:vAlign w:val="center"/>
+            <w:tcBorders>
+              <w:top w:val="single" w:sz="4" w:color="B9C2CC"/>
+              <w:left w:val="single" w:sz="4" w:color="B9C2CC"/>
+              <w:bottom w:val="single" w:sz="4" w:color="B9C2CC"/>
+              <w:right w:val="single" w:sz="4" w:color="B9C2CC"/>
+              <w:insideH w:val="single" w:sz="4" w:color="B9C2CC"/>
+              <w:insideV w:val="single" w:sz="4" w:color="B9C2CC"/>
+            </w:tcBorders>
+            <w:tcMar>
+              <w:top w:w="55" w:type="dxa"/>
+              <w:bottom w:w="55" w:type="dxa"/>
+              <w:start w:w="110" w:type="dxa"/>
+              <w:end w:w="110" w:type="dxa"/>
+            </w:tcMar>
+          </w:tcPr>
+          <w:p>
+            <w:pPr>
+              <w:spacing w:before="0" w:after="0" w:line="252" w:lineRule="auto"/>
+              <w:jc w:val="center"/>
+            </w:pPr>
+            <w:r>
+              <w:rPr>
+                <w:rFonts w:ascii="Arial" w:hAnsi="Arial"/>
+                <w:b w:val="0"/>
+                <w:color w:val="181B1F"/>
+                <w:sz w:val="15"/>
+              </w:rPr>
+              <w:t>1.000</w:t>
+            </w:r>
+          </w:p>
+        </w:tc>
+        <w:tc>
+          <w:tcPr>
+            <w:tcW w:type="dxa" w:w="1768"/>
+            <w:vAlign w:val="center"/>
+            <w:tcBorders>
+              <w:top w:val="single" w:sz="4" w:color="B9C2CC"/>
+              <w:left w:val="single" w:sz="4" w:color="B9C2CC"/>
+              <w:bottom w:val="single" w:sz="4" w:color="B9C2CC"/>
+              <w:right w:val="single" w:sz="4" w:color="B9C2CC"/>
+              <w:insideH w:val="single" w:sz="4" w:color="B9C2CC"/>
+              <w:insideV w:val="single" w:sz="4" w:color="B9C2CC"/>
+            </w:tcBorders>
+            <w:tcMar>
+              <w:top w:w="55" w:type="dxa"/>
+              <w:bottom w:w="55" w:type="dxa"/>
+              <w:start w:w="110" w:type="dxa"/>
+              <w:end w:w="110" w:type="dxa"/>
+            </w:tcMar>
+          </w:tcPr>
+          <w:p>
+            <w:pPr>
+              <w:spacing w:before="0" w:after="0" w:line="252" w:lineRule="auto"/>
+              <w:jc w:val="center"/>
+            </w:pPr>
+            <w:r>
+              <w:rPr>
+                <w:rFonts w:ascii="Arial" w:hAnsi="Arial"/>
+                <w:b w:val="0"/>
+                <w:color w:val="181B1F"/>
+                <w:sz w:val="15"/>
+              </w:rPr>
+              <w:t>0.000</w:t>
+            </w:r>
+          </w:p>
+        </w:tc>
+      </w:tr>
+      <w:tr>
+        <w:trPr>
+          <w:trHeight w:hRule="atLeast"/>
+        </w:trPr>
+        <w:tc>
+          <w:tcPr>
+            <w:tcW w:type="dxa" w:w="2176"/>
+            <w:vAlign w:val="center"/>
+            <w:tcBorders>
+              <w:top w:val="single" w:sz="4" w:color="B9C2CC"/>
+              <w:left w:val="single" w:sz="4" w:color="B9C2CC"/>
+              <w:bottom w:val="single" w:sz="4" w:color="B9C2CC"/>
+              <w:right w:val="single" w:sz="4" w:color="B9C2CC"/>
+              <w:insideH w:val="single" w:sz="4" w:color="B9C2CC"/>
+              <w:insideV w:val="single" w:sz="4" w:color="B9C2CC"/>
+            </w:tcBorders>
+            <w:tcMar>
+              <w:top w:w="55" w:type="dxa"/>
+              <w:bottom w:w="55" w:type="dxa"/>
+              <w:start w:w="110" w:type="dxa"/>
+              <w:end w:w="110" w:type="dxa"/>
+            </w:tcMar>
+          </w:tcPr>
+          <w:p>
+            <w:pPr>
+              <w:spacing w:before="0" w:after="0" w:line="252" w:lineRule="auto"/>
+              <w:jc w:val="left"/>
+            </w:pPr>
+            <w:r>
+              <w:rPr>
+                <w:rFonts w:ascii="Arial" w:hAnsi="Arial"/>
+                <w:b w:val="0"/>
+                <w:color w:val="181B1F"/>
+                <w:sz w:val="15"/>
+              </w:rPr>
+              <w:t>Historical pilot</w:t>
+            </w:r>
+          </w:p>
+        </w:tc>
+        <w:tc>
+          <w:tcPr>
+            <w:tcW w:type="dxa" w:w="1904"/>
+            <w:vAlign w:val="center"/>
+            <w:tcBorders>
+              <w:top w:val="single" w:sz="4" w:color="B9C2CC"/>
+              <w:left w:val="single" w:sz="4" w:color="B9C2CC"/>
+              <w:bottom w:val="single" w:sz="4" w:color="B9C2CC"/>
+              <w:right w:val="single" w:sz="4" w:color="B9C2CC"/>
+              <w:insideH w:val="single" w:sz="4" w:color="B9C2CC"/>
+              <w:insideV w:val="single" w:sz="4" w:color="B9C2CC"/>
+            </w:tcBorders>
+            <w:tcMar>
+              <w:top w:w="55" w:type="dxa"/>
+              <w:bottom w:w="55" w:type="dxa"/>
+              <w:start w:w="110" w:type="dxa"/>
+              <w:end w:w="110" w:type="dxa"/>
+            </w:tcMar>
+          </w:tcPr>
+          <w:p>
+            <w:pPr>
+              <w:spacing w:before="0" w:after="0" w:line="252" w:lineRule="auto"/>
+              <w:jc w:val="left"/>
+            </w:pPr>
+            <w:r>
+              <w:rPr>
+                <w:rFonts w:ascii="Arial" w:hAnsi="Arial"/>
+                <w:b w:val="0"/>
+                <w:color w:val="181B1F"/>
+                <w:sz w:val="15"/>
+              </w:rPr>
+              <w:t>evidence_aware</w:t>
+            </w:r>
+          </w:p>
+        </w:tc>
+        <w:tc>
+          <w:tcPr>
+            <w:tcW w:type="dxa" w:w="816"/>
+            <w:vAlign w:val="center"/>
+            <w:tcBorders>
+              <w:top w:val="single" w:sz="4" w:color="B9C2CC"/>
+              <w:left w:val="single" w:sz="4" w:color="B9C2CC"/>
+              <w:bottom w:val="single" w:sz="4" w:color="B9C2CC"/>
+              <w:right w:val="single" w:sz="4" w:color="B9C2CC"/>
+              <w:insideH w:val="single" w:sz="4" w:color="B9C2CC"/>
+              <w:insideV w:val="single" w:sz="4" w:color="B9C2CC"/>
+            </w:tcBorders>
+            <w:tcMar>
+              <w:top w:w="55" w:type="dxa"/>
+              <w:bottom w:w="55" w:type="dxa"/>
+              <w:start w:w="110" w:type="dxa"/>
+              <w:end w:w="110" w:type="dxa"/>
+            </w:tcMar>
+          </w:tcPr>
+          <w:p>
+            <w:pPr>
+              <w:spacing w:before="0" w:after="0" w:line="252" w:lineRule="auto"/>
+              <w:jc w:val="left"/>
+            </w:pPr>
+            <w:r>
+              <w:rPr>
+                <w:rFonts w:ascii="Arial" w:hAnsi="Arial"/>
+                <w:b w:val="0"/>
+                <w:color w:val="181B1F"/>
+                <w:sz w:val="15"/>
+              </w:rPr>
+              <w:t>1</w:t>
+            </w:r>
+          </w:p>
+        </w:tc>
+        <w:tc>
+          <w:tcPr>
+            <w:tcW w:type="dxa" w:w="816"/>
+            <w:vAlign w:val="center"/>
+            <w:tcBorders>
+              <w:top w:val="single" w:sz="4" w:color="B9C2CC"/>
+              <w:left w:val="single" w:sz="4" w:color="B9C2CC"/>
+              <w:bottom w:val="single" w:sz="4" w:color="B9C2CC"/>
+              <w:right w:val="single" w:sz="4" w:color="B9C2CC"/>
+              <w:insideH w:val="single" w:sz="4" w:color="B9C2CC"/>
+              <w:insideV w:val="single" w:sz="4" w:color="B9C2CC"/>
+            </w:tcBorders>
+            <w:tcMar>
+              <w:top w:w="55" w:type="dxa"/>
+              <w:bottom w:w="55" w:type="dxa"/>
+              <w:start w:w="110" w:type="dxa"/>
+              <w:end w:w="110" w:type="dxa"/>
+            </w:tcMar>
+          </w:tcPr>
+          <w:p>
+            <w:pPr>
+              <w:spacing w:before="0" w:after="0" w:line="252" w:lineRule="auto"/>
+              <w:jc w:val="center"/>
+            </w:pPr>
+            <w:r>
+              <w:rPr>
+                <w:rFonts w:ascii="Arial" w:hAnsi="Arial"/>
+                <w:b w:val="0"/>
+                <w:color w:val="181B1F"/>
+                <w:sz w:val="15"/>
+              </w:rPr>
+              <w:t>1.000</w:t>
+            </w:r>
+          </w:p>
+        </w:tc>
+        <w:tc>
+          <w:tcPr>
+            <w:tcW w:type="dxa" w:w="1088"/>
+            <w:vAlign w:val="center"/>
+            <w:tcBorders>
+              <w:top w:val="single" w:sz="4" w:color="B9C2CC"/>
+              <w:left w:val="single" w:sz="4" w:color="B9C2CC"/>
+              <w:bottom w:val="single" w:sz="4" w:color="B9C2CC"/>
+              <w:right w:val="single" w:sz="4" w:color="B9C2CC"/>
+              <w:insideH w:val="single" w:sz="4" w:color="B9C2CC"/>
+              <w:insideV w:val="single" w:sz="4" w:color="B9C2CC"/>
+            </w:tcBorders>
+            <w:tcMar>
+              <w:top w:w="55" w:type="dxa"/>
+              <w:bottom w:w="55" w:type="dxa"/>
+              <w:start w:w="110" w:type="dxa"/>
+              <w:end w:w="110" w:type="dxa"/>
+            </w:tcMar>
+          </w:tcPr>
+          <w:p>
+            <w:pPr>
+              <w:spacing w:before="0" w:after="0" w:line="252" w:lineRule="auto"/>
+              <w:jc w:val="center"/>
+            </w:pPr>
+            <w:r>
+              <w:rPr>
+                <w:rFonts w:ascii="Arial" w:hAnsi="Arial"/>
+                <w:b w:val="0"/>
+                <w:color w:val="181B1F"/>
+                <w:sz w:val="15"/>
+              </w:rPr>
+              <w:t>1.000</w:t>
+            </w:r>
+          </w:p>
+        </w:tc>
+        <w:tc>
+          <w:tcPr>
+            <w:tcW w:type="dxa" w:w="1224"/>
+            <w:vAlign w:val="center"/>
+            <w:tcBorders>
+              <w:top w:val="single" w:sz="4" w:color="B9C2CC"/>
+              <w:left w:val="single" w:sz="4" w:color="B9C2CC"/>
+              <w:bottom w:val="single" w:sz="4" w:color="B9C2CC"/>
+              <w:right w:val="single" w:sz="4" w:color="B9C2CC"/>
+              <w:insideH w:val="single" w:sz="4" w:color="B9C2CC"/>
+              <w:insideV w:val="single" w:sz="4" w:color="B9C2CC"/>
+            </w:tcBorders>
+            <w:tcMar>
+              <w:top w:w="55" w:type="dxa"/>
+              <w:bottom w:w="55" w:type="dxa"/>
+              <w:start w:w="110" w:type="dxa"/>
+              <w:end w:w="110" w:type="dxa"/>
+            </w:tcMar>
+          </w:tcPr>
+          <w:p>
+            <w:pPr>
+              <w:spacing w:before="0" w:after="0" w:line="252" w:lineRule="auto"/>
+              <w:jc w:val="center"/>
+            </w:pPr>
+            <w:r>
+              <w:rPr>
+                <w:rFonts w:ascii="Arial" w:hAnsi="Arial"/>
+                <w:b w:val="0"/>
+                <w:color w:val="181B1F"/>
+                <w:sz w:val="15"/>
+              </w:rPr>
+              <w:t>1.000</w:t>
+            </w:r>
+          </w:p>
+        </w:tc>
+        <w:tc>
+          <w:tcPr>
+            <w:tcW w:type="dxa" w:w="1768"/>
+            <w:vAlign w:val="center"/>
+            <w:tcBorders>
+              <w:top w:val="single" w:sz="4" w:color="B9C2CC"/>
+              <w:left w:val="single" w:sz="4" w:color="B9C2CC"/>
+              <w:bottom w:val="single" w:sz="4" w:color="B9C2CC"/>
+              <w:right w:val="single" w:sz="4" w:color="B9C2CC"/>
+              <w:insideH w:val="single" w:sz="4" w:color="B9C2CC"/>
+              <w:insideV w:val="single" w:sz="4" w:color="B9C2CC"/>
+            </w:tcBorders>
+            <w:tcMar>
+              <w:top w:w="55" w:type="dxa"/>
+              <w:bottom w:w="55" w:type="dxa"/>
+              <w:start w:w="110" w:type="dxa"/>
+              <w:end w:w="110" w:type="dxa"/>
+            </w:tcMar>
+          </w:tcPr>
+          <w:p>
+            <w:pPr>
+              <w:spacing w:before="0" w:after="0" w:line="252" w:lineRule="auto"/>
+              <w:jc w:val="center"/>
+            </w:pPr>
+            <w:r>
+              <w:rPr>
+                <w:rFonts w:ascii="Arial" w:hAnsi="Arial"/>
+                <w:b w:val="0"/>
+                <w:color w:val="181B1F"/>
+                <w:sz w:val="15"/>
+              </w:rPr>
+              <w:t>0.000</w:t>
+            </w:r>
+          </w:p>
+        </w:tc>
+      </w:tr>
+    </w:tbl>
+    <w:p>
+      <w:pPr>
+        <w:spacing w:before="80" w:after="80"/>
+      </w:pPr>
+    </w:p>
+    <w:p>
+      <w:r>
+        <w:rPr>
+          <w:rFonts w:ascii="Times New Roman" w:hAnsi="Times New Roman"/>
+          <w:b w:val="0"/>
+          <w:i/>
+          <w:color w:val="181B1F"/>
+          <w:sz w:val="19"/>
+        </w:rPr>
+        <w:t>Synthetic results validate engineering behavior only. The historical result is one manually curated retrospective case and cannot estimate generalization or prospective discovery performance.</w:t>
+      </w:r>
+    </w:p>
+    <w:p>
+      <w:pPr>
+        <w:pStyle w:val="Heading1"/>
+      </w:pPr>
+      <w:r>
+        <w:t>S6. Deterministic validation results</w:t>
       </w:r>
     </w:p>
     <w:tbl>
@@ -2524,7 +9515,7 @@
                 <w:color w:val="181B1F"/>
                 <w:sz w:val="16"/>
               </w:rPr>
-              <w:t>0.89</w:t>
+              <w:t>0.86</w:t>
             </w:r>
           </w:p>
         </w:tc>
@@ -2774,7 +9765,7 @@
                 <w:color w:val="181B1F"/>
                 <w:sz w:val="16"/>
               </w:rPr>
-              <w:t>0.70</w:t>
+              <w:t>0.80</w:t>
             </w:r>
           </w:p>
         </w:tc>
@@ -3024,7 +10015,7 @@
                 <w:color w:val="181B1F"/>
                 <w:sz w:val="16"/>
               </w:rPr>
-              <w:t>1.54</w:t>
+              <w:t>1.57</w:t>
             </w:r>
           </w:p>
         </w:tc>
@@ -3099,7 +10090,7 @@
                 <w:color w:val="181B1F"/>
                 <w:sz w:val="16"/>
               </w:rPr>
-              <w:t>918</w:t>
+              <w:t>937</w:t>
             </w:r>
           </w:p>
         </w:tc>
@@ -3134,7 +10125,7 @@
                 <w:color w:val="181B1F"/>
                 <w:sz w:val="16"/>
               </w:rPr>
-              <w:t>912</w:t>
+              <w:t>931</w:t>
             </w:r>
           </w:p>
         </w:tc>
@@ -3274,7 +10265,7 @@
                 <w:color w:val="181B1F"/>
                 <w:sz w:val="16"/>
               </w:rPr>
-              <w:t>67.63</w:t>
+              <w:t>71.00</w:t>
             </w:r>
           </w:p>
         </w:tc>
@@ -3524,7 +10515,7 @@
                 <w:color w:val="181B1F"/>
                 <w:sz w:val="16"/>
               </w:rPr>
-              <w:t>1.15</w:t>
+              <w:t>1.20</w:t>
             </w:r>
           </w:p>
         </w:tc>
@@ -3552,7 +10543,7 @@
         <w:pStyle w:val="Heading1"/>
       </w:pPr>
       <w:r>
-        <w:t>S5. Measurement-repair acceptance criteria</w:t>
+        <w:t>S7. Measurement-repair acceptance criteria</w:t>
       </w:r>
     </w:p>
     <w:p>
@@ -3662,10 +10653,31 @@
     </w:p>
     <w:p>
       <w:pPr>
+        <w:pStyle w:val="ListBullet"/>
+      </w:pPr>
+      <w:r>
+        <w:rPr>
+          <w:rFonts w:ascii="Times New Roman" w:hAnsi="Times New Roman"/>
+          <w:color w:val="181B1F"/>
+          <w:sz w:val="22"/>
+        </w:rPr>
+        <w:t xml:space="preserve"> </w:t>
+      </w:r>
+      <w:r>
+        <w:rPr>
+          <w:rFonts w:ascii="Times New Roman" w:hAnsi="Times New Roman"/>
+          <w:color w:val="181B1F"/>
+          <w:sz w:val="22"/>
+        </w:rPr>
+        <w:t>Temporal leakage, duplicate sources, prompt-injection quarantine, independent evidence bridges, and abstention are regression-tested.</w:t>
+      </w:r>
+    </w:p>
+    <w:p>
+      <w:pPr>
         <w:pStyle w:val="Heading1"/>
       </w:pPr>
       <w:r>
-        <w:t>S6. Interpretation and unavailable live lanes</w:t>
+        <w:t>S8. Interpretation and unavailable live lanes</w:t>
       </w:r>
     </w:p>
     <w:p>
@@ -3685,7 +10697,7 @@
         <w:pStyle w:val="Heading1"/>
       </w:pPr>
       <w:r>
-        <w:t>S7. bioRxiv packaging notes</w:t>
+        <w:t>S9. bioRxiv packaging notes</w:t>
       </w:r>
     </w:p>
     <w:p>

--- a/preprint/Plato-Bio-Supplement.docx
+++ b/preprint/Plato-Bio-Supplement.docx
@@ -10844,18 +10844,8 @@
   <w:p>
     <w:pPr>
       <w:pStyle w:val="Footer"/>
-      <w:jc w:val="right"/>
     </w:pPr>
-    <w:r>
-      <w:rPr>
-        <w:rFonts w:ascii="Arial" w:hAnsi="Arial"/>
-        <w:color w:val="555F69"/>
-        <w:sz w:val="18"/>
-      </w:rPr>
-      <w:fldChar w:fldCharType="begin"/>
-      <w:instrText xml:space="preserve"> PAGE </w:instrText>
-      <w:fldChar w:fldCharType="end"/>
-    </w:r>
+    <w:r/>
   </w:p>
 </w:ftr>
 </file>
